--- a/baocao.docx
+++ b/baocao.docx
@@ -2112,9 +2112,64 @@
     <w:p>
       <w:pPr>
         <w:pStyle w:val="Heading3"/>
+        <w:rPr>
+          <w:lang w:val="vi-VN"/>
+        </w:rPr>
       </w:pPr>
       <w:r>
         <w:t>Mô hình ERD</w:t>
+      </w:r>
+    </w:p>
+    <w:p>
+      <w:pPr>
+        <w:rPr>
+          <w:lang w:val="vi-VN"/>
+        </w:rPr>
+      </w:pPr>
+      <w:r>
+        <w:rPr>
+          <w:lang w:val="vi-VN"/>
+        </w:rPr>
+        <w:drawing>
+          <wp:inline distT="0" distB="0" distL="0" distR="0" wp14:anchorId="1EEAE99B" wp14:editId="1CD0D27E">
+            <wp:extent cx="5580380" cy="4031615"/>
+            <wp:effectExtent l="19050" t="19050" r="20320" b="26035"/>
+            <wp:docPr id="509271290" name="Picture 1"/>
+            <wp:cNvGraphicFramePr>
+              <a:graphicFrameLocks xmlns:a="http://schemas.openxmlformats.org/drawingml/2006/main" noChangeAspect="1"/>
+            </wp:cNvGraphicFramePr>
+            <a:graphic xmlns:a="http://schemas.openxmlformats.org/drawingml/2006/main">
+              <a:graphicData uri="http://schemas.openxmlformats.org/drawingml/2006/picture">
+                <pic:pic xmlns:pic="http://schemas.openxmlformats.org/drawingml/2006/picture">
+                  <pic:nvPicPr>
+                    <pic:cNvPr id="509271290" name=""/>
+                    <pic:cNvPicPr/>
+                  </pic:nvPicPr>
+                  <pic:blipFill>
+                    <a:blip r:embed="rId9"/>
+                    <a:stretch>
+                      <a:fillRect/>
+                    </a:stretch>
+                  </pic:blipFill>
+                  <pic:spPr>
+                    <a:xfrm>
+                      <a:off x="0" y="0"/>
+                      <a:ext cx="5580380" cy="4031615"/>
+                    </a:xfrm>
+                    <a:prstGeom prst="rect">
+                      <a:avLst/>
+                    </a:prstGeom>
+                    <a:ln>
+                      <a:solidFill>
+                        <a:schemeClr val="tx1"/>
+                      </a:solidFill>
+                    </a:ln>
+                  </pic:spPr>
+                </pic:pic>
+              </a:graphicData>
+            </a:graphic>
+          </wp:inline>
+        </w:drawing>
       </w:r>
     </w:p>
     <w:p>
@@ -2570,6 +2625,7 @@
         <w:rPr>
           <w:lang w:val="vi-VN"/>
         </w:rPr>
+        <w:lastRenderedPageBreak/>
         <w:t>Tên t</w:t>
       </w:r>
       <w:r>
@@ -3094,7 +3150,6 @@
               <w:jc w:val="left"/>
             </w:pPr>
             <w:r>
-              <w:lastRenderedPageBreak/>
               <w:t>5</w:t>
             </w:r>
           </w:p>
@@ -3673,6 +3728,7 @@
               <w:jc w:val="left"/>
             </w:pPr>
             <w:r>
+              <w:lastRenderedPageBreak/>
               <w:t>2</w:t>
             </w:r>
           </w:p>
@@ -4185,7 +4241,6 @@
         <w:rPr>
           <w:lang w:val="vi-VN"/>
         </w:rPr>
-        <w:lastRenderedPageBreak/>
         <w:t xml:space="preserve">Mô tả thực thể: </w:t>
       </w:r>
       <w:r>
@@ -4781,7 +4836,11 @@
         <w:t>D</w:t>
       </w:r>
       <w:r>
-        <w:t>ùng để lưu trữ thông tin về các đơn vị vận chuyển tham gia vào quá trình giao hàng của hệ thống. Mỗi đơn vị vận chuyển được xác định bởi ShipperID và có các thông tin như tên đơn vị vận chuyển và số điện thoại liên hệ. Thông tin trong thực thể này được sử dụng để xác định đơn vị chịu trách nhiệm vận chuyển cho từng đơn hàng.</w:t>
+        <w:t xml:space="preserve">ùng để lưu trữ thông tin về các đơn vị vận chuyển tham gia vào quá trình giao hàng của hệ thống. Mỗi đơn vị vận chuyển được xác định bởi </w:t>
+      </w:r>
+      <w:r>
+        <w:lastRenderedPageBreak/>
+        <w:t>ShipperID và có các thông tin như tên đơn vị vận chuyển và số điện thoại liên hệ. Thông tin trong thực thể này được sử dụng để xác định đơn vị chịu trách nhiệm vận chuyển cho từng đơn hàng.</w:t>
       </w:r>
     </w:p>
     <w:tbl>
@@ -5179,7 +5238,6 @@
         <w:rPr>
           <w:lang w:val="vi-VN"/>
         </w:rPr>
-        <w:lastRenderedPageBreak/>
         <w:t xml:space="preserve">Mô tả thực thể: </w:t>
       </w:r>
       <w:r>
@@ -5798,6 +5856,7 @@
               <w:jc w:val="left"/>
             </w:pPr>
             <w:r>
+              <w:lastRenderedPageBreak/>
               <w:t>7</w:t>
             </w:r>
           </w:p>
@@ -6166,11 +6225,7 @@
         <w:t>D</w:t>
       </w:r>
       <w:r>
-        <w:t xml:space="preserve">ùng để lưu trữ thông tin hình ảnh của sản phẩm. Mỗi hình ảnh được xác định bởi ProductImageID và liên kết với một sản phẩm thông qua ProductID. Thực thể lưu tên hoặc đường dẫn hình ảnh, nội dung mô tả hình ảnh, trạng </w:t>
-      </w:r>
-      <w:r>
-        <w:lastRenderedPageBreak/>
-        <w:t>thái hình ảnh chính và thứ tự hiển thị. Một sản phẩm có thể có nhiều hình ảnh khác nhau, giúp hệ thống hiển thị sản phẩm đầy đủ và trực quan hơn.</w:t>
+        <w:t>ùng để lưu trữ thông tin hình ảnh của sản phẩm. Mỗi hình ảnh được xác định bởi ProductImageID và liên kết với một sản phẩm thông qua ProductID. Thực thể lưu tên hoặc đường dẫn hình ảnh, nội dung mô tả hình ảnh, trạng thái hình ảnh chính và thứ tự hiển thị. Một sản phẩm có thể có nhiều hình ảnh khác nhau, giúp hệ thống hiển thị sản phẩm đầy đủ và trực quan hơn.</w:t>
       </w:r>
     </w:p>
     <w:tbl>
@@ -6704,6 +6759,7 @@
               <w:jc w:val="left"/>
             </w:pPr>
             <w:r>
+              <w:lastRenderedPageBreak/>
               <w:t>6</w:t>
             </w:r>
           </w:p>
@@ -7204,7 +7260,6 @@
               <w:jc w:val="left"/>
             </w:pPr>
             <w:r>
-              <w:lastRenderedPageBreak/>
               <w:t>4</w:t>
             </w:r>
           </w:p>
@@ -7717,21 +7772,26 @@
               <w:cnfStyle w:val="000000000000" w:firstRow="0" w:lastRow="0" w:firstColumn="0" w:lastColumn="0" w:oddVBand="0" w:evenVBand="0" w:oddHBand="0" w:evenHBand="0" w:firstRowFirstColumn="0" w:firstRowLastColumn="0" w:lastRowFirstColumn="0" w:lastRowLastColumn="0"/>
             </w:pPr>
             <w:r>
-              <w:t>Đơn giá sản phẩm tại thời điểm đặt hàng</w:t>
-            </w:r>
-          </w:p>
-        </w:tc>
-        <w:tc>
-          <w:tcPr>
-            <w:tcW w:w="0" w:type="auto"/>
-            <w:hideMark/>
-          </w:tcPr>
-          <w:p>
-            <w:pPr>
-              <w:spacing w:after="160" w:line="259" w:lineRule="auto"/>
-              <w:cnfStyle w:val="000000000000" w:firstRow="0" w:lastRow="0" w:firstColumn="0" w:lastColumn="0" w:oddVBand="0" w:evenVBand="0" w:oddHBand="0" w:evenHBand="0" w:firstRowFirstColumn="0" w:firstRowLastColumn="0" w:lastRowFirstColumn="0" w:lastRowLastColumn="0"/>
-            </w:pPr>
-            <w:r>
+              <w:t xml:space="preserve">Đơn giá sản phẩm tại thời </w:t>
+            </w:r>
+            <w:r>
+              <w:lastRenderedPageBreak/>
+              <w:t>điểm đặt hàng</w:t>
+            </w:r>
+          </w:p>
+        </w:tc>
+        <w:tc>
+          <w:tcPr>
+            <w:tcW w:w="0" w:type="auto"/>
+            <w:hideMark/>
+          </w:tcPr>
+          <w:p>
+            <w:pPr>
+              <w:spacing w:after="160" w:line="259" w:lineRule="auto"/>
+              <w:cnfStyle w:val="000000000000" w:firstRow="0" w:lastRow="0" w:firstColumn="0" w:lastColumn="0" w:oddVBand="0" w:evenVBand="0" w:oddHBand="0" w:evenHBand="0" w:firstRowFirstColumn="0" w:firstRowLastColumn="0" w:lastRowFirstColumn="0" w:lastRowLastColumn="0"/>
+            </w:pPr>
+            <w:r>
+              <w:lastRenderedPageBreak/>
               <w:t>DECIMAL(12,2)</w:t>
             </w:r>
           </w:p>
@@ -7948,79 +8008,79 @@
         <w:pStyle w:val="NOIDUNG"/>
       </w:pPr>
       <w:r>
+        <w:t>Tác nhân bên ngoài của hệ thống là Khách hàng. Khách hàng tương tác với hệ thống để thực hiện các hoạt động mua hàng và cung cấp các thông tin cần thiết cho quá trình đặt hàng.</w:t>
+      </w:r>
+    </w:p>
+    <w:p>
+      <w:pPr>
+        <w:pStyle w:val="NOIDUNG"/>
+      </w:pPr>
+      <w:r>
+        <w:t>Từ Khách hàng đến Hệ thống, có các luồng dữ liệu chính gồm:</w:t>
+      </w:r>
+    </w:p>
+    <w:p>
+      <w:pPr>
+        <w:pStyle w:val="NOIDUNG"/>
+      </w:pPr>
+      <w:r>
+        <w:t>Yêu cầu xem sản phẩm: Khách hàng gửi yêu cầu xem danh sách hoặc thông tin sản phẩm cần mua.</w:t>
+      </w:r>
+    </w:p>
+    <w:p>
+      <w:pPr>
+        <w:pStyle w:val="NOIDUNG"/>
+      </w:pPr>
+      <w:r>
+        <w:t>Thông tin khách hàng: Khách hàng cung cấp các thông tin cần thiết để thực hiện đặt hàng.</w:t>
+      </w:r>
+    </w:p>
+    <w:p>
+      <w:pPr>
+        <w:pStyle w:val="NOIDUNG"/>
+      </w:pPr>
+      <w:r>
+        <w:t>Thông tin đặt hàng: Khách hàng gửi thông tin về sản phẩm và số lượng cần đặt.</w:t>
+      </w:r>
+    </w:p>
+    <w:p>
+      <w:pPr>
+        <w:pStyle w:val="NOIDUNG"/>
+      </w:pPr>
+      <w:r>
+        <w:t>Từ Hệ thống đến Khách hàng, hệ thống trả về các luồng dữ liệu gồm:</w:t>
+      </w:r>
+    </w:p>
+    <w:p>
+      <w:pPr>
+        <w:pStyle w:val="NOIDUNG"/>
+      </w:pPr>
+      <w:r>
+        <w:t>Thông tin sản phẩm: Cung cấp thông tin về sản phẩm để khách hàng xem và lựa chọn.</w:t>
+      </w:r>
+    </w:p>
+    <w:p>
+      <w:pPr>
+        <w:pStyle w:val="NOIDUNG"/>
+      </w:pPr>
+      <w:r>
+        <w:t>Kết quả đặt hàng: Thông báo kết quả xử lý yêu cầu đặt hàng.</w:t>
+      </w:r>
+    </w:p>
+    <w:p>
+      <w:pPr>
+        <w:pStyle w:val="NOIDUNG"/>
+      </w:pPr>
+      <w:r>
+        <w:t>Xác nhận đơn hàng: Cung cấp thông tin xác nhận sau khi đơn hàng được tạo thành công.</w:t>
+      </w:r>
+    </w:p>
+    <w:p>
+      <w:pPr>
+        <w:pStyle w:val="NOIDUNG"/>
+      </w:pPr>
+      <w:r>
         <w:lastRenderedPageBreak/>
-        <w:t>Tác nhân bên ngoài của hệ thống là Khách hàng. Khách hàng tương tác với hệ thống để thực hiện các hoạt động mua hàng và cung cấp các thông tin cần thiết cho quá trình đặt hàng.</w:t>
-      </w:r>
-    </w:p>
-    <w:p>
-      <w:pPr>
-        <w:pStyle w:val="NOIDUNG"/>
-      </w:pPr>
-      <w:r>
-        <w:t>Từ Khách hàng đến Hệ thống, có các luồng dữ liệu chính gồm:</w:t>
-      </w:r>
-    </w:p>
-    <w:p>
-      <w:pPr>
-        <w:pStyle w:val="NOIDUNG"/>
-      </w:pPr>
-      <w:r>
-        <w:t>Yêu cầu xem sản phẩm: Khách hàng gửi yêu cầu xem danh sách hoặc thông tin sản phẩm cần mua.</w:t>
-      </w:r>
-    </w:p>
-    <w:p>
-      <w:pPr>
-        <w:pStyle w:val="NOIDUNG"/>
-      </w:pPr>
-      <w:r>
-        <w:t>Thông tin khách hàng: Khách hàng cung cấp các thông tin cần thiết để thực hiện đặt hàng.</w:t>
-      </w:r>
-    </w:p>
-    <w:p>
-      <w:pPr>
-        <w:pStyle w:val="NOIDUNG"/>
-      </w:pPr>
-      <w:r>
-        <w:t>Thông tin đặt hàng: Khách hàng gửi thông tin về sản phẩm và số lượng cần đặt.</w:t>
-      </w:r>
-    </w:p>
-    <w:p>
-      <w:pPr>
-        <w:pStyle w:val="NOIDUNG"/>
-      </w:pPr>
-      <w:r>
-        <w:t>Từ Hệ thống đến Khách hàng, hệ thống trả về các luồng dữ liệu gồm:</w:t>
-      </w:r>
-    </w:p>
-    <w:p>
-      <w:pPr>
-        <w:pStyle w:val="NOIDUNG"/>
-      </w:pPr>
-      <w:r>
-        <w:t>Thông tin sản phẩm: Cung cấp thông tin về sản phẩm để khách hàng xem và lựa chọn.</w:t>
-      </w:r>
-    </w:p>
-    <w:p>
-      <w:pPr>
-        <w:pStyle w:val="NOIDUNG"/>
-      </w:pPr>
-      <w:r>
-        <w:t>Kết quả đặt hàng: Thông báo kết quả xử lý yêu cầu đặt hàng.</w:t>
-      </w:r>
-    </w:p>
-    <w:p>
-      <w:pPr>
-        <w:pStyle w:val="NOIDUNG"/>
-      </w:pPr>
-      <w:r>
-        <w:t>Xác nhận đơn hàng: Cung cấp thông tin xác nhận sau khi đơn hàng được tạo thành công.</w:t>
-      </w:r>
-    </w:p>
-    <w:p>
-      <w:pPr>
-        <w:pStyle w:val="NOIDUNG"/>
-      </w:pPr>
-      <w:r>
         <w:t>Như vậy, DFD mức ngữ cảnh xác định ranh giới của hệ thống và thể hiện quá trình trao đổi dữ liệu giữa Khách hàng và Hệ thống website bán hàng trực tuyến. Các thành phần xử lý bên trong như products, customers, orders, orderdetail, shippers và cơ sở dữ liệu MySQL không được thể hiện ở mức này mà sẽ được phân tích chi tiết ở các mức DFD tiếp theo.</w:t>
       </w:r>
     </w:p>
@@ -8042,7 +8102,6 @@
           <w:noProof/>
           <w:lang w:val="vi-VN"/>
         </w:rPr>
-        <w:lastRenderedPageBreak/>
         <w:drawing>
           <wp:inline distT="0" distB="0" distL="0" distR="0" wp14:anchorId="0DCAA5E4" wp14:editId="19626597">
             <wp:extent cx="5580380" cy="2350135"/>
@@ -8059,7 +8118,7 @@
                     <pic:cNvPicPr/>
                   </pic:nvPicPr>
                   <pic:blipFill>
-                    <a:blip r:embed="rId9"/>
+                    <a:blip r:embed="rId10"/>
                     <a:stretch>
                       <a:fillRect/>
                     </a:stretch>
@@ -8101,10 +8160,34 @@
     <w:p>
       <w:pPr>
         <w:pStyle w:val="Heading2"/>
+        <w:rPr>
+          <w:lang w:val="vi-VN"/>
+        </w:rPr>
       </w:pPr>
       <w:r>
         <w:t>Thiết kế giao diện</w:t>
       </w:r>
+    </w:p>
+    <w:p>
+      <w:pPr>
+        <w:pStyle w:val="Heading3"/>
+        <w:rPr>
+          <w:lang w:val="vi-VN"/>
+        </w:rPr>
+      </w:pPr>
+      <w:r>
+        <w:rPr>
+          <w:lang w:val="vi-VN"/>
+        </w:rPr>
+        <w:t>Sơ đồ website</w:t>
+      </w:r>
+    </w:p>
+    <w:p>
+      <w:pPr>
+        <w:rPr>
+          <w:lang w:val="vi-VN"/>
+        </w:rPr>
+      </w:pPr>
     </w:p>
     <w:p>
       <w:pPr>

--- a/baocao.docx
+++ b/baocao.docx
@@ -68,7 +68,7 @@
                     <pic:cNvPicPr/>
                   </pic:nvPicPr>
                   <pic:blipFill>
-                    <a:blip r:embed="rId7" cstate="print">
+                    <a:blip r:embed="rId8" cstate="print">
                       <a:extLst>
                         <a:ext uri="{28A0092B-C50C-407E-A947-70E740481C1C}">
                           <a14:useLocalDpi xmlns:a14="http://schemas.microsoft.com/office/drawing/2010/main" val="0"/>
@@ -582,6 +582,7 @@
         <w:rPr>
           <w:sz w:val="32"/>
           <w:szCs w:val="32"/>
+          <w:lang w:val="vi-VN"/>
         </w:rPr>
       </w:pPr>
       <w:r>
@@ -589,23 +590,38 @@
           <w:sz w:val="32"/>
           <w:szCs w:val="32"/>
         </w:rPr>
-        <w:t>Lớp: DA23TTA</w:t>
-      </w:r>
-    </w:p>
-    <w:p>
-      <w:pPr>
-        <w:ind w:left="170"/>
+        <w:t xml:space="preserve">Lớp: </w:t>
+      </w:r>
+      <w:r>
         <w:rPr>
           <w:sz w:val="32"/>
           <w:szCs w:val="32"/>
         </w:rPr>
-      </w:pPr>
-      <w:r>
+        <w:t>DA23TTB</w:t>
+      </w:r>
+    </w:p>
+    <w:p>
+      <w:pPr>
+        <w:ind w:left="170"/>
         <w:rPr>
           <w:sz w:val="32"/>
           <w:szCs w:val="32"/>
-        </w:rPr>
-        <w:t>MSSV: 110123001</w:t>
+          <w:lang w:val="vi-VN"/>
+        </w:rPr>
+      </w:pPr>
+      <w:r>
+        <w:rPr>
+          <w:sz w:val="32"/>
+          <w:szCs w:val="32"/>
+        </w:rPr>
+        <w:t xml:space="preserve">MSSV: </w:t>
+      </w:r>
+      <w:r>
+        <w:rPr>
+          <w:sz w:val="32"/>
+          <w:szCs w:val="32"/>
+        </w:rPr>
+        <w:t>110123057</w:t>
       </w:r>
     </w:p>
     <w:p>
@@ -826,15 +842,2017 @@
         <w:br w:type="page"/>
       </w:r>
     </w:p>
-    <w:p>
-      <w:pPr>
-        <w:pStyle w:val="DEMUC"/>
-      </w:pPr>
-      <w:r>
-        <w:lastRenderedPageBreak/>
-        <w:t>MỤC LỤC</w:t>
-      </w:r>
-    </w:p>
+    <w:sdt>
+      <w:sdtPr>
+        <w:id w:val="2108995431"/>
+        <w:docPartObj>
+          <w:docPartGallery w:val="Table of Contents"/>
+          <w:docPartUnique/>
+        </w:docPartObj>
+      </w:sdtPr>
+      <w:sdtEndPr>
+        <w:rPr>
+          <w:bCs/>
+          <w:noProof/>
+          <w:color w:val="auto"/>
+        </w:rPr>
+      </w:sdtEndPr>
+      <w:sdtContent>
+        <w:p>
+          <w:pPr>
+            <w:pStyle w:val="DEMUC"/>
+            <w:rPr>
+              <w:lang w:val="vi-VN"/>
+            </w:rPr>
+          </w:pPr>
+          <w:r>
+            <w:t>MỤC</w:t>
+          </w:r>
+          <w:r>
+            <w:rPr>
+              <w:lang w:val="vi-VN"/>
+            </w:rPr>
+            <w:t xml:space="preserve"> LỤC</w:t>
+          </w:r>
+        </w:p>
+        <w:p>
+          <w:pPr>
+            <w:pStyle w:val="TOC1"/>
+            <w:tabs>
+              <w:tab w:val="right" w:leader="dot" w:pos="8778"/>
+            </w:tabs>
+            <w:rPr>
+              <w:rFonts w:asciiTheme="minorHAnsi" w:eastAsiaTheme="minorEastAsia" w:hAnsiTheme="minorHAnsi"/>
+              <w:noProof/>
+              <w:kern w:val="2"/>
+              <w:sz w:val="24"/>
+              <w:szCs w:val="24"/>
+              <w14:ligatures w14:val="standardContextual"/>
+            </w:rPr>
+          </w:pPr>
+          <w:r>
+            <w:fldChar w:fldCharType="begin"/>
+          </w:r>
+          <w:r>
+            <w:instrText xml:space="preserve"> TOC \o "1-3" \h \z \u </w:instrText>
+          </w:r>
+          <w:r>
+            <w:fldChar w:fldCharType="separate"/>
+          </w:r>
+          <w:hyperlink w:anchor="_Toc242638455" w:history="1">
+            <w:r>
+              <w:rPr>
+                <w:rStyle w:val="Hyperlink"/>
+                <w:noProof/>
+              </w:rPr>
+              <w:t>CHƯƠNG 1. Tổng</w:t>
+            </w:r>
+            <w:r>
+              <w:rPr>
+                <w:rStyle w:val="Hyperlink"/>
+                <w:noProof/>
+                <w:lang w:val="vi-VN"/>
+              </w:rPr>
+              <w:t xml:space="preserve"> quan</w:t>
+            </w:r>
+            <w:r>
+              <w:rPr>
+                <w:noProof/>
+                <w:webHidden/>
+              </w:rPr>
+              <w:tab/>
+            </w:r>
+            <w:r>
+              <w:rPr>
+                <w:noProof/>
+                <w:webHidden/>
+              </w:rPr>
+              <w:fldChar w:fldCharType="begin"/>
+            </w:r>
+            <w:r>
+              <w:rPr>
+                <w:noProof/>
+                <w:webHidden/>
+              </w:rPr>
+              <w:instrText xml:space="preserve"> PAGEREF _Toc242638455 \h </w:instrText>
+            </w:r>
+            <w:r>
+              <w:rPr>
+                <w:noProof/>
+                <w:webHidden/>
+              </w:rPr>
+            </w:r>
+            <w:r>
+              <w:rPr>
+                <w:noProof/>
+                <w:webHidden/>
+              </w:rPr>
+              <w:fldChar w:fldCharType="separate"/>
+            </w:r>
+            <w:r>
+              <w:rPr>
+                <w:noProof/>
+                <w:webHidden/>
+              </w:rPr>
+              <w:t>11</w:t>
+            </w:r>
+            <w:r>
+              <w:rPr>
+                <w:noProof/>
+                <w:webHidden/>
+              </w:rPr>
+              <w:fldChar w:fldCharType="end"/>
+            </w:r>
+          </w:hyperlink>
+        </w:p>
+        <w:p>
+          <w:pPr>
+            <w:pStyle w:val="TOC1"/>
+            <w:tabs>
+              <w:tab w:val="right" w:leader="dot" w:pos="8778"/>
+            </w:tabs>
+            <w:rPr>
+              <w:rFonts w:asciiTheme="minorHAnsi" w:eastAsiaTheme="minorEastAsia" w:hAnsiTheme="minorHAnsi"/>
+              <w:noProof/>
+              <w:kern w:val="2"/>
+              <w:sz w:val="24"/>
+              <w:szCs w:val="24"/>
+              <w14:ligatures w14:val="standardContextual"/>
+            </w:rPr>
+          </w:pPr>
+          <w:hyperlink w:anchor="_Toc242638456" w:history="1">
+            <w:r>
+              <w:rPr>
+                <w:rStyle w:val="Hyperlink"/>
+                <w:noProof/>
+              </w:rPr>
+              <w:t>CHƯƠNG 2. CƠ SỞ LÝ THUYẾT</w:t>
+            </w:r>
+            <w:r>
+              <w:rPr>
+                <w:noProof/>
+                <w:webHidden/>
+              </w:rPr>
+              <w:tab/>
+            </w:r>
+            <w:r>
+              <w:rPr>
+                <w:noProof/>
+                <w:webHidden/>
+              </w:rPr>
+              <w:fldChar w:fldCharType="begin"/>
+            </w:r>
+            <w:r>
+              <w:rPr>
+                <w:noProof/>
+                <w:webHidden/>
+              </w:rPr>
+              <w:instrText xml:space="preserve"> PAGEREF _Toc242638456 \h </w:instrText>
+            </w:r>
+            <w:r>
+              <w:rPr>
+                <w:noProof/>
+                <w:webHidden/>
+              </w:rPr>
+            </w:r>
+            <w:r>
+              <w:rPr>
+                <w:noProof/>
+                <w:webHidden/>
+              </w:rPr>
+              <w:fldChar w:fldCharType="separate"/>
+            </w:r>
+            <w:r>
+              <w:rPr>
+                <w:noProof/>
+                <w:webHidden/>
+              </w:rPr>
+              <w:t>12</w:t>
+            </w:r>
+            <w:r>
+              <w:rPr>
+                <w:noProof/>
+                <w:webHidden/>
+              </w:rPr>
+              <w:fldChar w:fldCharType="end"/>
+            </w:r>
+          </w:hyperlink>
+        </w:p>
+        <w:p>
+          <w:pPr>
+            <w:pStyle w:val="TOC2"/>
+            <w:tabs>
+              <w:tab w:val="right" w:leader="dot" w:pos="8778"/>
+            </w:tabs>
+            <w:rPr>
+              <w:rFonts w:asciiTheme="minorHAnsi" w:eastAsiaTheme="minorEastAsia" w:hAnsiTheme="minorHAnsi"/>
+              <w:noProof/>
+              <w:kern w:val="2"/>
+              <w:sz w:val="24"/>
+              <w:szCs w:val="24"/>
+              <w14:ligatures w14:val="standardContextual"/>
+            </w:rPr>
+          </w:pPr>
+          <w:hyperlink w:anchor="_Toc242638457" w:history="1">
+            <w:r>
+              <w:rPr>
+                <w:rStyle w:val="Hyperlink"/>
+                <w:noProof/>
+              </w:rPr>
+              <w:t>2.1 Môi trường và công nghệ sử dụng</w:t>
+            </w:r>
+            <w:r>
+              <w:rPr>
+                <w:noProof/>
+                <w:webHidden/>
+              </w:rPr>
+              <w:tab/>
+            </w:r>
+            <w:r>
+              <w:rPr>
+                <w:noProof/>
+                <w:webHidden/>
+              </w:rPr>
+              <w:fldChar w:fldCharType="begin"/>
+            </w:r>
+            <w:r>
+              <w:rPr>
+                <w:noProof/>
+                <w:webHidden/>
+              </w:rPr>
+              <w:instrText xml:space="preserve"> PAGEREF _Toc242638457 \h </w:instrText>
+            </w:r>
+            <w:r>
+              <w:rPr>
+                <w:noProof/>
+                <w:webHidden/>
+              </w:rPr>
+            </w:r>
+            <w:r>
+              <w:rPr>
+                <w:noProof/>
+                <w:webHidden/>
+              </w:rPr>
+              <w:fldChar w:fldCharType="separate"/>
+            </w:r>
+            <w:r>
+              <w:rPr>
+                <w:noProof/>
+                <w:webHidden/>
+              </w:rPr>
+              <w:t>12</w:t>
+            </w:r>
+            <w:r>
+              <w:rPr>
+                <w:noProof/>
+                <w:webHidden/>
+              </w:rPr>
+              <w:fldChar w:fldCharType="end"/>
+            </w:r>
+          </w:hyperlink>
+        </w:p>
+        <w:p>
+          <w:pPr>
+            <w:pStyle w:val="TOC1"/>
+            <w:tabs>
+              <w:tab w:val="right" w:leader="dot" w:pos="8778"/>
+            </w:tabs>
+            <w:rPr>
+              <w:rFonts w:asciiTheme="minorHAnsi" w:eastAsiaTheme="minorEastAsia" w:hAnsiTheme="minorHAnsi"/>
+              <w:noProof/>
+              <w:kern w:val="2"/>
+              <w:sz w:val="24"/>
+              <w:szCs w:val="24"/>
+              <w14:ligatures w14:val="standardContextual"/>
+            </w:rPr>
+          </w:pPr>
+          <w:hyperlink w:anchor="_Toc242638458" w:history="1">
+            <w:r>
+              <w:rPr>
+                <w:rStyle w:val="Hyperlink"/>
+                <w:noProof/>
+              </w:rPr>
+              <w:t>CHƯƠNG 3. HIỆN</w:t>
+            </w:r>
+            <w:r>
+              <w:rPr>
+                <w:rStyle w:val="Hyperlink"/>
+                <w:noProof/>
+                <w:lang w:val="vi-VN"/>
+              </w:rPr>
+              <w:t xml:space="preserve"> THỰC HÓA NGHIÊN CỨU</w:t>
+            </w:r>
+            <w:r>
+              <w:rPr>
+                <w:noProof/>
+                <w:webHidden/>
+              </w:rPr>
+              <w:tab/>
+            </w:r>
+            <w:r>
+              <w:rPr>
+                <w:noProof/>
+                <w:webHidden/>
+              </w:rPr>
+              <w:fldChar w:fldCharType="begin"/>
+            </w:r>
+            <w:r>
+              <w:rPr>
+                <w:noProof/>
+                <w:webHidden/>
+              </w:rPr>
+              <w:instrText xml:space="preserve"> PAGEREF _Toc242638458 \h </w:instrText>
+            </w:r>
+            <w:r>
+              <w:rPr>
+                <w:noProof/>
+                <w:webHidden/>
+              </w:rPr>
+            </w:r>
+            <w:r>
+              <w:rPr>
+                <w:noProof/>
+                <w:webHidden/>
+              </w:rPr>
+              <w:fldChar w:fldCharType="separate"/>
+            </w:r>
+            <w:r>
+              <w:rPr>
+                <w:noProof/>
+                <w:webHidden/>
+              </w:rPr>
+              <w:t>13</w:t>
+            </w:r>
+            <w:r>
+              <w:rPr>
+                <w:noProof/>
+                <w:webHidden/>
+              </w:rPr>
+              <w:fldChar w:fldCharType="end"/>
+            </w:r>
+          </w:hyperlink>
+        </w:p>
+        <w:p>
+          <w:pPr>
+            <w:pStyle w:val="TOC2"/>
+            <w:tabs>
+              <w:tab w:val="right" w:leader="dot" w:pos="8778"/>
+            </w:tabs>
+            <w:rPr>
+              <w:rFonts w:asciiTheme="minorHAnsi" w:eastAsiaTheme="minorEastAsia" w:hAnsiTheme="minorHAnsi"/>
+              <w:noProof/>
+              <w:kern w:val="2"/>
+              <w:sz w:val="24"/>
+              <w:szCs w:val="24"/>
+              <w14:ligatures w14:val="standardContextual"/>
+            </w:rPr>
+          </w:pPr>
+          <w:hyperlink w:anchor="_Toc242638459" w:history="1">
+            <w:r>
+              <w:rPr>
+                <w:rStyle w:val="Hyperlink"/>
+                <w:noProof/>
+                <w:lang w:val="vi-VN"/>
+              </w:rPr>
+              <w:t>3.1</w:t>
+            </w:r>
+            <w:r>
+              <w:rPr>
+                <w:rStyle w:val="Hyperlink"/>
+                <w:noProof/>
+              </w:rPr>
+              <w:t xml:space="preserve"> Mô tả bài toán</w:t>
+            </w:r>
+            <w:r>
+              <w:rPr>
+                <w:noProof/>
+                <w:webHidden/>
+              </w:rPr>
+              <w:tab/>
+            </w:r>
+            <w:r>
+              <w:rPr>
+                <w:noProof/>
+                <w:webHidden/>
+              </w:rPr>
+              <w:fldChar w:fldCharType="begin"/>
+            </w:r>
+            <w:r>
+              <w:rPr>
+                <w:noProof/>
+                <w:webHidden/>
+              </w:rPr>
+              <w:instrText xml:space="preserve"> PAGEREF _Toc242638459 \h </w:instrText>
+            </w:r>
+            <w:r>
+              <w:rPr>
+                <w:noProof/>
+                <w:webHidden/>
+              </w:rPr>
+            </w:r>
+            <w:r>
+              <w:rPr>
+                <w:noProof/>
+                <w:webHidden/>
+              </w:rPr>
+              <w:fldChar w:fldCharType="separate"/>
+            </w:r>
+            <w:r>
+              <w:rPr>
+                <w:noProof/>
+                <w:webHidden/>
+              </w:rPr>
+              <w:t>13</w:t>
+            </w:r>
+            <w:r>
+              <w:rPr>
+                <w:noProof/>
+                <w:webHidden/>
+              </w:rPr>
+              <w:fldChar w:fldCharType="end"/>
+            </w:r>
+          </w:hyperlink>
+        </w:p>
+        <w:p>
+          <w:pPr>
+            <w:pStyle w:val="TOC2"/>
+            <w:tabs>
+              <w:tab w:val="right" w:leader="dot" w:pos="8778"/>
+            </w:tabs>
+            <w:rPr>
+              <w:rFonts w:asciiTheme="minorHAnsi" w:eastAsiaTheme="minorEastAsia" w:hAnsiTheme="minorHAnsi"/>
+              <w:noProof/>
+              <w:kern w:val="2"/>
+              <w:sz w:val="24"/>
+              <w:szCs w:val="24"/>
+              <w14:ligatures w14:val="standardContextual"/>
+            </w:rPr>
+          </w:pPr>
+          <w:hyperlink w:anchor="_Toc242638460" w:history="1">
+            <w:r>
+              <w:rPr>
+                <w:rStyle w:val="Hyperlink"/>
+                <w:noProof/>
+                <w:lang w:val="vi-VN"/>
+              </w:rPr>
+              <w:t>3.2</w:t>
+            </w:r>
+            <w:r>
+              <w:rPr>
+                <w:rStyle w:val="Hyperlink"/>
+                <w:noProof/>
+              </w:rPr>
+              <w:t xml:space="preserve"> Đặc tả yêu cầu</w:t>
+            </w:r>
+            <w:r>
+              <w:rPr>
+                <w:noProof/>
+                <w:webHidden/>
+              </w:rPr>
+              <w:tab/>
+            </w:r>
+            <w:r>
+              <w:rPr>
+                <w:noProof/>
+                <w:webHidden/>
+              </w:rPr>
+              <w:fldChar w:fldCharType="begin"/>
+            </w:r>
+            <w:r>
+              <w:rPr>
+                <w:noProof/>
+                <w:webHidden/>
+              </w:rPr>
+              <w:instrText xml:space="preserve"> PAGEREF _Toc242638460 \h </w:instrText>
+            </w:r>
+            <w:r>
+              <w:rPr>
+                <w:noProof/>
+                <w:webHidden/>
+              </w:rPr>
+            </w:r>
+            <w:r>
+              <w:rPr>
+                <w:noProof/>
+                <w:webHidden/>
+              </w:rPr>
+              <w:fldChar w:fldCharType="separate"/>
+            </w:r>
+            <w:r>
+              <w:rPr>
+                <w:noProof/>
+                <w:webHidden/>
+              </w:rPr>
+              <w:t>14</w:t>
+            </w:r>
+            <w:r>
+              <w:rPr>
+                <w:noProof/>
+                <w:webHidden/>
+              </w:rPr>
+              <w:fldChar w:fldCharType="end"/>
+            </w:r>
+          </w:hyperlink>
+        </w:p>
+        <w:p>
+          <w:pPr>
+            <w:pStyle w:val="TOC3"/>
+            <w:tabs>
+              <w:tab w:val="right" w:leader="dot" w:pos="8778"/>
+            </w:tabs>
+            <w:rPr>
+              <w:rFonts w:asciiTheme="minorHAnsi" w:eastAsiaTheme="minorEastAsia" w:hAnsiTheme="minorHAnsi"/>
+              <w:noProof/>
+              <w:kern w:val="2"/>
+              <w:sz w:val="24"/>
+              <w:szCs w:val="24"/>
+              <w14:ligatures w14:val="standardContextual"/>
+            </w:rPr>
+          </w:pPr>
+          <w:hyperlink w:anchor="_Toc242638461" w:history="1">
+            <w:r>
+              <w:rPr>
+                <w:rStyle w:val="Hyperlink"/>
+                <w:noProof/>
+                <w:lang w:val="vi-VN"/>
+              </w:rPr>
+              <w:t>3.2.1</w:t>
+            </w:r>
+            <w:r>
+              <w:rPr>
+                <w:rStyle w:val="Hyperlink"/>
+                <w:noProof/>
+              </w:rPr>
+              <w:t xml:space="preserve"> Yêu cầu chức năng</w:t>
+            </w:r>
+            <w:r>
+              <w:rPr>
+                <w:noProof/>
+                <w:webHidden/>
+              </w:rPr>
+              <w:tab/>
+            </w:r>
+            <w:r>
+              <w:rPr>
+                <w:noProof/>
+                <w:webHidden/>
+              </w:rPr>
+              <w:fldChar w:fldCharType="begin"/>
+            </w:r>
+            <w:r>
+              <w:rPr>
+                <w:noProof/>
+                <w:webHidden/>
+              </w:rPr>
+              <w:instrText xml:space="preserve"> PAGEREF _Toc242638461 \h </w:instrText>
+            </w:r>
+            <w:r>
+              <w:rPr>
+                <w:noProof/>
+                <w:webHidden/>
+              </w:rPr>
+            </w:r>
+            <w:r>
+              <w:rPr>
+                <w:noProof/>
+                <w:webHidden/>
+              </w:rPr>
+              <w:fldChar w:fldCharType="separate"/>
+            </w:r>
+            <w:r>
+              <w:rPr>
+                <w:noProof/>
+                <w:webHidden/>
+              </w:rPr>
+              <w:t>14</w:t>
+            </w:r>
+            <w:r>
+              <w:rPr>
+                <w:noProof/>
+                <w:webHidden/>
+              </w:rPr>
+              <w:fldChar w:fldCharType="end"/>
+            </w:r>
+          </w:hyperlink>
+        </w:p>
+        <w:p>
+          <w:pPr>
+            <w:pStyle w:val="TOC3"/>
+            <w:tabs>
+              <w:tab w:val="right" w:leader="dot" w:pos="8778"/>
+            </w:tabs>
+            <w:rPr>
+              <w:rFonts w:asciiTheme="minorHAnsi" w:eastAsiaTheme="minorEastAsia" w:hAnsiTheme="minorHAnsi"/>
+              <w:noProof/>
+              <w:kern w:val="2"/>
+              <w:sz w:val="24"/>
+              <w:szCs w:val="24"/>
+              <w14:ligatures w14:val="standardContextual"/>
+            </w:rPr>
+          </w:pPr>
+          <w:hyperlink w:anchor="_Toc242638462" w:history="1">
+            <w:r>
+              <w:rPr>
+                <w:rStyle w:val="Hyperlink"/>
+                <w:noProof/>
+                <w:lang w:val="vi-VN"/>
+              </w:rPr>
+              <w:t>3.2.2</w:t>
+            </w:r>
+            <w:r>
+              <w:rPr>
+                <w:rStyle w:val="Hyperlink"/>
+                <w:noProof/>
+              </w:rPr>
+              <w:t xml:space="preserve"> Yêu cầu phi chức năng</w:t>
+            </w:r>
+            <w:r>
+              <w:rPr>
+                <w:noProof/>
+                <w:webHidden/>
+              </w:rPr>
+              <w:tab/>
+            </w:r>
+            <w:r>
+              <w:rPr>
+                <w:noProof/>
+                <w:webHidden/>
+              </w:rPr>
+              <w:fldChar w:fldCharType="begin"/>
+            </w:r>
+            <w:r>
+              <w:rPr>
+                <w:noProof/>
+                <w:webHidden/>
+              </w:rPr>
+              <w:instrText xml:space="preserve"> PAGEREF _Toc242638462 \h </w:instrText>
+            </w:r>
+            <w:r>
+              <w:rPr>
+                <w:noProof/>
+                <w:webHidden/>
+              </w:rPr>
+            </w:r>
+            <w:r>
+              <w:rPr>
+                <w:noProof/>
+                <w:webHidden/>
+              </w:rPr>
+              <w:fldChar w:fldCharType="separate"/>
+            </w:r>
+            <w:r>
+              <w:rPr>
+                <w:noProof/>
+                <w:webHidden/>
+              </w:rPr>
+              <w:t>15</w:t>
+            </w:r>
+            <w:r>
+              <w:rPr>
+                <w:noProof/>
+                <w:webHidden/>
+              </w:rPr>
+              <w:fldChar w:fldCharType="end"/>
+            </w:r>
+          </w:hyperlink>
+        </w:p>
+        <w:p>
+          <w:pPr>
+            <w:pStyle w:val="TOC2"/>
+            <w:tabs>
+              <w:tab w:val="right" w:leader="dot" w:pos="8778"/>
+            </w:tabs>
+            <w:rPr>
+              <w:rFonts w:asciiTheme="minorHAnsi" w:eastAsiaTheme="minorEastAsia" w:hAnsiTheme="minorHAnsi"/>
+              <w:noProof/>
+              <w:kern w:val="2"/>
+              <w:sz w:val="24"/>
+              <w:szCs w:val="24"/>
+              <w14:ligatures w14:val="standardContextual"/>
+            </w:rPr>
+          </w:pPr>
+          <w:hyperlink w:anchor="_Toc242638463" w:history="1">
+            <w:r>
+              <w:rPr>
+                <w:rStyle w:val="Hyperlink"/>
+                <w:noProof/>
+                <w:lang w:val="vi-VN"/>
+              </w:rPr>
+              <w:t>3.3</w:t>
+            </w:r>
+            <w:r>
+              <w:rPr>
+                <w:rStyle w:val="Hyperlink"/>
+                <w:noProof/>
+              </w:rPr>
+              <w:t xml:space="preserve"> Kiến trúc hệ thống</w:t>
+            </w:r>
+            <w:r>
+              <w:rPr>
+                <w:noProof/>
+                <w:webHidden/>
+              </w:rPr>
+              <w:tab/>
+            </w:r>
+            <w:r>
+              <w:rPr>
+                <w:noProof/>
+                <w:webHidden/>
+              </w:rPr>
+              <w:fldChar w:fldCharType="begin"/>
+            </w:r>
+            <w:r>
+              <w:rPr>
+                <w:noProof/>
+                <w:webHidden/>
+              </w:rPr>
+              <w:instrText xml:space="preserve"> PAGEREF _Toc242638463 \h </w:instrText>
+            </w:r>
+            <w:r>
+              <w:rPr>
+                <w:noProof/>
+                <w:webHidden/>
+              </w:rPr>
+            </w:r>
+            <w:r>
+              <w:rPr>
+                <w:noProof/>
+                <w:webHidden/>
+              </w:rPr>
+              <w:fldChar w:fldCharType="separate"/>
+            </w:r>
+            <w:r>
+              <w:rPr>
+                <w:noProof/>
+                <w:webHidden/>
+              </w:rPr>
+              <w:t>17</w:t>
+            </w:r>
+            <w:r>
+              <w:rPr>
+                <w:noProof/>
+                <w:webHidden/>
+              </w:rPr>
+              <w:fldChar w:fldCharType="end"/>
+            </w:r>
+          </w:hyperlink>
+        </w:p>
+        <w:p>
+          <w:pPr>
+            <w:pStyle w:val="TOC3"/>
+            <w:tabs>
+              <w:tab w:val="right" w:leader="dot" w:pos="8778"/>
+            </w:tabs>
+            <w:rPr>
+              <w:rFonts w:asciiTheme="minorHAnsi" w:eastAsiaTheme="minorEastAsia" w:hAnsiTheme="minorHAnsi"/>
+              <w:noProof/>
+              <w:kern w:val="2"/>
+              <w:sz w:val="24"/>
+              <w:szCs w:val="24"/>
+              <w14:ligatures w14:val="standardContextual"/>
+            </w:rPr>
+          </w:pPr>
+          <w:hyperlink w:anchor="_Toc242638464" w:history="1">
+            <w:r>
+              <w:rPr>
+                <w:rStyle w:val="Hyperlink"/>
+                <w:noProof/>
+                <w:lang w:val="vi-VN"/>
+              </w:rPr>
+              <w:t>3.3.1 Tổng quan kiến trúc</w:t>
+            </w:r>
+            <w:r>
+              <w:rPr>
+                <w:noProof/>
+                <w:webHidden/>
+              </w:rPr>
+              <w:tab/>
+            </w:r>
+            <w:r>
+              <w:rPr>
+                <w:noProof/>
+                <w:webHidden/>
+              </w:rPr>
+              <w:fldChar w:fldCharType="begin"/>
+            </w:r>
+            <w:r>
+              <w:rPr>
+                <w:noProof/>
+                <w:webHidden/>
+              </w:rPr>
+              <w:instrText xml:space="preserve"> PAGEREF _Toc242638464 \h </w:instrText>
+            </w:r>
+            <w:r>
+              <w:rPr>
+                <w:noProof/>
+                <w:webHidden/>
+              </w:rPr>
+            </w:r>
+            <w:r>
+              <w:rPr>
+                <w:noProof/>
+                <w:webHidden/>
+              </w:rPr>
+              <w:fldChar w:fldCharType="separate"/>
+            </w:r>
+            <w:r>
+              <w:rPr>
+                <w:noProof/>
+                <w:webHidden/>
+              </w:rPr>
+              <w:t>17</w:t>
+            </w:r>
+            <w:r>
+              <w:rPr>
+                <w:noProof/>
+                <w:webHidden/>
+              </w:rPr>
+              <w:fldChar w:fldCharType="end"/>
+            </w:r>
+          </w:hyperlink>
+        </w:p>
+        <w:p>
+          <w:pPr>
+            <w:pStyle w:val="TOC3"/>
+            <w:tabs>
+              <w:tab w:val="right" w:leader="dot" w:pos="8778"/>
+            </w:tabs>
+            <w:rPr>
+              <w:rFonts w:asciiTheme="minorHAnsi" w:eastAsiaTheme="minorEastAsia" w:hAnsiTheme="minorHAnsi"/>
+              <w:noProof/>
+              <w:kern w:val="2"/>
+              <w:sz w:val="24"/>
+              <w:szCs w:val="24"/>
+              <w14:ligatures w14:val="standardContextual"/>
+            </w:rPr>
+          </w:pPr>
+          <w:hyperlink w:anchor="_Toc242638465" w:history="1">
+            <w:r>
+              <w:rPr>
+                <w:rStyle w:val="Hyperlink"/>
+                <w:noProof/>
+                <w:lang w:val="vi-VN"/>
+              </w:rPr>
+              <w:t>3.3.2 Các thành phần của hệ thống</w:t>
+            </w:r>
+            <w:r>
+              <w:rPr>
+                <w:noProof/>
+                <w:webHidden/>
+              </w:rPr>
+              <w:tab/>
+            </w:r>
+            <w:r>
+              <w:rPr>
+                <w:noProof/>
+                <w:webHidden/>
+              </w:rPr>
+              <w:fldChar w:fldCharType="begin"/>
+            </w:r>
+            <w:r>
+              <w:rPr>
+                <w:noProof/>
+                <w:webHidden/>
+              </w:rPr>
+              <w:instrText xml:space="preserve"> PAGEREF _Toc242638465 \h </w:instrText>
+            </w:r>
+            <w:r>
+              <w:rPr>
+                <w:noProof/>
+                <w:webHidden/>
+              </w:rPr>
+            </w:r>
+            <w:r>
+              <w:rPr>
+                <w:noProof/>
+                <w:webHidden/>
+              </w:rPr>
+              <w:fldChar w:fldCharType="separate"/>
+            </w:r>
+            <w:r>
+              <w:rPr>
+                <w:noProof/>
+                <w:webHidden/>
+              </w:rPr>
+              <w:t>17</w:t>
+            </w:r>
+            <w:r>
+              <w:rPr>
+                <w:noProof/>
+                <w:webHidden/>
+              </w:rPr>
+              <w:fldChar w:fldCharType="end"/>
+            </w:r>
+          </w:hyperlink>
+        </w:p>
+        <w:p>
+          <w:pPr>
+            <w:pStyle w:val="TOC3"/>
+            <w:tabs>
+              <w:tab w:val="right" w:leader="dot" w:pos="8778"/>
+            </w:tabs>
+            <w:rPr>
+              <w:rFonts w:asciiTheme="minorHAnsi" w:eastAsiaTheme="minorEastAsia" w:hAnsiTheme="minorHAnsi"/>
+              <w:noProof/>
+              <w:kern w:val="2"/>
+              <w:sz w:val="24"/>
+              <w:szCs w:val="24"/>
+              <w14:ligatures w14:val="standardContextual"/>
+            </w:rPr>
+          </w:pPr>
+          <w:hyperlink w:anchor="_Toc242638466" w:history="1">
+            <w:r>
+              <w:rPr>
+                <w:rStyle w:val="Hyperlink"/>
+                <w:noProof/>
+                <w:lang w:val="vi-VN"/>
+              </w:rPr>
+              <w:t>3.3.3 Luồng hoạt động của hệ thống</w:t>
+            </w:r>
+            <w:r>
+              <w:rPr>
+                <w:noProof/>
+                <w:webHidden/>
+              </w:rPr>
+              <w:tab/>
+            </w:r>
+            <w:r>
+              <w:rPr>
+                <w:noProof/>
+                <w:webHidden/>
+              </w:rPr>
+              <w:fldChar w:fldCharType="begin"/>
+            </w:r>
+            <w:r>
+              <w:rPr>
+                <w:noProof/>
+                <w:webHidden/>
+              </w:rPr>
+              <w:instrText xml:space="preserve"> PAGEREF _Toc242638466 \h </w:instrText>
+            </w:r>
+            <w:r>
+              <w:rPr>
+                <w:noProof/>
+                <w:webHidden/>
+              </w:rPr>
+            </w:r>
+            <w:r>
+              <w:rPr>
+                <w:noProof/>
+                <w:webHidden/>
+              </w:rPr>
+              <w:fldChar w:fldCharType="separate"/>
+            </w:r>
+            <w:r>
+              <w:rPr>
+                <w:noProof/>
+                <w:webHidden/>
+              </w:rPr>
+              <w:t>19</w:t>
+            </w:r>
+            <w:r>
+              <w:rPr>
+                <w:noProof/>
+                <w:webHidden/>
+              </w:rPr>
+              <w:fldChar w:fldCharType="end"/>
+            </w:r>
+          </w:hyperlink>
+        </w:p>
+        <w:p>
+          <w:pPr>
+            <w:pStyle w:val="TOC3"/>
+            <w:tabs>
+              <w:tab w:val="right" w:leader="dot" w:pos="8778"/>
+            </w:tabs>
+            <w:rPr>
+              <w:rFonts w:asciiTheme="minorHAnsi" w:eastAsiaTheme="minorEastAsia" w:hAnsiTheme="minorHAnsi"/>
+              <w:noProof/>
+              <w:kern w:val="2"/>
+              <w:sz w:val="24"/>
+              <w:szCs w:val="24"/>
+              <w14:ligatures w14:val="standardContextual"/>
+            </w:rPr>
+          </w:pPr>
+          <w:hyperlink w:anchor="_Toc242638467" w:history="1">
+            <w:r>
+              <w:rPr>
+                <w:rStyle w:val="Hyperlink"/>
+                <w:noProof/>
+                <w:lang w:val="vi-VN"/>
+              </w:rPr>
+              <w:t>3.3.4 Môi trường triển khai</w:t>
+            </w:r>
+            <w:r>
+              <w:rPr>
+                <w:noProof/>
+                <w:webHidden/>
+              </w:rPr>
+              <w:tab/>
+            </w:r>
+            <w:r>
+              <w:rPr>
+                <w:noProof/>
+                <w:webHidden/>
+              </w:rPr>
+              <w:fldChar w:fldCharType="begin"/>
+            </w:r>
+            <w:r>
+              <w:rPr>
+                <w:noProof/>
+                <w:webHidden/>
+              </w:rPr>
+              <w:instrText xml:space="preserve"> PAGEREF _Toc242638467 \h </w:instrText>
+            </w:r>
+            <w:r>
+              <w:rPr>
+                <w:noProof/>
+                <w:webHidden/>
+              </w:rPr>
+            </w:r>
+            <w:r>
+              <w:rPr>
+                <w:noProof/>
+                <w:webHidden/>
+              </w:rPr>
+              <w:fldChar w:fldCharType="separate"/>
+            </w:r>
+            <w:r>
+              <w:rPr>
+                <w:noProof/>
+                <w:webHidden/>
+              </w:rPr>
+              <w:t>19</w:t>
+            </w:r>
+            <w:r>
+              <w:rPr>
+                <w:noProof/>
+                <w:webHidden/>
+              </w:rPr>
+              <w:fldChar w:fldCharType="end"/>
+            </w:r>
+          </w:hyperlink>
+        </w:p>
+        <w:p>
+          <w:pPr>
+            <w:pStyle w:val="TOC2"/>
+            <w:tabs>
+              <w:tab w:val="right" w:leader="dot" w:pos="8778"/>
+            </w:tabs>
+            <w:rPr>
+              <w:rFonts w:asciiTheme="minorHAnsi" w:eastAsiaTheme="minorEastAsia" w:hAnsiTheme="minorHAnsi"/>
+              <w:noProof/>
+              <w:kern w:val="2"/>
+              <w:sz w:val="24"/>
+              <w:szCs w:val="24"/>
+              <w14:ligatures w14:val="standardContextual"/>
+            </w:rPr>
+          </w:pPr>
+          <w:hyperlink w:anchor="_Toc242638468" w:history="1">
+            <w:r>
+              <w:rPr>
+                <w:rStyle w:val="Hyperlink"/>
+                <w:noProof/>
+              </w:rPr>
+              <w:t>3.4 Thiết kế dữ liệu</w:t>
+            </w:r>
+            <w:r>
+              <w:rPr>
+                <w:noProof/>
+                <w:webHidden/>
+              </w:rPr>
+              <w:tab/>
+            </w:r>
+            <w:r>
+              <w:rPr>
+                <w:noProof/>
+                <w:webHidden/>
+              </w:rPr>
+              <w:fldChar w:fldCharType="begin"/>
+            </w:r>
+            <w:r>
+              <w:rPr>
+                <w:noProof/>
+                <w:webHidden/>
+              </w:rPr>
+              <w:instrText xml:space="preserve"> PAGEREF _Toc242638468 \h </w:instrText>
+            </w:r>
+            <w:r>
+              <w:rPr>
+                <w:noProof/>
+                <w:webHidden/>
+              </w:rPr>
+            </w:r>
+            <w:r>
+              <w:rPr>
+                <w:noProof/>
+                <w:webHidden/>
+              </w:rPr>
+              <w:fldChar w:fldCharType="separate"/>
+            </w:r>
+            <w:r>
+              <w:rPr>
+                <w:noProof/>
+                <w:webHidden/>
+              </w:rPr>
+              <w:t>21</w:t>
+            </w:r>
+            <w:r>
+              <w:rPr>
+                <w:noProof/>
+                <w:webHidden/>
+              </w:rPr>
+              <w:fldChar w:fldCharType="end"/>
+            </w:r>
+          </w:hyperlink>
+        </w:p>
+        <w:p>
+          <w:pPr>
+            <w:pStyle w:val="TOC3"/>
+            <w:tabs>
+              <w:tab w:val="right" w:leader="dot" w:pos="8778"/>
+            </w:tabs>
+            <w:rPr>
+              <w:rFonts w:asciiTheme="minorHAnsi" w:eastAsiaTheme="minorEastAsia" w:hAnsiTheme="minorHAnsi"/>
+              <w:noProof/>
+              <w:kern w:val="2"/>
+              <w:sz w:val="24"/>
+              <w:szCs w:val="24"/>
+              <w14:ligatures w14:val="standardContextual"/>
+            </w:rPr>
+          </w:pPr>
+          <w:hyperlink w:anchor="_Toc242638469" w:history="1">
+            <w:r>
+              <w:rPr>
+                <w:rStyle w:val="Hyperlink"/>
+                <w:noProof/>
+                <w:lang w:val="vi-VN"/>
+              </w:rPr>
+              <w:t>3.4.1</w:t>
+            </w:r>
+            <w:r>
+              <w:rPr>
+                <w:rStyle w:val="Hyperlink"/>
+                <w:noProof/>
+              </w:rPr>
+              <w:t xml:space="preserve"> Mô hình ERD</w:t>
+            </w:r>
+            <w:r>
+              <w:rPr>
+                <w:noProof/>
+                <w:webHidden/>
+              </w:rPr>
+              <w:tab/>
+            </w:r>
+            <w:r>
+              <w:rPr>
+                <w:noProof/>
+                <w:webHidden/>
+              </w:rPr>
+              <w:fldChar w:fldCharType="begin"/>
+            </w:r>
+            <w:r>
+              <w:rPr>
+                <w:noProof/>
+                <w:webHidden/>
+              </w:rPr>
+              <w:instrText xml:space="preserve"> PAGEREF _Toc242638469 \h </w:instrText>
+            </w:r>
+            <w:r>
+              <w:rPr>
+                <w:noProof/>
+                <w:webHidden/>
+              </w:rPr>
+            </w:r>
+            <w:r>
+              <w:rPr>
+                <w:noProof/>
+                <w:webHidden/>
+              </w:rPr>
+              <w:fldChar w:fldCharType="separate"/>
+            </w:r>
+            <w:r>
+              <w:rPr>
+                <w:noProof/>
+                <w:webHidden/>
+              </w:rPr>
+              <w:t>21</w:t>
+            </w:r>
+            <w:r>
+              <w:rPr>
+                <w:noProof/>
+                <w:webHidden/>
+              </w:rPr>
+              <w:fldChar w:fldCharType="end"/>
+            </w:r>
+          </w:hyperlink>
+        </w:p>
+        <w:p>
+          <w:pPr>
+            <w:pStyle w:val="TOC3"/>
+            <w:tabs>
+              <w:tab w:val="right" w:leader="dot" w:pos="8778"/>
+            </w:tabs>
+            <w:rPr>
+              <w:rFonts w:asciiTheme="minorHAnsi" w:eastAsiaTheme="minorEastAsia" w:hAnsiTheme="minorHAnsi"/>
+              <w:noProof/>
+              <w:kern w:val="2"/>
+              <w:sz w:val="24"/>
+              <w:szCs w:val="24"/>
+              <w14:ligatures w14:val="standardContextual"/>
+            </w:rPr>
+          </w:pPr>
+          <w:hyperlink w:anchor="_Toc242638470" w:history="1">
+            <w:r>
+              <w:rPr>
+                <w:rStyle w:val="Hyperlink"/>
+                <w:noProof/>
+              </w:rPr>
+              <w:t>3.4.2 Chi tiết thực thể</w:t>
+            </w:r>
+            <w:r>
+              <w:rPr>
+                <w:noProof/>
+                <w:webHidden/>
+              </w:rPr>
+              <w:tab/>
+            </w:r>
+            <w:r>
+              <w:rPr>
+                <w:noProof/>
+                <w:webHidden/>
+              </w:rPr>
+              <w:fldChar w:fldCharType="begin"/>
+            </w:r>
+            <w:r>
+              <w:rPr>
+                <w:noProof/>
+                <w:webHidden/>
+              </w:rPr>
+              <w:instrText xml:space="preserve"> PAGEREF _Toc242638470 \h </w:instrText>
+            </w:r>
+            <w:r>
+              <w:rPr>
+                <w:noProof/>
+                <w:webHidden/>
+              </w:rPr>
+            </w:r>
+            <w:r>
+              <w:rPr>
+                <w:noProof/>
+                <w:webHidden/>
+              </w:rPr>
+              <w:fldChar w:fldCharType="separate"/>
+            </w:r>
+            <w:r>
+              <w:rPr>
+                <w:noProof/>
+                <w:webHidden/>
+              </w:rPr>
+              <w:t>21</w:t>
+            </w:r>
+            <w:r>
+              <w:rPr>
+                <w:noProof/>
+                <w:webHidden/>
+              </w:rPr>
+              <w:fldChar w:fldCharType="end"/>
+            </w:r>
+          </w:hyperlink>
+        </w:p>
+        <w:p>
+          <w:pPr>
+            <w:pStyle w:val="TOC2"/>
+            <w:tabs>
+              <w:tab w:val="right" w:leader="dot" w:pos="8778"/>
+            </w:tabs>
+            <w:rPr>
+              <w:rFonts w:asciiTheme="minorHAnsi" w:eastAsiaTheme="minorEastAsia" w:hAnsiTheme="minorHAnsi"/>
+              <w:noProof/>
+              <w:kern w:val="2"/>
+              <w:sz w:val="24"/>
+              <w:szCs w:val="24"/>
+              <w14:ligatures w14:val="standardContextual"/>
+            </w:rPr>
+          </w:pPr>
+          <w:hyperlink w:anchor="_Toc242638471" w:history="1">
+            <w:r>
+              <w:rPr>
+                <w:rStyle w:val="Hyperlink"/>
+                <w:noProof/>
+              </w:rPr>
+              <w:t>3.5 Thiết kế xử lý</w:t>
+            </w:r>
+            <w:r>
+              <w:rPr>
+                <w:noProof/>
+                <w:webHidden/>
+              </w:rPr>
+              <w:tab/>
+            </w:r>
+            <w:r>
+              <w:rPr>
+                <w:noProof/>
+                <w:webHidden/>
+              </w:rPr>
+              <w:fldChar w:fldCharType="begin"/>
+            </w:r>
+            <w:r>
+              <w:rPr>
+                <w:noProof/>
+                <w:webHidden/>
+              </w:rPr>
+              <w:instrText xml:space="preserve"> PAGEREF _Toc242638471 \h </w:instrText>
+            </w:r>
+            <w:r>
+              <w:rPr>
+                <w:noProof/>
+                <w:webHidden/>
+              </w:rPr>
+            </w:r>
+            <w:r>
+              <w:rPr>
+                <w:noProof/>
+                <w:webHidden/>
+              </w:rPr>
+              <w:fldChar w:fldCharType="separate"/>
+            </w:r>
+            <w:r>
+              <w:rPr>
+                <w:noProof/>
+                <w:webHidden/>
+              </w:rPr>
+              <w:t>27</w:t>
+            </w:r>
+            <w:r>
+              <w:rPr>
+                <w:noProof/>
+                <w:webHidden/>
+              </w:rPr>
+              <w:fldChar w:fldCharType="end"/>
+            </w:r>
+          </w:hyperlink>
+        </w:p>
+        <w:p>
+          <w:pPr>
+            <w:pStyle w:val="TOC3"/>
+            <w:tabs>
+              <w:tab w:val="right" w:leader="dot" w:pos="8778"/>
+            </w:tabs>
+            <w:rPr>
+              <w:rFonts w:asciiTheme="minorHAnsi" w:eastAsiaTheme="minorEastAsia" w:hAnsiTheme="minorHAnsi"/>
+              <w:noProof/>
+              <w:kern w:val="2"/>
+              <w:sz w:val="24"/>
+              <w:szCs w:val="24"/>
+              <w14:ligatures w14:val="standardContextual"/>
+            </w:rPr>
+          </w:pPr>
+          <w:hyperlink w:anchor="_Toc242638472" w:history="1">
+            <w:r>
+              <w:rPr>
+                <w:rStyle w:val="Hyperlink"/>
+                <w:noProof/>
+                <w:lang w:val="vi-VN"/>
+              </w:rPr>
+              <w:t>3.5.1</w:t>
+            </w:r>
+            <w:r>
+              <w:rPr>
+                <w:rStyle w:val="Hyperlink"/>
+                <w:noProof/>
+              </w:rPr>
+              <w:t xml:space="preserve"> Mô hình DFD mức ngữ cảnh</w:t>
+            </w:r>
+            <w:r>
+              <w:rPr>
+                <w:noProof/>
+                <w:webHidden/>
+              </w:rPr>
+              <w:tab/>
+            </w:r>
+            <w:r>
+              <w:rPr>
+                <w:noProof/>
+                <w:webHidden/>
+              </w:rPr>
+              <w:fldChar w:fldCharType="begin"/>
+            </w:r>
+            <w:r>
+              <w:rPr>
+                <w:noProof/>
+                <w:webHidden/>
+              </w:rPr>
+              <w:instrText xml:space="preserve"> PAGEREF _Toc242638472 \h </w:instrText>
+            </w:r>
+            <w:r>
+              <w:rPr>
+                <w:noProof/>
+                <w:webHidden/>
+              </w:rPr>
+            </w:r>
+            <w:r>
+              <w:rPr>
+                <w:noProof/>
+                <w:webHidden/>
+              </w:rPr>
+              <w:fldChar w:fldCharType="separate"/>
+            </w:r>
+            <w:r>
+              <w:rPr>
+                <w:noProof/>
+                <w:webHidden/>
+              </w:rPr>
+              <w:t>27</w:t>
+            </w:r>
+            <w:r>
+              <w:rPr>
+                <w:noProof/>
+                <w:webHidden/>
+              </w:rPr>
+              <w:fldChar w:fldCharType="end"/>
+            </w:r>
+          </w:hyperlink>
+        </w:p>
+        <w:p>
+          <w:pPr>
+            <w:pStyle w:val="TOC3"/>
+            <w:tabs>
+              <w:tab w:val="right" w:leader="dot" w:pos="8778"/>
+            </w:tabs>
+            <w:rPr>
+              <w:rFonts w:asciiTheme="minorHAnsi" w:eastAsiaTheme="minorEastAsia" w:hAnsiTheme="minorHAnsi"/>
+              <w:noProof/>
+              <w:kern w:val="2"/>
+              <w:sz w:val="24"/>
+              <w:szCs w:val="24"/>
+              <w14:ligatures w14:val="standardContextual"/>
+            </w:rPr>
+          </w:pPr>
+          <w:hyperlink w:anchor="_Toc242638473" w:history="1">
+            <w:r>
+              <w:rPr>
+                <w:rStyle w:val="Hyperlink"/>
+                <w:noProof/>
+                <w:lang w:val="vi-VN"/>
+              </w:rPr>
+              <w:t>3.5.2</w:t>
+            </w:r>
+            <w:r>
+              <w:rPr>
+                <w:rStyle w:val="Hyperlink"/>
+                <w:noProof/>
+              </w:rPr>
+              <w:t xml:space="preserve"> Mô hình DFD phân rã chức năng</w:t>
+            </w:r>
+            <w:r>
+              <w:rPr>
+                <w:noProof/>
+                <w:webHidden/>
+              </w:rPr>
+              <w:tab/>
+            </w:r>
+            <w:r>
+              <w:rPr>
+                <w:noProof/>
+                <w:webHidden/>
+              </w:rPr>
+              <w:fldChar w:fldCharType="begin"/>
+            </w:r>
+            <w:r>
+              <w:rPr>
+                <w:noProof/>
+                <w:webHidden/>
+              </w:rPr>
+              <w:instrText xml:space="preserve"> PAGEREF _Toc242638473 \h </w:instrText>
+            </w:r>
+            <w:r>
+              <w:rPr>
+                <w:noProof/>
+                <w:webHidden/>
+              </w:rPr>
+            </w:r>
+            <w:r>
+              <w:rPr>
+                <w:noProof/>
+                <w:webHidden/>
+              </w:rPr>
+              <w:fldChar w:fldCharType="separate"/>
+            </w:r>
+            <w:r>
+              <w:rPr>
+                <w:noProof/>
+                <w:webHidden/>
+              </w:rPr>
+              <w:t>28</w:t>
+            </w:r>
+            <w:r>
+              <w:rPr>
+                <w:noProof/>
+                <w:webHidden/>
+              </w:rPr>
+              <w:fldChar w:fldCharType="end"/>
+            </w:r>
+          </w:hyperlink>
+        </w:p>
+        <w:p>
+          <w:pPr>
+            <w:pStyle w:val="TOC2"/>
+            <w:tabs>
+              <w:tab w:val="right" w:leader="dot" w:pos="8778"/>
+            </w:tabs>
+            <w:rPr>
+              <w:rFonts w:asciiTheme="minorHAnsi" w:eastAsiaTheme="minorEastAsia" w:hAnsiTheme="minorHAnsi"/>
+              <w:noProof/>
+              <w:kern w:val="2"/>
+              <w:sz w:val="24"/>
+              <w:szCs w:val="24"/>
+              <w14:ligatures w14:val="standardContextual"/>
+            </w:rPr>
+          </w:pPr>
+          <w:hyperlink w:anchor="_Toc242638474" w:history="1">
+            <w:r>
+              <w:rPr>
+                <w:rStyle w:val="Hyperlink"/>
+                <w:noProof/>
+                <w:lang w:val="vi-VN"/>
+              </w:rPr>
+              <w:t>3.6</w:t>
+            </w:r>
+            <w:r>
+              <w:rPr>
+                <w:rStyle w:val="Hyperlink"/>
+                <w:noProof/>
+              </w:rPr>
+              <w:t xml:space="preserve"> Thiết kế giao diện</w:t>
+            </w:r>
+            <w:r>
+              <w:rPr>
+                <w:noProof/>
+                <w:webHidden/>
+              </w:rPr>
+              <w:tab/>
+            </w:r>
+            <w:r>
+              <w:rPr>
+                <w:noProof/>
+                <w:webHidden/>
+              </w:rPr>
+              <w:fldChar w:fldCharType="begin"/>
+            </w:r>
+            <w:r>
+              <w:rPr>
+                <w:noProof/>
+                <w:webHidden/>
+              </w:rPr>
+              <w:instrText xml:space="preserve"> PAGEREF _Toc242638474 \h </w:instrText>
+            </w:r>
+            <w:r>
+              <w:rPr>
+                <w:noProof/>
+                <w:webHidden/>
+              </w:rPr>
+            </w:r>
+            <w:r>
+              <w:rPr>
+                <w:noProof/>
+                <w:webHidden/>
+              </w:rPr>
+              <w:fldChar w:fldCharType="separate"/>
+            </w:r>
+            <w:r>
+              <w:rPr>
+                <w:noProof/>
+                <w:webHidden/>
+              </w:rPr>
+              <w:t>34</w:t>
+            </w:r>
+            <w:r>
+              <w:rPr>
+                <w:noProof/>
+                <w:webHidden/>
+              </w:rPr>
+              <w:fldChar w:fldCharType="end"/>
+            </w:r>
+          </w:hyperlink>
+        </w:p>
+        <w:p>
+          <w:pPr>
+            <w:pStyle w:val="TOC3"/>
+            <w:tabs>
+              <w:tab w:val="right" w:leader="dot" w:pos="8778"/>
+            </w:tabs>
+            <w:rPr>
+              <w:rFonts w:asciiTheme="minorHAnsi" w:eastAsiaTheme="minorEastAsia" w:hAnsiTheme="minorHAnsi"/>
+              <w:noProof/>
+              <w:kern w:val="2"/>
+              <w:sz w:val="24"/>
+              <w:szCs w:val="24"/>
+              <w14:ligatures w14:val="standardContextual"/>
+            </w:rPr>
+          </w:pPr>
+          <w:hyperlink w:anchor="_Toc242638475" w:history="1">
+            <w:r>
+              <w:rPr>
+                <w:rStyle w:val="Hyperlink"/>
+                <w:noProof/>
+                <w:lang w:val="vi-VN"/>
+              </w:rPr>
+              <w:t>3.6.1 Sơ đồ website</w:t>
+            </w:r>
+            <w:r>
+              <w:rPr>
+                <w:noProof/>
+                <w:webHidden/>
+              </w:rPr>
+              <w:tab/>
+            </w:r>
+            <w:r>
+              <w:rPr>
+                <w:noProof/>
+                <w:webHidden/>
+              </w:rPr>
+              <w:fldChar w:fldCharType="begin"/>
+            </w:r>
+            <w:r>
+              <w:rPr>
+                <w:noProof/>
+                <w:webHidden/>
+              </w:rPr>
+              <w:instrText xml:space="preserve"> PAGEREF _Toc242638475 \h </w:instrText>
+            </w:r>
+            <w:r>
+              <w:rPr>
+                <w:noProof/>
+                <w:webHidden/>
+              </w:rPr>
+            </w:r>
+            <w:r>
+              <w:rPr>
+                <w:noProof/>
+                <w:webHidden/>
+              </w:rPr>
+              <w:fldChar w:fldCharType="separate"/>
+            </w:r>
+            <w:r>
+              <w:rPr>
+                <w:noProof/>
+                <w:webHidden/>
+              </w:rPr>
+              <w:t>34</w:t>
+            </w:r>
+            <w:r>
+              <w:rPr>
+                <w:noProof/>
+                <w:webHidden/>
+              </w:rPr>
+              <w:fldChar w:fldCharType="end"/>
+            </w:r>
+          </w:hyperlink>
+        </w:p>
+        <w:p>
+          <w:pPr>
+            <w:pStyle w:val="TOC3"/>
+            <w:tabs>
+              <w:tab w:val="right" w:leader="dot" w:pos="8778"/>
+            </w:tabs>
+            <w:rPr>
+              <w:rFonts w:asciiTheme="minorHAnsi" w:eastAsiaTheme="minorEastAsia" w:hAnsiTheme="minorHAnsi"/>
+              <w:noProof/>
+              <w:kern w:val="2"/>
+              <w:sz w:val="24"/>
+              <w:szCs w:val="24"/>
+              <w14:ligatures w14:val="standardContextual"/>
+            </w:rPr>
+          </w:pPr>
+          <w:hyperlink w:anchor="_Toc242638476" w:history="1">
+            <w:r>
+              <w:rPr>
+                <w:rStyle w:val="Hyperlink"/>
+                <w:noProof/>
+                <w:lang w:val="vi-VN"/>
+              </w:rPr>
+              <w:t>3.6.2</w:t>
+            </w:r>
+            <w:r>
+              <w:rPr>
+                <w:rStyle w:val="Hyperlink"/>
+                <w:noProof/>
+              </w:rPr>
+              <w:t xml:space="preserve"> Phác thảo giao diện</w:t>
+            </w:r>
+            <w:r>
+              <w:rPr>
+                <w:noProof/>
+                <w:webHidden/>
+              </w:rPr>
+              <w:tab/>
+            </w:r>
+            <w:r>
+              <w:rPr>
+                <w:noProof/>
+                <w:webHidden/>
+              </w:rPr>
+              <w:fldChar w:fldCharType="begin"/>
+            </w:r>
+            <w:r>
+              <w:rPr>
+                <w:noProof/>
+                <w:webHidden/>
+              </w:rPr>
+              <w:instrText xml:space="preserve"> PAGEREF _Toc242638476 \h </w:instrText>
+            </w:r>
+            <w:r>
+              <w:rPr>
+                <w:noProof/>
+                <w:webHidden/>
+              </w:rPr>
+            </w:r>
+            <w:r>
+              <w:rPr>
+                <w:noProof/>
+                <w:webHidden/>
+              </w:rPr>
+              <w:fldChar w:fldCharType="separate"/>
+            </w:r>
+            <w:r>
+              <w:rPr>
+                <w:noProof/>
+                <w:webHidden/>
+              </w:rPr>
+              <w:t>34</w:t>
+            </w:r>
+            <w:r>
+              <w:rPr>
+                <w:noProof/>
+                <w:webHidden/>
+              </w:rPr>
+              <w:fldChar w:fldCharType="end"/>
+            </w:r>
+          </w:hyperlink>
+        </w:p>
+        <w:p>
+          <w:pPr>
+            <w:pStyle w:val="TOC2"/>
+            <w:tabs>
+              <w:tab w:val="right" w:leader="dot" w:pos="8778"/>
+            </w:tabs>
+            <w:rPr>
+              <w:rFonts w:asciiTheme="minorHAnsi" w:eastAsiaTheme="minorEastAsia" w:hAnsiTheme="minorHAnsi"/>
+              <w:noProof/>
+              <w:kern w:val="2"/>
+              <w:sz w:val="24"/>
+              <w:szCs w:val="24"/>
+              <w14:ligatures w14:val="standardContextual"/>
+            </w:rPr>
+          </w:pPr>
+          <w:hyperlink w:anchor="_Toc242638477" w:history="1">
+            <w:r>
+              <w:rPr>
+                <w:rStyle w:val="Hyperlink"/>
+                <w:noProof/>
+                <w:lang w:val="vi-VN"/>
+              </w:rPr>
+              <w:t>3.7</w:t>
+            </w:r>
+            <w:r>
+              <w:rPr>
+                <w:rStyle w:val="Hyperlink"/>
+                <w:noProof/>
+              </w:rPr>
+              <w:t xml:space="preserve"> Kết chương</w:t>
+            </w:r>
+            <w:r>
+              <w:rPr>
+                <w:noProof/>
+                <w:webHidden/>
+              </w:rPr>
+              <w:tab/>
+            </w:r>
+            <w:r>
+              <w:rPr>
+                <w:noProof/>
+                <w:webHidden/>
+              </w:rPr>
+              <w:fldChar w:fldCharType="begin"/>
+            </w:r>
+            <w:r>
+              <w:rPr>
+                <w:noProof/>
+                <w:webHidden/>
+              </w:rPr>
+              <w:instrText xml:space="preserve"> PAGEREF _Toc242638477 \h </w:instrText>
+            </w:r>
+            <w:r>
+              <w:rPr>
+                <w:noProof/>
+                <w:webHidden/>
+              </w:rPr>
+            </w:r>
+            <w:r>
+              <w:rPr>
+                <w:noProof/>
+                <w:webHidden/>
+              </w:rPr>
+              <w:fldChar w:fldCharType="separate"/>
+            </w:r>
+            <w:r>
+              <w:rPr>
+                <w:noProof/>
+                <w:webHidden/>
+              </w:rPr>
+              <w:t>39</w:t>
+            </w:r>
+            <w:r>
+              <w:rPr>
+                <w:noProof/>
+                <w:webHidden/>
+              </w:rPr>
+              <w:fldChar w:fldCharType="end"/>
+            </w:r>
+          </w:hyperlink>
+        </w:p>
+        <w:p>
+          <w:pPr>
+            <w:pStyle w:val="TOC1"/>
+            <w:tabs>
+              <w:tab w:val="right" w:leader="dot" w:pos="8778"/>
+            </w:tabs>
+            <w:rPr>
+              <w:rFonts w:asciiTheme="minorHAnsi" w:eastAsiaTheme="minorEastAsia" w:hAnsiTheme="minorHAnsi"/>
+              <w:noProof/>
+              <w:kern w:val="2"/>
+              <w:sz w:val="24"/>
+              <w:szCs w:val="24"/>
+              <w14:ligatures w14:val="standardContextual"/>
+            </w:rPr>
+          </w:pPr>
+          <w:hyperlink w:anchor="_Toc242638478" w:history="1">
+            <w:r>
+              <w:rPr>
+                <w:rStyle w:val="Hyperlink"/>
+                <w:noProof/>
+              </w:rPr>
+              <w:t>CHƯƠNG 4. KẾT</w:t>
+            </w:r>
+            <w:r>
+              <w:rPr>
+                <w:rStyle w:val="Hyperlink"/>
+                <w:noProof/>
+                <w:lang w:val="vi-VN"/>
+              </w:rPr>
+              <w:t xml:space="preserve"> QUẢ NGHIÊN CỨU</w:t>
+            </w:r>
+            <w:r>
+              <w:rPr>
+                <w:noProof/>
+                <w:webHidden/>
+              </w:rPr>
+              <w:tab/>
+            </w:r>
+            <w:r>
+              <w:rPr>
+                <w:noProof/>
+                <w:webHidden/>
+              </w:rPr>
+              <w:fldChar w:fldCharType="begin"/>
+            </w:r>
+            <w:r>
+              <w:rPr>
+                <w:noProof/>
+                <w:webHidden/>
+              </w:rPr>
+              <w:instrText xml:space="preserve"> PAGEREF _Toc242638478 \h </w:instrText>
+            </w:r>
+            <w:r>
+              <w:rPr>
+                <w:noProof/>
+                <w:webHidden/>
+              </w:rPr>
+            </w:r>
+            <w:r>
+              <w:rPr>
+                <w:noProof/>
+                <w:webHidden/>
+              </w:rPr>
+              <w:fldChar w:fldCharType="separate"/>
+            </w:r>
+            <w:r>
+              <w:rPr>
+                <w:noProof/>
+                <w:webHidden/>
+              </w:rPr>
+              <w:t>40</w:t>
+            </w:r>
+            <w:r>
+              <w:rPr>
+                <w:noProof/>
+                <w:webHidden/>
+              </w:rPr>
+              <w:fldChar w:fldCharType="end"/>
+            </w:r>
+          </w:hyperlink>
+        </w:p>
+        <w:p>
+          <w:pPr>
+            <w:pStyle w:val="TOC1"/>
+            <w:tabs>
+              <w:tab w:val="right" w:leader="dot" w:pos="8778"/>
+            </w:tabs>
+            <w:rPr>
+              <w:rFonts w:asciiTheme="minorHAnsi" w:eastAsiaTheme="minorEastAsia" w:hAnsiTheme="minorHAnsi"/>
+              <w:noProof/>
+              <w:kern w:val="2"/>
+              <w:sz w:val="24"/>
+              <w:szCs w:val="24"/>
+              <w14:ligatures w14:val="standardContextual"/>
+            </w:rPr>
+          </w:pPr>
+          <w:hyperlink w:anchor="_Toc242638479" w:history="1">
+            <w:r>
+              <w:rPr>
+                <w:rStyle w:val="Hyperlink"/>
+                <w:noProof/>
+              </w:rPr>
+              <w:t>CHƯƠNG 5. KẾT</w:t>
+            </w:r>
+            <w:r>
+              <w:rPr>
+                <w:rStyle w:val="Hyperlink"/>
+                <w:noProof/>
+                <w:lang w:val="vi-VN"/>
+              </w:rPr>
+              <w:t xml:space="preserve"> LUẬN VÀ HƯỚNG PHÁT TRIỂN</w:t>
+            </w:r>
+            <w:r>
+              <w:rPr>
+                <w:noProof/>
+                <w:webHidden/>
+              </w:rPr>
+              <w:tab/>
+            </w:r>
+            <w:r>
+              <w:rPr>
+                <w:noProof/>
+                <w:webHidden/>
+              </w:rPr>
+              <w:fldChar w:fldCharType="begin"/>
+            </w:r>
+            <w:r>
+              <w:rPr>
+                <w:noProof/>
+                <w:webHidden/>
+              </w:rPr>
+              <w:instrText xml:space="preserve"> PAGEREF _Toc242638479 \h </w:instrText>
+            </w:r>
+            <w:r>
+              <w:rPr>
+                <w:noProof/>
+                <w:webHidden/>
+              </w:rPr>
+            </w:r>
+            <w:r>
+              <w:rPr>
+                <w:noProof/>
+                <w:webHidden/>
+              </w:rPr>
+              <w:fldChar w:fldCharType="separate"/>
+            </w:r>
+            <w:r>
+              <w:rPr>
+                <w:noProof/>
+                <w:webHidden/>
+              </w:rPr>
+              <w:t>41</w:t>
+            </w:r>
+            <w:r>
+              <w:rPr>
+                <w:noProof/>
+                <w:webHidden/>
+              </w:rPr>
+              <w:fldChar w:fldCharType="end"/>
+            </w:r>
+          </w:hyperlink>
+        </w:p>
+        <w:p>
+          <w:pPr>
+            <w:rPr>
+              <w:b/>
+              <w:bCs/>
+              <w:noProof/>
+            </w:rPr>
+          </w:pPr>
+          <w:r>
+            <w:rPr>
+              <w:b/>
+              <w:bCs/>
+              <w:noProof/>
+            </w:rPr>
+            <w:fldChar w:fldCharType="end"/>
+          </w:r>
+        </w:p>
+      </w:sdtContent>
+    </w:sdt>
     <w:p>
       <w:r>
         <w:br w:type="page"/>
@@ -857,11 +2875,1481 @@
     <w:p>
       <w:pPr>
         <w:pStyle w:val="DEMUC"/>
+        <w:rPr>
+          <w:noProof/>
+        </w:rPr>
       </w:pPr>
       <w:r>
         <w:lastRenderedPageBreak/>
         <w:t>DANH MỤC HÌNH ẢNH</w:t>
       </w:r>
+      <w:r>
+        <w:fldChar w:fldCharType="begin"/>
+      </w:r>
+      <w:r>
+        <w:instrText xml:space="preserve"> TOC \h \z \c "Hình" </w:instrText>
+      </w:r>
+      <w:r>
+        <w:fldChar w:fldCharType="separate"/>
+      </w:r>
+    </w:p>
+    <w:p>
+      <w:pPr>
+        <w:pStyle w:val="TableofFigures"/>
+        <w:tabs>
+          <w:tab w:val="right" w:leader="dot" w:pos="8778"/>
+        </w:tabs>
+        <w:rPr>
+          <w:rFonts w:asciiTheme="minorHAnsi" w:eastAsiaTheme="minorEastAsia" w:hAnsiTheme="minorHAnsi"/>
+          <w:noProof/>
+          <w:kern w:val="2"/>
+          <w:sz w:val="24"/>
+          <w:szCs w:val="24"/>
+          <w14:ligatures w14:val="standardContextual"/>
+        </w:rPr>
+      </w:pPr>
+      <w:hyperlink w:anchor="_Toc242638660" w:history="1">
+        <w:r>
+          <w:rPr>
+            <w:rStyle w:val="Hyperlink"/>
+            <w:noProof/>
+          </w:rPr>
+          <w:t>Hình 3.1</w:t>
+        </w:r>
+        <w:r>
+          <w:rPr>
+            <w:rStyle w:val="Hyperlink"/>
+            <w:noProof/>
+            <w:lang w:val="vi-VN"/>
+          </w:rPr>
+          <w:t xml:space="preserve"> Luồng hoạt động của hệ thống</w:t>
+        </w:r>
+        <w:r>
+          <w:rPr>
+            <w:noProof/>
+            <w:webHidden/>
+          </w:rPr>
+          <w:tab/>
+        </w:r>
+        <w:r>
+          <w:rPr>
+            <w:noProof/>
+            <w:webHidden/>
+          </w:rPr>
+          <w:fldChar w:fldCharType="begin"/>
+        </w:r>
+        <w:r>
+          <w:rPr>
+            <w:noProof/>
+            <w:webHidden/>
+          </w:rPr>
+          <w:instrText xml:space="preserve"> PAGEREF _Toc242638660 \h </w:instrText>
+        </w:r>
+        <w:r>
+          <w:rPr>
+            <w:noProof/>
+            <w:webHidden/>
+          </w:rPr>
+        </w:r>
+        <w:r>
+          <w:rPr>
+            <w:noProof/>
+            <w:webHidden/>
+          </w:rPr>
+          <w:fldChar w:fldCharType="separate"/>
+        </w:r>
+        <w:r>
+          <w:rPr>
+            <w:noProof/>
+            <w:webHidden/>
+          </w:rPr>
+          <w:t>19</w:t>
+        </w:r>
+        <w:r>
+          <w:rPr>
+            <w:noProof/>
+            <w:webHidden/>
+          </w:rPr>
+          <w:fldChar w:fldCharType="end"/>
+        </w:r>
+      </w:hyperlink>
+    </w:p>
+    <w:p>
+      <w:pPr>
+        <w:pStyle w:val="TableofFigures"/>
+        <w:tabs>
+          <w:tab w:val="right" w:leader="dot" w:pos="8778"/>
+        </w:tabs>
+        <w:rPr>
+          <w:rFonts w:asciiTheme="minorHAnsi" w:eastAsiaTheme="minorEastAsia" w:hAnsiTheme="minorHAnsi"/>
+          <w:noProof/>
+          <w:kern w:val="2"/>
+          <w:sz w:val="24"/>
+          <w:szCs w:val="24"/>
+          <w14:ligatures w14:val="standardContextual"/>
+        </w:rPr>
+      </w:pPr>
+      <w:hyperlink w:anchor="_Toc242638661" w:history="1">
+        <w:r>
+          <w:rPr>
+            <w:rStyle w:val="Hyperlink"/>
+            <w:noProof/>
+          </w:rPr>
+          <w:t>Hình 3.2 Mô hình triển khai hệ thống</w:t>
+        </w:r>
+        <w:r>
+          <w:rPr>
+            <w:noProof/>
+            <w:webHidden/>
+          </w:rPr>
+          <w:tab/>
+        </w:r>
+        <w:r>
+          <w:rPr>
+            <w:noProof/>
+            <w:webHidden/>
+          </w:rPr>
+          <w:fldChar w:fldCharType="begin"/>
+        </w:r>
+        <w:r>
+          <w:rPr>
+            <w:noProof/>
+            <w:webHidden/>
+          </w:rPr>
+          <w:instrText xml:space="preserve"> PAGEREF _Toc242638661 \h </w:instrText>
+        </w:r>
+        <w:r>
+          <w:rPr>
+            <w:noProof/>
+            <w:webHidden/>
+          </w:rPr>
+        </w:r>
+        <w:r>
+          <w:rPr>
+            <w:noProof/>
+            <w:webHidden/>
+          </w:rPr>
+          <w:fldChar w:fldCharType="separate"/>
+        </w:r>
+        <w:r>
+          <w:rPr>
+            <w:noProof/>
+            <w:webHidden/>
+          </w:rPr>
+          <w:t>20</w:t>
+        </w:r>
+        <w:r>
+          <w:rPr>
+            <w:noProof/>
+            <w:webHidden/>
+          </w:rPr>
+          <w:fldChar w:fldCharType="end"/>
+        </w:r>
+      </w:hyperlink>
+    </w:p>
+    <w:p>
+      <w:pPr>
+        <w:pStyle w:val="TableofFigures"/>
+        <w:tabs>
+          <w:tab w:val="right" w:leader="dot" w:pos="8778"/>
+        </w:tabs>
+        <w:rPr>
+          <w:rFonts w:asciiTheme="minorHAnsi" w:eastAsiaTheme="minorEastAsia" w:hAnsiTheme="minorHAnsi"/>
+          <w:noProof/>
+          <w:kern w:val="2"/>
+          <w:sz w:val="24"/>
+          <w:szCs w:val="24"/>
+          <w14:ligatures w14:val="standardContextual"/>
+        </w:rPr>
+      </w:pPr>
+      <w:hyperlink w:anchor="_Toc242638662" w:history="1">
+        <w:r>
+          <w:rPr>
+            <w:rStyle w:val="Hyperlink"/>
+            <w:noProof/>
+          </w:rPr>
+          <w:t>Hình 3.3</w:t>
+        </w:r>
+        <w:r>
+          <w:rPr>
+            <w:rStyle w:val="Hyperlink"/>
+            <w:noProof/>
+            <w:lang w:val="vi-VN"/>
+          </w:rPr>
+          <w:t xml:space="preserve"> Mô hình ERD</w:t>
+        </w:r>
+        <w:r>
+          <w:rPr>
+            <w:noProof/>
+            <w:webHidden/>
+          </w:rPr>
+          <w:tab/>
+        </w:r>
+        <w:r>
+          <w:rPr>
+            <w:noProof/>
+            <w:webHidden/>
+          </w:rPr>
+          <w:fldChar w:fldCharType="begin"/>
+        </w:r>
+        <w:r>
+          <w:rPr>
+            <w:noProof/>
+            <w:webHidden/>
+          </w:rPr>
+          <w:instrText xml:space="preserve"> PAGEREF _Toc242638662 \h </w:instrText>
+        </w:r>
+        <w:r>
+          <w:rPr>
+            <w:noProof/>
+            <w:webHidden/>
+          </w:rPr>
+        </w:r>
+        <w:r>
+          <w:rPr>
+            <w:noProof/>
+            <w:webHidden/>
+          </w:rPr>
+          <w:fldChar w:fldCharType="separate"/>
+        </w:r>
+        <w:r>
+          <w:rPr>
+            <w:noProof/>
+            <w:webHidden/>
+          </w:rPr>
+          <w:t>21</w:t>
+        </w:r>
+        <w:r>
+          <w:rPr>
+            <w:noProof/>
+            <w:webHidden/>
+          </w:rPr>
+          <w:fldChar w:fldCharType="end"/>
+        </w:r>
+      </w:hyperlink>
+    </w:p>
+    <w:p>
+      <w:pPr>
+        <w:pStyle w:val="TableofFigures"/>
+        <w:tabs>
+          <w:tab w:val="right" w:leader="dot" w:pos="8778"/>
+        </w:tabs>
+        <w:rPr>
+          <w:rFonts w:asciiTheme="minorHAnsi" w:eastAsiaTheme="minorEastAsia" w:hAnsiTheme="minorHAnsi"/>
+          <w:noProof/>
+          <w:kern w:val="2"/>
+          <w:sz w:val="24"/>
+          <w:szCs w:val="24"/>
+          <w14:ligatures w14:val="standardContextual"/>
+        </w:rPr>
+      </w:pPr>
+      <w:hyperlink w:anchor="_Toc242638663" w:history="1">
+        <w:r>
+          <w:rPr>
+            <w:rStyle w:val="Hyperlink"/>
+            <w:noProof/>
+          </w:rPr>
+          <w:t>Hình 3.4</w:t>
+        </w:r>
+        <w:r>
+          <w:rPr>
+            <w:rStyle w:val="Hyperlink"/>
+            <w:noProof/>
+            <w:lang w:val="vi-VN"/>
+          </w:rPr>
+          <w:t xml:space="preserve"> Mô hình DFD mức ngữ cảnh</w:t>
+        </w:r>
+        <w:r>
+          <w:rPr>
+            <w:noProof/>
+            <w:webHidden/>
+          </w:rPr>
+          <w:tab/>
+        </w:r>
+        <w:r>
+          <w:rPr>
+            <w:noProof/>
+            <w:webHidden/>
+          </w:rPr>
+          <w:fldChar w:fldCharType="begin"/>
+        </w:r>
+        <w:r>
+          <w:rPr>
+            <w:noProof/>
+            <w:webHidden/>
+          </w:rPr>
+          <w:instrText xml:space="preserve"> PAGEREF _Toc242638663 \h </w:instrText>
+        </w:r>
+        <w:r>
+          <w:rPr>
+            <w:noProof/>
+            <w:webHidden/>
+          </w:rPr>
+        </w:r>
+        <w:r>
+          <w:rPr>
+            <w:noProof/>
+            <w:webHidden/>
+          </w:rPr>
+          <w:fldChar w:fldCharType="separate"/>
+        </w:r>
+        <w:r>
+          <w:rPr>
+            <w:noProof/>
+            <w:webHidden/>
+          </w:rPr>
+          <w:t>28</w:t>
+        </w:r>
+        <w:r>
+          <w:rPr>
+            <w:noProof/>
+            <w:webHidden/>
+          </w:rPr>
+          <w:fldChar w:fldCharType="end"/>
+        </w:r>
+      </w:hyperlink>
+    </w:p>
+    <w:p>
+      <w:pPr>
+        <w:pStyle w:val="TableofFigures"/>
+        <w:tabs>
+          <w:tab w:val="right" w:leader="dot" w:pos="8778"/>
+        </w:tabs>
+        <w:rPr>
+          <w:rFonts w:asciiTheme="minorHAnsi" w:eastAsiaTheme="minorEastAsia" w:hAnsiTheme="minorHAnsi"/>
+          <w:noProof/>
+          <w:kern w:val="2"/>
+          <w:sz w:val="24"/>
+          <w:szCs w:val="24"/>
+          <w14:ligatures w14:val="standardContextual"/>
+        </w:rPr>
+      </w:pPr>
+      <w:hyperlink w:anchor="_Toc242638664" w:history="1">
+        <w:r>
+          <w:rPr>
+            <w:rStyle w:val="Hyperlink"/>
+            <w:noProof/>
+          </w:rPr>
+          <w:t>Hình 3.5</w:t>
+        </w:r>
+        <w:r>
+          <w:rPr>
+            <w:rStyle w:val="Hyperlink"/>
+            <w:noProof/>
+            <w:lang w:val="vi-VN"/>
+          </w:rPr>
+          <w:t xml:space="preserve"> DFD phân rã chức năng</w:t>
+        </w:r>
+        <w:r>
+          <w:rPr>
+            <w:noProof/>
+            <w:webHidden/>
+          </w:rPr>
+          <w:tab/>
+        </w:r>
+        <w:r>
+          <w:rPr>
+            <w:noProof/>
+            <w:webHidden/>
+          </w:rPr>
+          <w:fldChar w:fldCharType="begin"/>
+        </w:r>
+        <w:r>
+          <w:rPr>
+            <w:noProof/>
+            <w:webHidden/>
+          </w:rPr>
+          <w:instrText xml:space="preserve"> PAGEREF _Toc242638664 \h </w:instrText>
+        </w:r>
+        <w:r>
+          <w:rPr>
+            <w:noProof/>
+            <w:webHidden/>
+          </w:rPr>
+        </w:r>
+        <w:r>
+          <w:rPr>
+            <w:noProof/>
+            <w:webHidden/>
+          </w:rPr>
+          <w:fldChar w:fldCharType="separate"/>
+        </w:r>
+        <w:r>
+          <w:rPr>
+            <w:noProof/>
+            <w:webHidden/>
+          </w:rPr>
+          <w:t>29</w:t>
+        </w:r>
+        <w:r>
+          <w:rPr>
+            <w:noProof/>
+            <w:webHidden/>
+          </w:rPr>
+          <w:fldChar w:fldCharType="end"/>
+        </w:r>
+      </w:hyperlink>
+    </w:p>
+    <w:p>
+      <w:pPr>
+        <w:pStyle w:val="TableofFigures"/>
+        <w:tabs>
+          <w:tab w:val="right" w:leader="dot" w:pos="8778"/>
+        </w:tabs>
+        <w:rPr>
+          <w:rFonts w:asciiTheme="minorHAnsi" w:eastAsiaTheme="minorEastAsia" w:hAnsiTheme="minorHAnsi"/>
+          <w:noProof/>
+          <w:kern w:val="2"/>
+          <w:sz w:val="24"/>
+          <w:szCs w:val="24"/>
+          <w14:ligatures w14:val="standardContextual"/>
+        </w:rPr>
+      </w:pPr>
+      <w:hyperlink w:anchor="_Toc242638665" w:history="1">
+        <w:r>
+          <w:rPr>
+            <w:rStyle w:val="Hyperlink"/>
+            <w:noProof/>
+          </w:rPr>
+          <w:t>Hình 3.6</w:t>
+        </w:r>
+        <w:r>
+          <w:rPr>
+            <w:rStyle w:val="Hyperlink"/>
+            <w:noProof/>
+            <w:lang w:val="vi-VN"/>
+          </w:rPr>
+          <w:t xml:space="preserve"> Sơ đồ DFD mức 0</w:t>
+        </w:r>
+        <w:r>
+          <w:rPr>
+            <w:noProof/>
+            <w:webHidden/>
+          </w:rPr>
+          <w:tab/>
+        </w:r>
+        <w:r>
+          <w:rPr>
+            <w:noProof/>
+            <w:webHidden/>
+          </w:rPr>
+          <w:fldChar w:fldCharType="begin"/>
+        </w:r>
+        <w:r>
+          <w:rPr>
+            <w:noProof/>
+            <w:webHidden/>
+          </w:rPr>
+          <w:instrText xml:space="preserve"> PAGEREF _Toc242638665 \h </w:instrText>
+        </w:r>
+        <w:r>
+          <w:rPr>
+            <w:noProof/>
+            <w:webHidden/>
+          </w:rPr>
+        </w:r>
+        <w:r>
+          <w:rPr>
+            <w:noProof/>
+            <w:webHidden/>
+          </w:rPr>
+          <w:fldChar w:fldCharType="separate"/>
+        </w:r>
+        <w:r>
+          <w:rPr>
+            <w:noProof/>
+            <w:webHidden/>
+          </w:rPr>
+          <w:t>30</w:t>
+        </w:r>
+        <w:r>
+          <w:rPr>
+            <w:noProof/>
+            <w:webHidden/>
+          </w:rPr>
+          <w:fldChar w:fldCharType="end"/>
+        </w:r>
+      </w:hyperlink>
+    </w:p>
+    <w:p>
+      <w:pPr>
+        <w:pStyle w:val="TableofFigures"/>
+        <w:tabs>
+          <w:tab w:val="right" w:leader="dot" w:pos="8778"/>
+        </w:tabs>
+        <w:rPr>
+          <w:rFonts w:asciiTheme="minorHAnsi" w:eastAsiaTheme="minorEastAsia" w:hAnsiTheme="minorHAnsi"/>
+          <w:noProof/>
+          <w:kern w:val="2"/>
+          <w:sz w:val="24"/>
+          <w:szCs w:val="24"/>
+          <w14:ligatures w14:val="standardContextual"/>
+        </w:rPr>
+      </w:pPr>
+      <w:hyperlink w:anchor="_Toc242638666" w:history="1">
+        <w:r>
+          <w:rPr>
+            <w:rStyle w:val="Hyperlink"/>
+            <w:noProof/>
+          </w:rPr>
+          <w:t>Hình 3.7</w:t>
+        </w:r>
+        <w:r>
+          <w:rPr>
+            <w:rStyle w:val="Hyperlink"/>
+            <w:noProof/>
+            <w:lang w:val="vi-VN"/>
+          </w:rPr>
+          <w:t xml:space="preserve"> Sơ đồ DFD quản lý sản phẩm</w:t>
+        </w:r>
+        <w:r>
+          <w:rPr>
+            <w:noProof/>
+            <w:webHidden/>
+          </w:rPr>
+          <w:tab/>
+        </w:r>
+        <w:r>
+          <w:rPr>
+            <w:noProof/>
+            <w:webHidden/>
+          </w:rPr>
+          <w:fldChar w:fldCharType="begin"/>
+        </w:r>
+        <w:r>
+          <w:rPr>
+            <w:noProof/>
+            <w:webHidden/>
+          </w:rPr>
+          <w:instrText xml:space="preserve"> PAGEREF _Toc242638666 \h </w:instrText>
+        </w:r>
+        <w:r>
+          <w:rPr>
+            <w:noProof/>
+            <w:webHidden/>
+          </w:rPr>
+        </w:r>
+        <w:r>
+          <w:rPr>
+            <w:noProof/>
+            <w:webHidden/>
+          </w:rPr>
+          <w:fldChar w:fldCharType="separate"/>
+        </w:r>
+        <w:r>
+          <w:rPr>
+            <w:noProof/>
+            <w:webHidden/>
+          </w:rPr>
+          <w:t>31</w:t>
+        </w:r>
+        <w:r>
+          <w:rPr>
+            <w:noProof/>
+            <w:webHidden/>
+          </w:rPr>
+          <w:fldChar w:fldCharType="end"/>
+        </w:r>
+      </w:hyperlink>
+    </w:p>
+    <w:p>
+      <w:pPr>
+        <w:pStyle w:val="TableofFigures"/>
+        <w:tabs>
+          <w:tab w:val="right" w:leader="dot" w:pos="8778"/>
+        </w:tabs>
+        <w:rPr>
+          <w:rFonts w:asciiTheme="minorHAnsi" w:eastAsiaTheme="minorEastAsia" w:hAnsiTheme="minorHAnsi"/>
+          <w:noProof/>
+          <w:kern w:val="2"/>
+          <w:sz w:val="24"/>
+          <w:szCs w:val="24"/>
+          <w14:ligatures w14:val="standardContextual"/>
+        </w:rPr>
+      </w:pPr>
+      <w:hyperlink w:anchor="_Toc242638667" w:history="1">
+        <w:r>
+          <w:rPr>
+            <w:rStyle w:val="Hyperlink"/>
+            <w:noProof/>
+          </w:rPr>
+          <w:t>Hình 3.8</w:t>
+        </w:r>
+        <w:r>
+          <w:rPr>
+            <w:rStyle w:val="Hyperlink"/>
+            <w:noProof/>
+            <w:lang w:val="vi-VN"/>
+          </w:rPr>
+          <w:t xml:space="preserve"> Sơ đồ DFD quản lý giỏ hàng</w:t>
+        </w:r>
+        <w:r>
+          <w:rPr>
+            <w:noProof/>
+            <w:webHidden/>
+          </w:rPr>
+          <w:tab/>
+        </w:r>
+        <w:r>
+          <w:rPr>
+            <w:noProof/>
+            <w:webHidden/>
+          </w:rPr>
+          <w:fldChar w:fldCharType="begin"/>
+        </w:r>
+        <w:r>
+          <w:rPr>
+            <w:noProof/>
+            <w:webHidden/>
+          </w:rPr>
+          <w:instrText xml:space="preserve"> PAGEREF _Toc242638667 \h </w:instrText>
+        </w:r>
+        <w:r>
+          <w:rPr>
+            <w:noProof/>
+            <w:webHidden/>
+          </w:rPr>
+        </w:r>
+        <w:r>
+          <w:rPr>
+            <w:noProof/>
+            <w:webHidden/>
+          </w:rPr>
+          <w:fldChar w:fldCharType="separate"/>
+        </w:r>
+        <w:r>
+          <w:rPr>
+            <w:noProof/>
+            <w:webHidden/>
+          </w:rPr>
+          <w:t>32</w:t>
+        </w:r>
+        <w:r>
+          <w:rPr>
+            <w:noProof/>
+            <w:webHidden/>
+          </w:rPr>
+          <w:fldChar w:fldCharType="end"/>
+        </w:r>
+      </w:hyperlink>
+    </w:p>
+    <w:p>
+      <w:pPr>
+        <w:pStyle w:val="TableofFigures"/>
+        <w:tabs>
+          <w:tab w:val="right" w:leader="dot" w:pos="8778"/>
+        </w:tabs>
+        <w:rPr>
+          <w:rFonts w:asciiTheme="minorHAnsi" w:eastAsiaTheme="minorEastAsia" w:hAnsiTheme="minorHAnsi"/>
+          <w:noProof/>
+          <w:kern w:val="2"/>
+          <w:sz w:val="24"/>
+          <w:szCs w:val="24"/>
+          <w14:ligatures w14:val="standardContextual"/>
+        </w:rPr>
+      </w:pPr>
+      <w:hyperlink w:anchor="_Toc242638668" w:history="1">
+        <w:r>
+          <w:rPr>
+            <w:rStyle w:val="Hyperlink"/>
+            <w:noProof/>
+          </w:rPr>
+          <w:t>Hình 3.9</w:t>
+        </w:r>
+        <w:r>
+          <w:rPr>
+            <w:rStyle w:val="Hyperlink"/>
+            <w:noProof/>
+            <w:lang w:val="vi-VN"/>
+          </w:rPr>
+          <w:t xml:space="preserve"> Sơ đồ DFD xử lý đặt hàng</w:t>
+        </w:r>
+        <w:r>
+          <w:rPr>
+            <w:noProof/>
+            <w:webHidden/>
+          </w:rPr>
+          <w:tab/>
+        </w:r>
+        <w:r>
+          <w:rPr>
+            <w:noProof/>
+            <w:webHidden/>
+          </w:rPr>
+          <w:fldChar w:fldCharType="begin"/>
+        </w:r>
+        <w:r>
+          <w:rPr>
+            <w:noProof/>
+            <w:webHidden/>
+          </w:rPr>
+          <w:instrText xml:space="preserve"> PAGEREF _Toc242638668 \h </w:instrText>
+        </w:r>
+        <w:r>
+          <w:rPr>
+            <w:noProof/>
+            <w:webHidden/>
+          </w:rPr>
+        </w:r>
+        <w:r>
+          <w:rPr>
+            <w:noProof/>
+            <w:webHidden/>
+          </w:rPr>
+          <w:fldChar w:fldCharType="separate"/>
+        </w:r>
+        <w:r>
+          <w:rPr>
+            <w:noProof/>
+            <w:webHidden/>
+          </w:rPr>
+          <w:t>33</w:t>
+        </w:r>
+        <w:r>
+          <w:rPr>
+            <w:noProof/>
+            <w:webHidden/>
+          </w:rPr>
+          <w:fldChar w:fldCharType="end"/>
+        </w:r>
+      </w:hyperlink>
+    </w:p>
+    <w:p>
+      <w:pPr>
+        <w:pStyle w:val="TableofFigures"/>
+        <w:tabs>
+          <w:tab w:val="right" w:leader="dot" w:pos="8778"/>
+        </w:tabs>
+        <w:rPr>
+          <w:rFonts w:asciiTheme="minorHAnsi" w:eastAsiaTheme="minorEastAsia" w:hAnsiTheme="minorHAnsi"/>
+          <w:noProof/>
+          <w:kern w:val="2"/>
+          <w:sz w:val="24"/>
+          <w:szCs w:val="24"/>
+          <w14:ligatures w14:val="standardContextual"/>
+        </w:rPr>
+      </w:pPr>
+      <w:hyperlink w:anchor="_Toc242638669" w:history="1">
+        <w:r>
+          <w:rPr>
+            <w:rStyle w:val="Hyperlink"/>
+            <w:noProof/>
+          </w:rPr>
+          <w:t>Hình 3.10</w:t>
+        </w:r>
+        <w:r>
+          <w:rPr>
+            <w:rStyle w:val="Hyperlink"/>
+            <w:noProof/>
+            <w:lang w:val="vi-VN"/>
+          </w:rPr>
+          <w:t xml:space="preserve"> Sơ đồ DFD xử lý đơn hàng</w:t>
+        </w:r>
+        <w:r>
+          <w:rPr>
+            <w:noProof/>
+            <w:webHidden/>
+          </w:rPr>
+          <w:tab/>
+        </w:r>
+        <w:r>
+          <w:rPr>
+            <w:noProof/>
+            <w:webHidden/>
+          </w:rPr>
+          <w:fldChar w:fldCharType="begin"/>
+        </w:r>
+        <w:r>
+          <w:rPr>
+            <w:noProof/>
+            <w:webHidden/>
+          </w:rPr>
+          <w:instrText xml:space="preserve"> PAGEREF _Toc242638669 \h </w:instrText>
+        </w:r>
+        <w:r>
+          <w:rPr>
+            <w:noProof/>
+            <w:webHidden/>
+          </w:rPr>
+        </w:r>
+        <w:r>
+          <w:rPr>
+            <w:noProof/>
+            <w:webHidden/>
+          </w:rPr>
+          <w:fldChar w:fldCharType="separate"/>
+        </w:r>
+        <w:r>
+          <w:rPr>
+            <w:noProof/>
+            <w:webHidden/>
+          </w:rPr>
+          <w:t>34</w:t>
+        </w:r>
+        <w:r>
+          <w:rPr>
+            <w:noProof/>
+            <w:webHidden/>
+          </w:rPr>
+          <w:fldChar w:fldCharType="end"/>
+        </w:r>
+      </w:hyperlink>
+    </w:p>
+    <w:p>
+      <w:pPr>
+        <w:pStyle w:val="TableofFigures"/>
+        <w:tabs>
+          <w:tab w:val="right" w:leader="dot" w:pos="8778"/>
+        </w:tabs>
+        <w:rPr>
+          <w:rFonts w:asciiTheme="minorHAnsi" w:eastAsiaTheme="minorEastAsia" w:hAnsiTheme="minorHAnsi"/>
+          <w:noProof/>
+          <w:kern w:val="2"/>
+          <w:sz w:val="24"/>
+          <w:szCs w:val="24"/>
+          <w14:ligatures w14:val="standardContextual"/>
+        </w:rPr>
+      </w:pPr>
+      <w:hyperlink w:anchor="_Toc242638670" w:history="1">
+        <w:r>
+          <w:rPr>
+            <w:rStyle w:val="Hyperlink"/>
+            <w:noProof/>
+          </w:rPr>
+          <w:t>Hình 3.11</w:t>
+        </w:r>
+        <w:r>
+          <w:rPr>
+            <w:rStyle w:val="Hyperlink"/>
+            <w:noProof/>
+            <w:lang w:val="vi-VN"/>
+          </w:rPr>
+          <w:t xml:space="preserve"> Sơ đồ website</w:t>
+        </w:r>
+        <w:r>
+          <w:rPr>
+            <w:noProof/>
+            <w:webHidden/>
+          </w:rPr>
+          <w:tab/>
+        </w:r>
+        <w:r>
+          <w:rPr>
+            <w:noProof/>
+            <w:webHidden/>
+          </w:rPr>
+          <w:fldChar w:fldCharType="begin"/>
+        </w:r>
+        <w:r>
+          <w:rPr>
+            <w:noProof/>
+            <w:webHidden/>
+          </w:rPr>
+          <w:instrText xml:space="preserve"> PAGEREF _Toc242638670 \h </w:instrText>
+        </w:r>
+        <w:r>
+          <w:rPr>
+            <w:noProof/>
+            <w:webHidden/>
+          </w:rPr>
+        </w:r>
+        <w:r>
+          <w:rPr>
+            <w:noProof/>
+            <w:webHidden/>
+          </w:rPr>
+          <w:fldChar w:fldCharType="separate"/>
+        </w:r>
+        <w:r>
+          <w:rPr>
+            <w:noProof/>
+            <w:webHidden/>
+          </w:rPr>
+          <w:t>34</w:t>
+        </w:r>
+        <w:r>
+          <w:rPr>
+            <w:noProof/>
+            <w:webHidden/>
+          </w:rPr>
+          <w:fldChar w:fldCharType="end"/>
+        </w:r>
+      </w:hyperlink>
+    </w:p>
+    <w:p>
+      <w:pPr>
+        <w:pStyle w:val="TableofFigures"/>
+        <w:tabs>
+          <w:tab w:val="right" w:leader="dot" w:pos="8778"/>
+        </w:tabs>
+        <w:rPr>
+          <w:rFonts w:asciiTheme="minorHAnsi" w:eastAsiaTheme="minorEastAsia" w:hAnsiTheme="minorHAnsi"/>
+          <w:noProof/>
+          <w:kern w:val="2"/>
+          <w:sz w:val="24"/>
+          <w:szCs w:val="24"/>
+          <w14:ligatures w14:val="standardContextual"/>
+        </w:rPr>
+      </w:pPr>
+      <w:hyperlink w:anchor="_Toc242638671" w:history="1">
+        <w:r>
+          <w:rPr>
+            <w:rStyle w:val="Hyperlink"/>
+            <w:noProof/>
+          </w:rPr>
+          <w:t>Hình 3.12</w:t>
+        </w:r>
+        <w:r>
+          <w:rPr>
+            <w:rStyle w:val="Hyperlink"/>
+            <w:noProof/>
+            <w:lang w:val="vi-VN"/>
+          </w:rPr>
+          <w:t xml:space="preserve"> Giao diện trang chủ</w:t>
+        </w:r>
+        <w:r>
+          <w:rPr>
+            <w:noProof/>
+            <w:webHidden/>
+          </w:rPr>
+          <w:tab/>
+        </w:r>
+        <w:r>
+          <w:rPr>
+            <w:noProof/>
+            <w:webHidden/>
+          </w:rPr>
+          <w:fldChar w:fldCharType="begin"/>
+        </w:r>
+        <w:r>
+          <w:rPr>
+            <w:noProof/>
+            <w:webHidden/>
+          </w:rPr>
+          <w:instrText xml:space="preserve"> PAGEREF _Toc242638671 \h </w:instrText>
+        </w:r>
+        <w:r>
+          <w:rPr>
+            <w:noProof/>
+            <w:webHidden/>
+          </w:rPr>
+        </w:r>
+        <w:r>
+          <w:rPr>
+            <w:noProof/>
+            <w:webHidden/>
+          </w:rPr>
+          <w:fldChar w:fldCharType="separate"/>
+        </w:r>
+        <w:r>
+          <w:rPr>
+            <w:noProof/>
+            <w:webHidden/>
+          </w:rPr>
+          <w:t>35</w:t>
+        </w:r>
+        <w:r>
+          <w:rPr>
+            <w:noProof/>
+            <w:webHidden/>
+          </w:rPr>
+          <w:fldChar w:fldCharType="end"/>
+        </w:r>
+      </w:hyperlink>
+    </w:p>
+    <w:p>
+      <w:pPr>
+        <w:pStyle w:val="TableofFigures"/>
+        <w:tabs>
+          <w:tab w:val="right" w:leader="dot" w:pos="8778"/>
+        </w:tabs>
+        <w:rPr>
+          <w:rFonts w:asciiTheme="minorHAnsi" w:eastAsiaTheme="minorEastAsia" w:hAnsiTheme="minorHAnsi"/>
+          <w:noProof/>
+          <w:kern w:val="2"/>
+          <w:sz w:val="24"/>
+          <w:szCs w:val="24"/>
+          <w14:ligatures w14:val="standardContextual"/>
+        </w:rPr>
+      </w:pPr>
+      <w:hyperlink w:anchor="_Toc242638672" w:history="1">
+        <w:r>
+          <w:rPr>
+            <w:rStyle w:val="Hyperlink"/>
+            <w:noProof/>
+          </w:rPr>
+          <w:t>Hình 3.13</w:t>
+        </w:r>
+        <w:r>
+          <w:rPr>
+            <w:rStyle w:val="Hyperlink"/>
+            <w:noProof/>
+            <w:lang w:val="vi-VN"/>
+          </w:rPr>
+          <w:t xml:space="preserve"> Giao diện danh sách sản phẩm</w:t>
+        </w:r>
+        <w:r>
+          <w:rPr>
+            <w:noProof/>
+            <w:webHidden/>
+          </w:rPr>
+          <w:tab/>
+        </w:r>
+        <w:r>
+          <w:rPr>
+            <w:noProof/>
+            <w:webHidden/>
+          </w:rPr>
+          <w:fldChar w:fldCharType="begin"/>
+        </w:r>
+        <w:r>
+          <w:rPr>
+            <w:noProof/>
+            <w:webHidden/>
+          </w:rPr>
+          <w:instrText xml:space="preserve"> PAGEREF _Toc242638672 \h </w:instrText>
+        </w:r>
+        <w:r>
+          <w:rPr>
+            <w:noProof/>
+            <w:webHidden/>
+          </w:rPr>
+        </w:r>
+        <w:r>
+          <w:rPr>
+            <w:noProof/>
+            <w:webHidden/>
+          </w:rPr>
+          <w:fldChar w:fldCharType="separate"/>
+        </w:r>
+        <w:r>
+          <w:rPr>
+            <w:noProof/>
+            <w:webHidden/>
+          </w:rPr>
+          <w:t>35</w:t>
+        </w:r>
+        <w:r>
+          <w:rPr>
+            <w:noProof/>
+            <w:webHidden/>
+          </w:rPr>
+          <w:fldChar w:fldCharType="end"/>
+        </w:r>
+      </w:hyperlink>
+    </w:p>
+    <w:p>
+      <w:pPr>
+        <w:pStyle w:val="TableofFigures"/>
+        <w:tabs>
+          <w:tab w:val="right" w:leader="dot" w:pos="8778"/>
+        </w:tabs>
+        <w:rPr>
+          <w:rFonts w:asciiTheme="minorHAnsi" w:eastAsiaTheme="minorEastAsia" w:hAnsiTheme="minorHAnsi"/>
+          <w:noProof/>
+          <w:kern w:val="2"/>
+          <w:sz w:val="24"/>
+          <w:szCs w:val="24"/>
+          <w14:ligatures w14:val="standardContextual"/>
+        </w:rPr>
+      </w:pPr>
+      <w:hyperlink w:anchor="_Toc242638673" w:history="1">
+        <w:r>
+          <w:rPr>
+            <w:rStyle w:val="Hyperlink"/>
+            <w:noProof/>
+          </w:rPr>
+          <w:t>Hình 3.14</w:t>
+        </w:r>
+        <w:r>
+          <w:rPr>
+            <w:rStyle w:val="Hyperlink"/>
+            <w:noProof/>
+            <w:lang w:val="vi-VN"/>
+          </w:rPr>
+          <w:t xml:space="preserve"> Giao diện trang chi tiết sản phẩm</w:t>
+        </w:r>
+        <w:r>
+          <w:rPr>
+            <w:noProof/>
+            <w:webHidden/>
+          </w:rPr>
+          <w:tab/>
+        </w:r>
+        <w:r>
+          <w:rPr>
+            <w:noProof/>
+            <w:webHidden/>
+          </w:rPr>
+          <w:fldChar w:fldCharType="begin"/>
+        </w:r>
+        <w:r>
+          <w:rPr>
+            <w:noProof/>
+            <w:webHidden/>
+          </w:rPr>
+          <w:instrText xml:space="preserve"> PAGEREF _Toc242638673 \h </w:instrText>
+        </w:r>
+        <w:r>
+          <w:rPr>
+            <w:noProof/>
+            <w:webHidden/>
+          </w:rPr>
+        </w:r>
+        <w:r>
+          <w:rPr>
+            <w:noProof/>
+            <w:webHidden/>
+          </w:rPr>
+          <w:fldChar w:fldCharType="separate"/>
+        </w:r>
+        <w:r>
+          <w:rPr>
+            <w:noProof/>
+            <w:webHidden/>
+          </w:rPr>
+          <w:t>36</w:t>
+        </w:r>
+        <w:r>
+          <w:rPr>
+            <w:noProof/>
+            <w:webHidden/>
+          </w:rPr>
+          <w:fldChar w:fldCharType="end"/>
+        </w:r>
+      </w:hyperlink>
+    </w:p>
+    <w:p>
+      <w:pPr>
+        <w:pStyle w:val="TableofFigures"/>
+        <w:tabs>
+          <w:tab w:val="right" w:leader="dot" w:pos="8778"/>
+        </w:tabs>
+        <w:rPr>
+          <w:rFonts w:asciiTheme="minorHAnsi" w:eastAsiaTheme="minorEastAsia" w:hAnsiTheme="minorHAnsi"/>
+          <w:noProof/>
+          <w:kern w:val="2"/>
+          <w:sz w:val="24"/>
+          <w:szCs w:val="24"/>
+          <w14:ligatures w14:val="standardContextual"/>
+        </w:rPr>
+      </w:pPr>
+      <w:hyperlink w:anchor="_Toc242638674" w:history="1">
+        <w:r>
+          <w:rPr>
+            <w:rStyle w:val="Hyperlink"/>
+            <w:noProof/>
+          </w:rPr>
+          <w:t>Hình 3.15</w:t>
+        </w:r>
+        <w:r>
+          <w:rPr>
+            <w:rStyle w:val="Hyperlink"/>
+            <w:noProof/>
+            <w:lang w:val="vi-VN"/>
+          </w:rPr>
+          <w:t xml:space="preserve"> Giao diện trang giỏ hàng</w:t>
+        </w:r>
+        <w:r>
+          <w:rPr>
+            <w:noProof/>
+            <w:webHidden/>
+          </w:rPr>
+          <w:tab/>
+        </w:r>
+        <w:r>
+          <w:rPr>
+            <w:noProof/>
+            <w:webHidden/>
+          </w:rPr>
+          <w:fldChar w:fldCharType="begin"/>
+        </w:r>
+        <w:r>
+          <w:rPr>
+            <w:noProof/>
+            <w:webHidden/>
+          </w:rPr>
+          <w:instrText xml:space="preserve"> PAGEREF _Toc242638674 \h </w:instrText>
+        </w:r>
+        <w:r>
+          <w:rPr>
+            <w:noProof/>
+            <w:webHidden/>
+          </w:rPr>
+        </w:r>
+        <w:r>
+          <w:rPr>
+            <w:noProof/>
+            <w:webHidden/>
+          </w:rPr>
+          <w:fldChar w:fldCharType="separate"/>
+        </w:r>
+        <w:r>
+          <w:rPr>
+            <w:noProof/>
+            <w:webHidden/>
+          </w:rPr>
+          <w:t>37</w:t>
+        </w:r>
+        <w:r>
+          <w:rPr>
+            <w:noProof/>
+            <w:webHidden/>
+          </w:rPr>
+          <w:fldChar w:fldCharType="end"/>
+        </w:r>
+      </w:hyperlink>
+    </w:p>
+    <w:p>
+      <w:pPr>
+        <w:pStyle w:val="TableofFigures"/>
+        <w:tabs>
+          <w:tab w:val="right" w:leader="dot" w:pos="8778"/>
+        </w:tabs>
+        <w:rPr>
+          <w:rFonts w:asciiTheme="minorHAnsi" w:eastAsiaTheme="minorEastAsia" w:hAnsiTheme="minorHAnsi"/>
+          <w:noProof/>
+          <w:kern w:val="2"/>
+          <w:sz w:val="24"/>
+          <w:szCs w:val="24"/>
+          <w14:ligatures w14:val="standardContextual"/>
+        </w:rPr>
+      </w:pPr>
+      <w:hyperlink w:anchor="_Toc242638675" w:history="1">
+        <w:r>
+          <w:rPr>
+            <w:rStyle w:val="Hyperlink"/>
+            <w:noProof/>
+          </w:rPr>
+          <w:t>Hình 3.16</w:t>
+        </w:r>
+        <w:r>
+          <w:rPr>
+            <w:rStyle w:val="Hyperlink"/>
+            <w:noProof/>
+            <w:lang w:val="vi-VN"/>
+          </w:rPr>
+          <w:t xml:space="preserve"> Giao diện thanh toán và đặt hàng</w:t>
+        </w:r>
+        <w:r>
+          <w:rPr>
+            <w:noProof/>
+            <w:webHidden/>
+          </w:rPr>
+          <w:tab/>
+        </w:r>
+        <w:r>
+          <w:rPr>
+            <w:noProof/>
+            <w:webHidden/>
+          </w:rPr>
+          <w:fldChar w:fldCharType="begin"/>
+        </w:r>
+        <w:r>
+          <w:rPr>
+            <w:noProof/>
+            <w:webHidden/>
+          </w:rPr>
+          <w:instrText xml:space="preserve"> PAGEREF _Toc242638675 \h </w:instrText>
+        </w:r>
+        <w:r>
+          <w:rPr>
+            <w:noProof/>
+            <w:webHidden/>
+          </w:rPr>
+        </w:r>
+        <w:r>
+          <w:rPr>
+            <w:noProof/>
+            <w:webHidden/>
+          </w:rPr>
+          <w:fldChar w:fldCharType="separate"/>
+        </w:r>
+        <w:r>
+          <w:rPr>
+            <w:noProof/>
+            <w:webHidden/>
+          </w:rPr>
+          <w:t>37</w:t>
+        </w:r>
+        <w:r>
+          <w:rPr>
+            <w:noProof/>
+            <w:webHidden/>
+          </w:rPr>
+          <w:fldChar w:fldCharType="end"/>
+        </w:r>
+      </w:hyperlink>
+    </w:p>
+    <w:p>
+      <w:pPr>
+        <w:pStyle w:val="TableofFigures"/>
+        <w:tabs>
+          <w:tab w:val="right" w:leader="dot" w:pos="8778"/>
+        </w:tabs>
+        <w:rPr>
+          <w:rFonts w:asciiTheme="minorHAnsi" w:eastAsiaTheme="minorEastAsia" w:hAnsiTheme="minorHAnsi"/>
+          <w:noProof/>
+          <w:kern w:val="2"/>
+          <w:sz w:val="24"/>
+          <w:szCs w:val="24"/>
+          <w14:ligatures w14:val="standardContextual"/>
+        </w:rPr>
+      </w:pPr>
+      <w:hyperlink w:anchor="_Toc242638676" w:history="1">
+        <w:r>
+          <w:rPr>
+            <w:rStyle w:val="Hyperlink"/>
+            <w:noProof/>
+          </w:rPr>
+          <w:t>Hình 3.17</w:t>
+        </w:r>
+        <w:r>
+          <w:rPr>
+            <w:rStyle w:val="Hyperlink"/>
+            <w:noProof/>
+            <w:lang w:val="vi-VN"/>
+          </w:rPr>
+          <w:t xml:space="preserve"> Giao diện xác nhận đơn hàng</w:t>
+        </w:r>
+        <w:r>
+          <w:rPr>
+            <w:noProof/>
+            <w:webHidden/>
+          </w:rPr>
+          <w:tab/>
+        </w:r>
+        <w:r>
+          <w:rPr>
+            <w:noProof/>
+            <w:webHidden/>
+          </w:rPr>
+          <w:fldChar w:fldCharType="begin"/>
+        </w:r>
+        <w:r>
+          <w:rPr>
+            <w:noProof/>
+            <w:webHidden/>
+          </w:rPr>
+          <w:instrText xml:space="preserve"> PAGEREF _Toc242638676 \h </w:instrText>
+        </w:r>
+        <w:r>
+          <w:rPr>
+            <w:noProof/>
+            <w:webHidden/>
+          </w:rPr>
+        </w:r>
+        <w:r>
+          <w:rPr>
+            <w:noProof/>
+            <w:webHidden/>
+          </w:rPr>
+          <w:fldChar w:fldCharType="separate"/>
+        </w:r>
+        <w:r>
+          <w:rPr>
+            <w:noProof/>
+            <w:webHidden/>
+          </w:rPr>
+          <w:t>38</w:t>
+        </w:r>
+        <w:r>
+          <w:rPr>
+            <w:noProof/>
+            <w:webHidden/>
+          </w:rPr>
+          <w:fldChar w:fldCharType="end"/>
+        </w:r>
+      </w:hyperlink>
+    </w:p>
+    <w:p>
+      <w:pPr>
+        <w:pStyle w:val="TableofFigures"/>
+        <w:tabs>
+          <w:tab w:val="right" w:leader="dot" w:pos="8778"/>
+        </w:tabs>
+        <w:rPr>
+          <w:rFonts w:asciiTheme="minorHAnsi" w:eastAsiaTheme="minorEastAsia" w:hAnsiTheme="minorHAnsi"/>
+          <w:noProof/>
+          <w:kern w:val="2"/>
+          <w:sz w:val="24"/>
+          <w:szCs w:val="24"/>
+          <w14:ligatures w14:val="standardContextual"/>
+        </w:rPr>
+      </w:pPr>
+      <w:hyperlink w:anchor="_Toc242638677" w:history="1">
+        <w:r>
+          <w:rPr>
+            <w:rStyle w:val="Hyperlink"/>
+            <w:noProof/>
+          </w:rPr>
+          <w:t>Hình 3.18</w:t>
+        </w:r>
+        <w:r>
+          <w:rPr>
+            <w:rStyle w:val="Hyperlink"/>
+            <w:noProof/>
+            <w:lang w:val="vi-VN"/>
+          </w:rPr>
+          <w:t xml:space="preserve"> Giao diện lịch sử đơn hàng</w:t>
+        </w:r>
+        <w:r>
+          <w:rPr>
+            <w:noProof/>
+            <w:webHidden/>
+          </w:rPr>
+          <w:tab/>
+        </w:r>
+        <w:r>
+          <w:rPr>
+            <w:noProof/>
+            <w:webHidden/>
+          </w:rPr>
+          <w:fldChar w:fldCharType="begin"/>
+        </w:r>
+        <w:r>
+          <w:rPr>
+            <w:noProof/>
+            <w:webHidden/>
+          </w:rPr>
+          <w:instrText xml:space="preserve"> PAGEREF _Toc242638677 \h </w:instrText>
+        </w:r>
+        <w:r>
+          <w:rPr>
+            <w:noProof/>
+            <w:webHidden/>
+          </w:rPr>
+        </w:r>
+        <w:r>
+          <w:rPr>
+            <w:noProof/>
+            <w:webHidden/>
+          </w:rPr>
+          <w:fldChar w:fldCharType="separate"/>
+        </w:r>
+        <w:r>
+          <w:rPr>
+            <w:noProof/>
+            <w:webHidden/>
+          </w:rPr>
+          <w:t>39</w:t>
+        </w:r>
+        <w:r>
+          <w:rPr>
+            <w:noProof/>
+            <w:webHidden/>
+          </w:rPr>
+          <w:fldChar w:fldCharType="end"/>
+        </w:r>
+      </w:hyperlink>
+    </w:p>
+    <w:p>
+      <w:pPr>
+        <w:pStyle w:val="DEMUC"/>
+      </w:pPr>
+      <w:r>
+        <w:fldChar w:fldCharType="end"/>
+      </w:r>
     </w:p>
     <w:p>
       <w:r>
@@ -871,10 +4359,759 @@
     <w:p>
       <w:pPr>
         <w:pStyle w:val="DEMUC"/>
+        <w:rPr>
+          <w:noProof/>
+        </w:rPr>
       </w:pPr>
       <w:r>
         <w:lastRenderedPageBreak/>
         <w:t>DANH MỤC BẢNG BIỂU</w:t>
+      </w:r>
+      <w:r>
+        <w:fldChar w:fldCharType="begin"/>
+      </w:r>
+      <w:r>
+        <w:instrText xml:space="preserve"> TOC \h \z \c "Bảng" </w:instrText>
+      </w:r>
+      <w:r>
+        <w:fldChar w:fldCharType="separate"/>
+      </w:r>
+    </w:p>
+    <w:p>
+      <w:pPr>
+        <w:pStyle w:val="TableofFigures"/>
+        <w:tabs>
+          <w:tab w:val="right" w:leader="dot" w:pos="8778"/>
+        </w:tabs>
+        <w:rPr>
+          <w:rFonts w:asciiTheme="minorHAnsi" w:eastAsiaTheme="minorEastAsia" w:hAnsiTheme="minorHAnsi"/>
+          <w:noProof/>
+          <w:kern w:val="2"/>
+          <w:sz w:val="24"/>
+          <w:szCs w:val="24"/>
+          <w14:ligatures w14:val="standardContextual"/>
+        </w:rPr>
+      </w:pPr>
+      <w:hyperlink w:anchor="_Toc242638678" w:history="1">
+        <w:r>
+          <w:rPr>
+            <w:rStyle w:val="Hyperlink"/>
+            <w:noProof/>
+          </w:rPr>
+          <w:t>Bảng 3.1</w:t>
+        </w:r>
+        <w:r>
+          <w:rPr>
+            <w:rStyle w:val="Hyperlink"/>
+            <w:noProof/>
+            <w:lang w:val="vi-VN"/>
+          </w:rPr>
+          <w:t xml:space="preserve"> Thực thể Category</w:t>
+        </w:r>
+        <w:r>
+          <w:rPr>
+            <w:noProof/>
+            <w:webHidden/>
+          </w:rPr>
+          <w:tab/>
+        </w:r>
+        <w:r>
+          <w:rPr>
+            <w:noProof/>
+            <w:webHidden/>
+          </w:rPr>
+          <w:fldChar w:fldCharType="begin"/>
+        </w:r>
+        <w:r>
+          <w:rPr>
+            <w:noProof/>
+            <w:webHidden/>
+          </w:rPr>
+          <w:instrText xml:space="preserve"> PAGEREF _Toc242638678 \h </w:instrText>
+        </w:r>
+        <w:r>
+          <w:rPr>
+            <w:noProof/>
+            <w:webHidden/>
+          </w:rPr>
+        </w:r>
+        <w:r>
+          <w:rPr>
+            <w:noProof/>
+            <w:webHidden/>
+          </w:rPr>
+          <w:fldChar w:fldCharType="separate"/>
+        </w:r>
+        <w:r>
+          <w:rPr>
+            <w:noProof/>
+            <w:webHidden/>
+          </w:rPr>
+          <w:t>21</w:t>
+        </w:r>
+        <w:r>
+          <w:rPr>
+            <w:noProof/>
+            <w:webHidden/>
+          </w:rPr>
+          <w:fldChar w:fldCharType="end"/>
+        </w:r>
+      </w:hyperlink>
+    </w:p>
+    <w:p>
+      <w:pPr>
+        <w:pStyle w:val="TableofFigures"/>
+        <w:tabs>
+          <w:tab w:val="right" w:leader="dot" w:pos="8778"/>
+        </w:tabs>
+        <w:rPr>
+          <w:rFonts w:asciiTheme="minorHAnsi" w:eastAsiaTheme="minorEastAsia" w:hAnsiTheme="minorHAnsi"/>
+          <w:noProof/>
+          <w:kern w:val="2"/>
+          <w:sz w:val="24"/>
+          <w:szCs w:val="24"/>
+          <w14:ligatures w14:val="standardContextual"/>
+        </w:rPr>
+      </w:pPr>
+      <w:hyperlink w:anchor="_Toc242638679" w:history="1">
+        <w:r>
+          <w:rPr>
+            <w:rStyle w:val="Hyperlink"/>
+            <w:noProof/>
+          </w:rPr>
+          <w:t>Bảng 3.2</w:t>
+        </w:r>
+        <w:r>
+          <w:rPr>
+            <w:rStyle w:val="Hyperlink"/>
+            <w:noProof/>
+            <w:lang w:val="vi-VN"/>
+          </w:rPr>
+          <w:t xml:space="preserve"> Thực thể Supplier</w:t>
+        </w:r>
+        <w:r>
+          <w:rPr>
+            <w:noProof/>
+            <w:webHidden/>
+          </w:rPr>
+          <w:tab/>
+        </w:r>
+        <w:r>
+          <w:rPr>
+            <w:noProof/>
+            <w:webHidden/>
+          </w:rPr>
+          <w:fldChar w:fldCharType="begin"/>
+        </w:r>
+        <w:r>
+          <w:rPr>
+            <w:noProof/>
+            <w:webHidden/>
+          </w:rPr>
+          <w:instrText xml:space="preserve"> PAGEREF _Toc242638679 \h </w:instrText>
+        </w:r>
+        <w:r>
+          <w:rPr>
+            <w:noProof/>
+            <w:webHidden/>
+          </w:rPr>
+        </w:r>
+        <w:r>
+          <w:rPr>
+            <w:noProof/>
+            <w:webHidden/>
+          </w:rPr>
+          <w:fldChar w:fldCharType="separate"/>
+        </w:r>
+        <w:r>
+          <w:rPr>
+            <w:noProof/>
+            <w:webHidden/>
+          </w:rPr>
+          <w:t>22</w:t>
+        </w:r>
+        <w:r>
+          <w:rPr>
+            <w:noProof/>
+            <w:webHidden/>
+          </w:rPr>
+          <w:fldChar w:fldCharType="end"/>
+        </w:r>
+      </w:hyperlink>
+    </w:p>
+    <w:p>
+      <w:pPr>
+        <w:pStyle w:val="TableofFigures"/>
+        <w:tabs>
+          <w:tab w:val="right" w:leader="dot" w:pos="8778"/>
+        </w:tabs>
+        <w:rPr>
+          <w:rFonts w:asciiTheme="minorHAnsi" w:eastAsiaTheme="minorEastAsia" w:hAnsiTheme="minorHAnsi"/>
+          <w:noProof/>
+          <w:kern w:val="2"/>
+          <w:sz w:val="24"/>
+          <w:szCs w:val="24"/>
+          <w14:ligatures w14:val="standardContextual"/>
+        </w:rPr>
+      </w:pPr>
+      <w:hyperlink w:anchor="_Toc242638680" w:history="1">
+        <w:r>
+          <w:rPr>
+            <w:rStyle w:val="Hyperlink"/>
+            <w:noProof/>
+          </w:rPr>
+          <w:t>Bảng 3.3</w:t>
+        </w:r>
+        <w:r>
+          <w:rPr>
+            <w:rStyle w:val="Hyperlink"/>
+            <w:noProof/>
+            <w:lang w:val="vi-VN"/>
+          </w:rPr>
+          <w:t xml:space="preserve"> Thực thể Customer</w:t>
+        </w:r>
+        <w:r>
+          <w:rPr>
+            <w:noProof/>
+            <w:webHidden/>
+          </w:rPr>
+          <w:tab/>
+        </w:r>
+        <w:r>
+          <w:rPr>
+            <w:noProof/>
+            <w:webHidden/>
+          </w:rPr>
+          <w:fldChar w:fldCharType="begin"/>
+        </w:r>
+        <w:r>
+          <w:rPr>
+            <w:noProof/>
+            <w:webHidden/>
+          </w:rPr>
+          <w:instrText xml:space="preserve"> PAGEREF _Toc242638680 \h </w:instrText>
+        </w:r>
+        <w:r>
+          <w:rPr>
+            <w:noProof/>
+            <w:webHidden/>
+          </w:rPr>
+        </w:r>
+        <w:r>
+          <w:rPr>
+            <w:noProof/>
+            <w:webHidden/>
+          </w:rPr>
+          <w:fldChar w:fldCharType="separate"/>
+        </w:r>
+        <w:r>
+          <w:rPr>
+            <w:noProof/>
+            <w:webHidden/>
+          </w:rPr>
+          <w:t>22</w:t>
+        </w:r>
+        <w:r>
+          <w:rPr>
+            <w:noProof/>
+            <w:webHidden/>
+          </w:rPr>
+          <w:fldChar w:fldCharType="end"/>
+        </w:r>
+      </w:hyperlink>
+    </w:p>
+    <w:p>
+      <w:pPr>
+        <w:pStyle w:val="TableofFigures"/>
+        <w:tabs>
+          <w:tab w:val="right" w:leader="dot" w:pos="8778"/>
+        </w:tabs>
+        <w:rPr>
+          <w:rFonts w:asciiTheme="minorHAnsi" w:eastAsiaTheme="minorEastAsia" w:hAnsiTheme="minorHAnsi"/>
+          <w:noProof/>
+          <w:kern w:val="2"/>
+          <w:sz w:val="24"/>
+          <w:szCs w:val="24"/>
+          <w14:ligatures w14:val="standardContextual"/>
+        </w:rPr>
+      </w:pPr>
+      <w:hyperlink w:anchor="_Toc242638681" w:history="1">
+        <w:r>
+          <w:rPr>
+            <w:rStyle w:val="Hyperlink"/>
+            <w:noProof/>
+          </w:rPr>
+          <w:t>Bảng 3.4</w:t>
+        </w:r>
+        <w:r>
+          <w:rPr>
+            <w:rStyle w:val="Hyperlink"/>
+            <w:noProof/>
+            <w:lang w:val="vi-VN"/>
+          </w:rPr>
+          <w:t xml:space="preserve"> Thực thể Employees</w:t>
+        </w:r>
+        <w:r>
+          <w:rPr>
+            <w:noProof/>
+            <w:webHidden/>
+          </w:rPr>
+          <w:tab/>
+        </w:r>
+        <w:r>
+          <w:rPr>
+            <w:noProof/>
+            <w:webHidden/>
+          </w:rPr>
+          <w:fldChar w:fldCharType="begin"/>
+        </w:r>
+        <w:r>
+          <w:rPr>
+            <w:noProof/>
+            <w:webHidden/>
+          </w:rPr>
+          <w:instrText xml:space="preserve"> PAGEREF _Toc242638681 \h </w:instrText>
+        </w:r>
+        <w:r>
+          <w:rPr>
+            <w:noProof/>
+            <w:webHidden/>
+          </w:rPr>
+        </w:r>
+        <w:r>
+          <w:rPr>
+            <w:noProof/>
+            <w:webHidden/>
+          </w:rPr>
+          <w:fldChar w:fldCharType="separate"/>
+        </w:r>
+        <w:r>
+          <w:rPr>
+            <w:noProof/>
+            <w:webHidden/>
+          </w:rPr>
+          <w:t>23</w:t>
+        </w:r>
+        <w:r>
+          <w:rPr>
+            <w:noProof/>
+            <w:webHidden/>
+          </w:rPr>
+          <w:fldChar w:fldCharType="end"/>
+        </w:r>
+      </w:hyperlink>
+    </w:p>
+    <w:p>
+      <w:pPr>
+        <w:pStyle w:val="TableofFigures"/>
+        <w:tabs>
+          <w:tab w:val="right" w:leader="dot" w:pos="8778"/>
+        </w:tabs>
+        <w:rPr>
+          <w:rFonts w:asciiTheme="minorHAnsi" w:eastAsiaTheme="minorEastAsia" w:hAnsiTheme="minorHAnsi"/>
+          <w:noProof/>
+          <w:kern w:val="2"/>
+          <w:sz w:val="24"/>
+          <w:szCs w:val="24"/>
+          <w14:ligatures w14:val="standardContextual"/>
+        </w:rPr>
+      </w:pPr>
+      <w:hyperlink w:anchor="_Toc242638682" w:history="1">
+        <w:r>
+          <w:rPr>
+            <w:rStyle w:val="Hyperlink"/>
+            <w:noProof/>
+          </w:rPr>
+          <w:t>Bảng 3.5</w:t>
+        </w:r>
+        <w:r>
+          <w:rPr>
+            <w:rStyle w:val="Hyperlink"/>
+            <w:noProof/>
+            <w:lang w:val="vi-VN"/>
+          </w:rPr>
+          <w:t xml:space="preserve"> Thực thể Shippers</w:t>
+        </w:r>
+        <w:r>
+          <w:rPr>
+            <w:noProof/>
+            <w:webHidden/>
+          </w:rPr>
+          <w:tab/>
+        </w:r>
+        <w:r>
+          <w:rPr>
+            <w:noProof/>
+            <w:webHidden/>
+          </w:rPr>
+          <w:fldChar w:fldCharType="begin"/>
+        </w:r>
+        <w:r>
+          <w:rPr>
+            <w:noProof/>
+            <w:webHidden/>
+          </w:rPr>
+          <w:instrText xml:space="preserve"> PAGEREF _Toc242638682 \h </w:instrText>
+        </w:r>
+        <w:r>
+          <w:rPr>
+            <w:noProof/>
+            <w:webHidden/>
+          </w:rPr>
+        </w:r>
+        <w:r>
+          <w:rPr>
+            <w:noProof/>
+            <w:webHidden/>
+          </w:rPr>
+          <w:fldChar w:fldCharType="separate"/>
+        </w:r>
+        <w:r>
+          <w:rPr>
+            <w:noProof/>
+            <w:webHidden/>
+          </w:rPr>
+          <w:t>24</w:t>
+        </w:r>
+        <w:r>
+          <w:rPr>
+            <w:noProof/>
+            <w:webHidden/>
+          </w:rPr>
+          <w:fldChar w:fldCharType="end"/>
+        </w:r>
+      </w:hyperlink>
+    </w:p>
+    <w:p>
+      <w:pPr>
+        <w:pStyle w:val="TableofFigures"/>
+        <w:tabs>
+          <w:tab w:val="right" w:leader="dot" w:pos="8778"/>
+        </w:tabs>
+        <w:rPr>
+          <w:rFonts w:asciiTheme="minorHAnsi" w:eastAsiaTheme="minorEastAsia" w:hAnsiTheme="minorHAnsi"/>
+          <w:noProof/>
+          <w:kern w:val="2"/>
+          <w:sz w:val="24"/>
+          <w:szCs w:val="24"/>
+          <w14:ligatures w14:val="standardContextual"/>
+        </w:rPr>
+      </w:pPr>
+      <w:hyperlink w:anchor="_Toc242638683" w:history="1">
+        <w:r>
+          <w:rPr>
+            <w:rStyle w:val="Hyperlink"/>
+            <w:noProof/>
+          </w:rPr>
+          <w:t>Bảng 3.6</w:t>
+        </w:r>
+        <w:r>
+          <w:rPr>
+            <w:rStyle w:val="Hyperlink"/>
+            <w:noProof/>
+            <w:lang w:val="vi-VN"/>
+          </w:rPr>
+          <w:t xml:space="preserve"> Thực thể Product</w:t>
+        </w:r>
+        <w:r>
+          <w:rPr>
+            <w:noProof/>
+            <w:webHidden/>
+          </w:rPr>
+          <w:tab/>
+        </w:r>
+        <w:r>
+          <w:rPr>
+            <w:noProof/>
+            <w:webHidden/>
+          </w:rPr>
+          <w:fldChar w:fldCharType="begin"/>
+        </w:r>
+        <w:r>
+          <w:rPr>
+            <w:noProof/>
+            <w:webHidden/>
+          </w:rPr>
+          <w:instrText xml:space="preserve"> PAGEREF _Toc242638683 \h </w:instrText>
+        </w:r>
+        <w:r>
+          <w:rPr>
+            <w:noProof/>
+            <w:webHidden/>
+          </w:rPr>
+        </w:r>
+        <w:r>
+          <w:rPr>
+            <w:noProof/>
+            <w:webHidden/>
+          </w:rPr>
+          <w:fldChar w:fldCharType="separate"/>
+        </w:r>
+        <w:r>
+          <w:rPr>
+            <w:noProof/>
+            <w:webHidden/>
+          </w:rPr>
+          <w:t>24</w:t>
+        </w:r>
+        <w:r>
+          <w:rPr>
+            <w:noProof/>
+            <w:webHidden/>
+          </w:rPr>
+          <w:fldChar w:fldCharType="end"/>
+        </w:r>
+      </w:hyperlink>
+    </w:p>
+    <w:p>
+      <w:pPr>
+        <w:pStyle w:val="TableofFigures"/>
+        <w:tabs>
+          <w:tab w:val="right" w:leader="dot" w:pos="8778"/>
+        </w:tabs>
+        <w:rPr>
+          <w:rFonts w:asciiTheme="minorHAnsi" w:eastAsiaTheme="minorEastAsia" w:hAnsiTheme="minorHAnsi"/>
+          <w:noProof/>
+          <w:kern w:val="2"/>
+          <w:sz w:val="24"/>
+          <w:szCs w:val="24"/>
+          <w14:ligatures w14:val="standardContextual"/>
+        </w:rPr>
+      </w:pPr>
+      <w:hyperlink w:anchor="_Toc242638684" w:history="1">
+        <w:r>
+          <w:rPr>
+            <w:rStyle w:val="Hyperlink"/>
+            <w:noProof/>
+          </w:rPr>
+          <w:t>Bảng 3.7</w:t>
+        </w:r>
+        <w:r>
+          <w:rPr>
+            <w:rStyle w:val="Hyperlink"/>
+            <w:noProof/>
+            <w:lang w:val="vi-VN"/>
+          </w:rPr>
+          <w:t xml:space="preserve"> Thực thể product_images</w:t>
+        </w:r>
+        <w:r>
+          <w:rPr>
+            <w:noProof/>
+            <w:webHidden/>
+          </w:rPr>
+          <w:tab/>
+        </w:r>
+        <w:r>
+          <w:rPr>
+            <w:noProof/>
+            <w:webHidden/>
+          </w:rPr>
+          <w:fldChar w:fldCharType="begin"/>
+        </w:r>
+        <w:r>
+          <w:rPr>
+            <w:noProof/>
+            <w:webHidden/>
+          </w:rPr>
+          <w:instrText xml:space="preserve"> PAGEREF _Toc242638684 \h </w:instrText>
+        </w:r>
+        <w:r>
+          <w:rPr>
+            <w:noProof/>
+            <w:webHidden/>
+          </w:rPr>
+        </w:r>
+        <w:r>
+          <w:rPr>
+            <w:noProof/>
+            <w:webHidden/>
+          </w:rPr>
+          <w:fldChar w:fldCharType="separate"/>
+        </w:r>
+        <w:r>
+          <w:rPr>
+            <w:noProof/>
+            <w:webHidden/>
+          </w:rPr>
+          <w:t>25</w:t>
+        </w:r>
+        <w:r>
+          <w:rPr>
+            <w:noProof/>
+            <w:webHidden/>
+          </w:rPr>
+          <w:fldChar w:fldCharType="end"/>
+        </w:r>
+      </w:hyperlink>
+    </w:p>
+    <w:p>
+      <w:pPr>
+        <w:pStyle w:val="TableofFigures"/>
+        <w:tabs>
+          <w:tab w:val="right" w:leader="dot" w:pos="8778"/>
+        </w:tabs>
+        <w:rPr>
+          <w:rFonts w:asciiTheme="minorHAnsi" w:eastAsiaTheme="minorEastAsia" w:hAnsiTheme="minorHAnsi"/>
+          <w:noProof/>
+          <w:kern w:val="2"/>
+          <w:sz w:val="24"/>
+          <w:szCs w:val="24"/>
+          <w14:ligatures w14:val="standardContextual"/>
+        </w:rPr>
+      </w:pPr>
+      <w:hyperlink w:anchor="_Toc242638685" w:history="1">
+        <w:r>
+          <w:rPr>
+            <w:rStyle w:val="Hyperlink"/>
+            <w:noProof/>
+          </w:rPr>
+          <w:t>Bảng 3.8</w:t>
+        </w:r>
+        <w:r>
+          <w:rPr>
+            <w:rStyle w:val="Hyperlink"/>
+            <w:noProof/>
+            <w:lang w:val="vi-VN"/>
+          </w:rPr>
+          <w:t xml:space="preserve"> Thực thể Orders</w:t>
+        </w:r>
+        <w:r>
+          <w:rPr>
+            <w:noProof/>
+            <w:webHidden/>
+          </w:rPr>
+          <w:tab/>
+        </w:r>
+        <w:r>
+          <w:rPr>
+            <w:noProof/>
+            <w:webHidden/>
+          </w:rPr>
+          <w:fldChar w:fldCharType="begin"/>
+        </w:r>
+        <w:r>
+          <w:rPr>
+            <w:noProof/>
+            <w:webHidden/>
+          </w:rPr>
+          <w:instrText xml:space="preserve"> PAGEREF _Toc242638685 \h </w:instrText>
+        </w:r>
+        <w:r>
+          <w:rPr>
+            <w:noProof/>
+            <w:webHidden/>
+          </w:rPr>
+        </w:r>
+        <w:r>
+          <w:rPr>
+            <w:noProof/>
+            <w:webHidden/>
+          </w:rPr>
+          <w:fldChar w:fldCharType="separate"/>
+        </w:r>
+        <w:r>
+          <w:rPr>
+            <w:noProof/>
+            <w:webHidden/>
+          </w:rPr>
+          <w:t>26</w:t>
+        </w:r>
+        <w:r>
+          <w:rPr>
+            <w:noProof/>
+            <w:webHidden/>
+          </w:rPr>
+          <w:fldChar w:fldCharType="end"/>
+        </w:r>
+      </w:hyperlink>
+    </w:p>
+    <w:p>
+      <w:pPr>
+        <w:pStyle w:val="TableofFigures"/>
+        <w:tabs>
+          <w:tab w:val="right" w:leader="dot" w:pos="8778"/>
+        </w:tabs>
+        <w:rPr>
+          <w:rFonts w:asciiTheme="minorHAnsi" w:eastAsiaTheme="minorEastAsia" w:hAnsiTheme="minorHAnsi"/>
+          <w:noProof/>
+          <w:kern w:val="2"/>
+          <w:sz w:val="24"/>
+          <w:szCs w:val="24"/>
+          <w14:ligatures w14:val="standardContextual"/>
+        </w:rPr>
+      </w:pPr>
+      <w:hyperlink w:anchor="_Toc242638686" w:history="1">
+        <w:r>
+          <w:rPr>
+            <w:rStyle w:val="Hyperlink"/>
+            <w:noProof/>
+          </w:rPr>
+          <w:t>Bảng 3.9</w:t>
+        </w:r>
+        <w:r>
+          <w:rPr>
+            <w:rStyle w:val="Hyperlink"/>
+            <w:noProof/>
+            <w:lang w:val="vi-VN"/>
+          </w:rPr>
+          <w:t xml:space="preserve"> Thực thể OrderDetail</w:t>
+        </w:r>
+        <w:r>
+          <w:rPr>
+            <w:noProof/>
+            <w:webHidden/>
+          </w:rPr>
+          <w:tab/>
+        </w:r>
+        <w:r>
+          <w:rPr>
+            <w:noProof/>
+            <w:webHidden/>
+          </w:rPr>
+          <w:fldChar w:fldCharType="begin"/>
+        </w:r>
+        <w:r>
+          <w:rPr>
+            <w:noProof/>
+            <w:webHidden/>
+          </w:rPr>
+          <w:instrText xml:space="preserve"> PAGEREF _Toc242638686 \h </w:instrText>
+        </w:r>
+        <w:r>
+          <w:rPr>
+            <w:noProof/>
+            <w:webHidden/>
+          </w:rPr>
+        </w:r>
+        <w:r>
+          <w:rPr>
+            <w:noProof/>
+            <w:webHidden/>
+          </w:rPr>
+          <w:fldChar w:fldCharType="separate"/>
+        </w:r>
+        <w:r>
+          <w:rPr>
+            <w:noProof/>
+            <w:webHidden/>
+          </w:rPr>
+          <w:t>27</w:t>
+        </w:r>
+        <w:r>
+          <w:rPr>
+            <w:noProof/>
+            <w:webHidden/>
+          </w:rPr>
+          <w:fldChar w:fldCharType="end"/>
+        </w:r>
+      </w:hyperlink>
+    </w:p>
+    <w:p>
+      <w:pPr>
+        <w:pStyle w:val="DEMUC"/>
+      </w:pPr>
+      <w:r>
+        <w:fldChar w:fldCharType="end"/>
       </w:r>
     </w:p>
     <w:p>
@@ -912,17 +5149,35 @@
     </w:p>
     <w:p>
       <w:pPr>
+        <w:rPr>
+          <w:b/>
+          <w:color w:val="000000" w:themeColor="text1"/>
+        </w:rPr>
+      </w:pPr>
+      <w:r>
+        <w:br w:type="page"/>
+      </w:r>
+    </w:p>
+    <w:p>
+      <w:pPr>
+        <w:pStyle w:val="DEMUC"/>
+      </w:pPr>
+    </w:p>
+    <w:p>
+      <w:pPr>
         <w:pStyle w:val="Heading1"/>
       </w:pPr>
-      <w:r>
-        <w:t xml:space="preserve">Tiêu </w:t>
-      </w:r>
-      <w:r>
-        <w:t>đề</w:t>
-      </w:r>
-      <w:r>
-        <w:t xml:space="preserve"> chương 1</w:t>
-      </w:r>
+      <w:bookmarkStart w:id="0" w:name="_Toc242638455"/>
+      <w:r>
+        <w:t>Tổng</w:t>
+      </w:r>
+      <w:r>
+        <w:rPr>
+          <w:lang w:val="vi-VN"/>
+        </w:rPr>
+        <w:t xml:space="preserve"> quan</w:t>
+      </w:r>
+      <w:bookmarkEnd w:id="0"/>
     </w:p>
     <w:p>
       <w:pPr>
@@ -942,18 +5197,22 @@
       <w:pPr>
         <w:pStyle w:val="Heading1"/>
       </w:pPr>
+      <w:bookmarkStart w:id="1" w:name="_Toc242638456"/>
       <w:r>
         <w:lastRenderedPageBreak/>
         <w:t>CƠ SỞ LÝ THUYẾT</w:t>
       </w:r>
+      <w:bookmarkEnd w:id="1"/>
     </w:p>
     <w:p>
       <w:pPr>
         <w:pStyle w:val="Heading2"/>
       </w:pPr>
+      <w:bookmarkStart w:id="2" w:name="_Toc242638457"/>
       <w:r>
         <w:t>Môi trường và công nghệ sử dụng</w:t>
       </w:r>
+      <w:bookmarkEnd w:id="2"/>
     </w:p>
     <w:p>
       <w:pPr>
@@ -973,6 +5232,7 @@
       <w:pPr>
         <w:pStyle w:val="Heading1"/>
       </w:pPr>
+      <w:bookmarkStart w:id="3" w:name="_Toc242638458"/>
       <w:r>
         <w:lastRenderedPageBreak/>
         <w:t>HIỆN</w:t>
@@ -983,6 +5243,7 @@
         </w:rPr>
         <w:t xml:space="preserve"> THỰC HÓA NGHIÊN CỨU</w:t>
       </w:r>
+      <w:bookmarkEnd w:id="3"/>
     </w:p>
     <w:p>
       <w:pPr>
@@ -1002,9 +5263,11 @@
           <w:lang w:val="vi-VN"/>
         </w:rPr>
       </w:pPr>
+      <w:bookmarkStart w:id="4" w:name="_Toc242638459"/>
       <w:r>
         <w:t>Mô tả bài toán</w:t>
       </w:r>
+      <w:bookmarkEnd w:id="4"/>
     </w:p>
     <w:p>
       <w:pPr>
@@ -1091,9 +5354,11 @@
           <w:lang w:val="vi-VN"/>
         </w:rPr>
       </w:pPr>
+      <w:bookmarkStart w:id="5" w:name="_Toc242638460"/>
       <w:r>
         <w:t>Đặc tả yêu cầu</w:t>
       </w:r>
+      <w:bookmarkEnd w:id="5"/>
     </w:p>
     <w:p>
       <w:pPr>
@@ -1122,9 +5387,11 @@
           <w:lang w:val="vi-VN"/>
         </w:rPr>
       </w:pPr>
+      <w:bookmarkStart w:id="6" w:name="_Toc242638461"/>
       <w:r>
         <w:t>Yêu cầu chức năng</w:t>
       </w:r>
+      <w:bookmarkEnd w:id="6"/>
     </w:p>
     <w:p>
       <w:pPr>
@@ -1306,9 +5573,11 @@
           <w:lang w:val="vi-VN"/>
         </w:rPr>
       </w:pPr>
+      <w:bookmarkStart w:id="7" w:name="_Toc242638462"/>
       <w:r>
         <w:t>Yêu cầu phi chức năng</w:t>
       </w:r>
+      <w:bookmarkEnd w:id="7"/>
     </w:p>
     <w:p>
       <w:pPr>
@@ -1531,10 +5800,12 @@
           <w:lang w:val="vi-VN"/>
         </w:rPr>
       </w:pPr>
+      <w:bookmarkStart w:id="8" w:name="_Toc242638463"/>
       <w:r>
         <w:lastRenderedPageBreak/>
         <w:t>Kiến trúc hệ thống</w:t>
       </w:r>
+      <w:bookmarkEnd w:id="8"/>
     </w:p>
     <w:p>
       <w:pPr>
@@ -1543,12 +5814,14 @@
           <w:lang w:val="vi-VN"/>
         </w:rPr>
       </w:pPr>
+      <w:bookmarkStart w:id="9" w:name="_Toc242638464"/>
       <w:r>
         <w:rPr>
           <w:lang w:val="vi-VN"/>
         </w:rPr>
         <w:t>Tổng quan kiến trúc</w:t>
       </w:r>
+      <w:bookmarkEnd w:id="9"/>
     </w:p>
     <w:p>
       <w:pPr>
@@ -1726,12 +5999,14 @@
           <w:lang w:val="vi-VN"/>
         </w:rPr>
       </w:pPr>
+      <w:bookmarkStart w:id="10" w:name="_Toc242638465"/>
       <w:r>
         <w:rPr>
           <w:lang w:val="vi-VN"/>
         </w:rPr>
         <w:t>Các thành phần của hệ thống</w:t>
       </w:r>
+      <w:bookmarkEnd w:id="10"/>
     </w:p>
     <w:p>
       <w:pPr>
@@ -1921,6 +6196,7 @@
           <w:lang w:val="vi-VN"/>
         </w:rPr>
       </w:pPr>
+      <w:bookmarkStart w:id="11" w:name="_Toc242638466"/>
       <w:r>
         <w:rPr>
           <w:lang w:val="vi-VN"/>
@@ -1928,6 +6204,7 @@
         <w:lastRenderedPageBreak/>
         <w:t>Luồng hoạt động của hệ thống</w:t>
       </w:r>
+      <w:bookmarkEnd w:id="11"/>
     </w:p>
     <w:p>
       <w:pPr>
@@ -1941,30 +6218,342 @@
       <w:pPr>
         <w:pStyle w:val="NOIDUNG"/>
         <w:rPr>
-          <w:color w:val="EE0000"/>
-          <w:lang w:val="vi-VN"/>
-        </w:rPr>
-      </w:pPr>
-      <w:r>
-        <w:rPr>
-          <w:color w:val="EE0000"/>
-        </w:rPr>
+          <w:lang w:val="vi-VN"/>
+        </w:rPr>
+      </w:pPr>
+      <w:r>
         <w:t>Đối với quá trình đặt hàng, hệ thống thực hiện các bước chính như sau:</w:t>
       </w:r>
     </w:p>
     <w:p>
       <w:pPr>
+        <w:keepNext/>
+      </w:pPr>
+      <w:r>
+        <w:rPr>
+          <w:noProof/>
+        </w:rPr>
+        <mc:AlternateContent>
+          <mc:Choice Requires="wps">
+            <w:drawing>
+              <wp:inline distT="0" distB="0" distL="0" distR="0" wp14:anchorId="6E051BC4" wp14:editId="1A90F881">
+                <wp:extent cx="302895" cy="302895"/>
+                <wp:effectExtent l="0" t="0" r="0" b="0"/>
+                <wp:docPr id="266459972" name="Rectangle 1" descr="Ảnh được tạo 5"/>
+                <wp:cNvGraphicFramePr>
+                  <a:graphicFrameLocks xmlns:a="http://schemas.openxmlformats.org/drawingml/2006/main" noChangeAspect="1"/>
+                </wp:cNvGraphicFramePr>
+                <a:graphic xmlns:a="http://schemas.openxmlformats.org/drawingml/2006/main">
+                  <a:graphicData uri="http://schemas.microsoft.com/office/word/2010/wordprocessingShape">
+                    <wps:wsp>
+                      <wps:cNvSpPr>
+                        <a:spLocks noChangeAspect="1" noChangeArrowheads="1"/>
+                      </wps:cNvSpPr>
+                      <wps:spPr bwMode="auto">
+                        <a:xfrm>
+                          <a:off x="0" y="0"/>
+                          <a:ext cx="302895" cy="302895"/>
+                        </a:xfrm>
+                        <a:prstGeom prst="rect">
+                          <a:avLst/>
+                        </a:prstGeom>
+                        <a:noFill/>
+                        <a:ln>
+                          <a:noFill/>
+                        </a:ln>
+                        <a:extLst>
+                          <a:ext uri="{909E8E84-426E-40DD-AFC4-6F175D3DCCD1}">
+                            <a14:hiddenFill xmlns:a14="http://schemas.microsoft.com/office/drawing/2010/main">
+                              <a:solidFill>
+                                <a:srgbClr val="FFFFFF"/>
+                              </a:solidFill>
+                            </a14:hiddenFill>
+                          </a:ext>
+                          <a:ext uri="{91240B29-F687-4F45-9708-019B960494DF}">
+                            <a14:hiddenLine xmlns:a14="http://schemas.microsoft.com/office/drawing/2010/main" w="9525">
+                              <a:solidFill>
+                                <a:srgbClr val="000000"/>
+                              </a:solidFill>
+                              <a:miter lim="800000"/>
+                              <a:headEnd/>
+                              <a:tailEnd/>
+                            </a14:hiddenLine>
+                          </a:ext>
+                        </a:extLst>
+                      </wps:spPr>
+                      <wps:bodyPr rot="0" vert="horz" wrap="square" lIns="91440" tIns="45720" rIns="91440" bIns="45720" anchor="t" anchorCtr="0" upright="1">
+                        <a:noAutofit/>
+                      </wps:bodyPr>
+                    </wps:wsp>
+                  </a:graphicData>
+                </a:graphic>
+              </wp:inline>
+            </w:drawing>
+          </mc:Choice>
+          <mc:Fallback>
+            <w:pict>
+              <v:rect w14:anchorId="140ECC63" id="Rectangle 1" o:spid="_x0000_s1026" alt="Ảnh được tạo 5" style="width:23.85pt;height:23.85pt;visibility:visible;mso-wrap-style:square;mso-left-percent:-10001;mso-top-percent:-10001;mso-position-horizontal:absolute;mso-position-horizontal-relative:char;mso-position-vertical:absolute;mso-position-vertical-relative:line;mso-left-percent:-10001;mso-top-percent:-10001;v-text-anchor:top" o:gfxdata="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" filled="f" stroked="f">
+                <o:lock v:ext="edit" aspectratio="t"/>
+                <w10:anchorlock/>
+              </v:rect>
+            </w:pict>
+          </mc:Fallback>
+        </mc:AlternateContent>
+      </w:r>
+      <w:r>
+        <w:rPr>
+          <w:noProof/>
+        </w:rPr>
+        <mc:AlternateContent>
+          <mc:Choice Requires="wps">
+            <w:drawing>
+              <wp:inline distT="0" distB="0" distL="0" distR="0" wp14:anchorId="11A7A607" wp14:editId="11013BBE">
+                <wp:extent cx="302895" cy="302895"/>
+                <wp:effectExtent l="0" t="0" r="0" b="0"/>
+                <wp:docPr id="1247653228" name="Rectangle 2" descr="Ảnh được tạo 5"/>
+                <wp:cNvGraphicFramePr>
+                  <a:graphicFrameLocks xmlns:a="http://schemas.openxmlformats.org/drawingml/2006/main" noChangeAspect="1"/>
+                </wp:cNvGraphicFramePr>
+                <a:graphic xmlns:a="http://schemas.openxmlformats.org/drawingml/2006/main">
+                  <a:graphicData uri="http://schemas.microsoft.com/office/word/2010/wordprocessingShape">
+                    <wps:wsp>
+                      <wps:cNvSpPr>
+                        <a:spLocks noChangeAspect="1" noChangeArrowheads="1"/>
+                      </wps:cNvSpPr>
+                      <wps:spPr bwMode="auto">
+                        <a:xfrm>
+                          <a:off x="0" y="0"/>
+                          <a:ext cx="302895" cy="302895"/>
+                        </a:xfrm>
+                        <a:prstGeom prst="rect">
+                          <a:avLst/>
+                        </a:prstGeom>
+                        <a:noFill/>
+                        <a:ln>
+                          <a:noFill/>
+                        </a:ln>
+                        <a:extLst>
+                          <a:ext uri="{909E8E84-426E-40DD-AFC4-6F175D3DCCD1}">
+                            <a14:hiddenFill xmlns:a14="http://schemas.microsoft.com/office/drawing/2010/main">
+                              <a:solidFill>
+                                <a:srgbClr val="FFFFFF"/>
+                              </a:solidFill>
+                            </a14:hiddenFill>
+                          </a:ext>
+                          <a:ext uri="{91240B29-F687-4F45-9708-019B960494DF}">
+                            <a14:hiddenLine xmlns:a14="http://schemas.microsoft.com/office/drawing/2010/main" w="9525">
+                              <a:solidFill>
+                                <a:srgbClr val="000000"/>
+                              </a:solidFill>
+                              <a:miter lim="800000"/>
+                              <a:headEnd/>
+                              <a:tailEnd/>
+                            </a14:hiddenLine>
+                          </a:ext>
+                        </a:extLst>
+                      </wps:spPr>
+                      <wps:bodyPr rot="0" vert="horz" wrap="square" lIns="91440" tIns="45720" rIns="91440" bIns="45720" anchor="t" anchorCtr="0" upright="1">
+                        <a:noAutofit/>
+                      </wps:bodyPr>
+                    </wps:wsp>
+                  </a:graphicData>
+                </a:graphic>
+              </wp:inline>
+            </w:drawing>
+          </mc:Choice>
+          <mc:Fallback>
+            <w:pict>
+              <v:rect w14:anchorId="59D16D93" id="Rectangle 2" o:spid="_x0000_s1026" alt="Ảnh được tạo 5" style="width:23.85pt;height:23.85pt;visibility:visible;mso-wrap-style:square;mso-left-percent:-10001;mso-top-percent:-10001;mso-position-horizontal:absolute;mso-position-horizontal-relative:char;mso-position-vertical:absolute;mso-position-vertical-relative:line;mso-left-percent:-10001;mso-top-percent:-10001;v-text-anchor:top" o:gfxdata="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" filled="f" stroked="f">
+                <o:lock v:ext="edit" aspectratio="t"/>
+                <w10:anchorlock/>
+              </v:rect>
+            </w:pict>
+          </mc:Fallback>
+        </mc:AlternateContent>
+      </w:r>
+      <w:r>
+        <w:rPr>
+          <w:noProof/>
+        </w:rPr>
+        <mc:AlternateContent>
+          <mc:Choice Requires="wps">
+            <w:drawing>
+              <wp:inline distT="0" distB="0" distL="0" distR="0" wp14:anchorId="5A7478BE" wp14:editId="414900AB">
+                <wp:extent cx="302895" cy="302895"/>
+                <wp:effectExtent l="0" t="0" r="0" b="0"/>
+                <wp:docPr id="1991405755" name="AutoShape 4" descr="Ảnh được tạo 5"/>
+                <wp:cNvGraphicFramePr>
+                  <a:graphicFrameLocks xmlns:a="http://schemas.openxmlformats.org/drawingml/2006/main" noChangeAspect="1"/>
+                </wp:cNvGraphicFramePr>
+                <a:graphic xmlns:a="http://schemas.openxmlformats.org/drawingml/2006/main">
+                  <a:graphicData uri="http://schemas.microsoft.com/office/word/2010/wordprocessingShape">
+                    <wps:wsp>
+                      <wps:cNvSpPr>
+                        <a:spLocks noChangeAspect="1" noChangeArrowheads="1"/>
+                      </wps:cNvSpPr>
+                      <wps:spPr bwMode="auto">
+                        <a:xfrm>
+                          <a:off x="0" y="0"/>
+                          <a:ext cx="302895" cy="302895"/>
+                        </a:xfrm>
+                        <a:prstGeom prst="rect">
+                          <a:avLst/>
+                        </a:prstGeom>
+                        <a:noFill/>
+                        <a:ln>
+                          <a:noFill/>
+                        </a:ln>
+                        <a:extLst>
+                          <a:ext uri="{909E8E84-426E-40DD-AFC4-6F175D3DCCD1}">
+                            <a14:hiddenFill xmlns:a14="http://schemas.microsoft.com/office/drawing/2010/main">
+                              <a:solidFill>
+                                <a:srgbClr val="FFFFFF"/>
+                              </a:solidFill>
+                            </a14:hiddenFill>
+                          </a:ext>
+                          <a:ext uri="{91240B29-F687-4F45-9708-019B960494DF}">
+                            <a14:hiddenLine xmlns:a14="http://schemas.microsoft.com/office/drawing/2010/main" w="9525">
+                              <a:solidFill>
+                                <a:srgbClr val="000000"/>
+                              </a:solidFill>
+                              <a:miter lim="800000"/>
+                              <a:headEnd/>
+                              <a:tailEnd/>
+                            </a14:hiddenLine>
+                          </a:ext>
+                        </a:extLst>
+                      </wps:spPr>
+                      <wps:bodyPr rot="0" vert="horz" wrap="square" lIns="91440" tIns="45720" rIns="91440" bIns="45720" anchor="t" anchorCtr="0" upright="1">
+                        <a:noAutofit/>
+                      </wps:bodyPr>
+                    </wps:wsp>
+                  </a:graphicData>
+                </a:graphic>
+              </wp:inline>
+            </w:drawing>
+          </mc:Choice>
+          <mc:Fallback>
+            <w:pict>
+              <v:rect w14:anchorId="0BED517E" id="AutoShape 4" o:spid="_x0000_s1026" alt="Ảnh được tạo 5" style="width:23.85pt;height:23.85pt;visibility:visible;mso-wrap-style:square;mso-left-percent:-10001;mso-top-percent:-10001;mso-position-horizontal:absolute;mso-position-horizontal-relative:char;mso-position-vertical:absolute;mso-position-vertical-relative:line;mso-left-percent:-10001;mso-top-percent:-10001;v-text-anchor:top" o:gfxdata="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" filled="f" stroked="f">
+                <o:lock v:ext="edit" aspectratio="t"/>
+                <w10:anchorlock/>
+              </v:rect>
+            </w:pict>
+          </mc:Fallback>
+        </mc:AlternateContent>
+      </w:r>
+      <w:r>
+        <w:rPr>
+          <w:noProof/>
+          <w:lang w:val="vi-VN"/>
+        </w:rPr>
+        <w:drawing>
+          <wp:inline distT="0" distB="0" distL="0" distR="0" wp14:anchorId="171DBA86" wp14:editId="67CF8D8B">
+            <wp:extent cx="3493507" cy="4511675"/>
+            <wp:effectExtent l="19050" t="19050" r="12065" b="22225"/>
+            <wp:docPr id="256168360" name="Picture 3"/>
+            <wp:cNvGraphicFramePr>
+              <a:graphicFrameLocks xmlns:a="http://schemas.openxmlformats.org/drawingml/2006/main" noChangeAspect="1"/>
+            </wp:cNvGraphicFramePr>
+            <a:graphic xmlns:a="http://schemas.openxmlformats.org/drawingml/2006/main">
+              <a:graphicData uri="http://schemas.openxmlformats.org/drawingml/2006/picture">
+                <pic:pic xmlns:pic="http://schemas.openxmlformats.org/drawingml/2006/picture">
+                  <pic:nvPicPr>
+                    <pic:cNvPr id="256168360" name="Picture 256168360"/>
+                    <pic:cNvPicPr/>
+                  </pic:nvPicPr>
+                  <pic:blipFill>
+                    <a:blip r:embed="rId9" cstate="print">
+                      <a:extLst>
+                        <a:ext uri="{28A0092B-C50C-407E-A947-70E740481C1C}">
+                          <a14:useLocalDpi xmlns:a14="http://schemas.microsoft.com/office/drawing/2010/main" val="0"/>
+                        </a:ext>
+                      </a:extLst>
+                    </a:blip>
+                    <a:stretch>
+                      <a:fillRect/>
+                    </a:stretch>
+                  </pic:blipFill>
+                  <pic:spPr>
+                    <a:xfrm>
+                      <a:off x="0" y="0"/>
+                      <a:ext cx="3515402" cy="4539952"/>
+                    </a:xfrm>
+                    <a:prstGeom prst="rect">
+                      <a:avLst/>
+                    </a:prstGeom>
+                    <a:ln>
+                      <a:solidFill>
+                        <a:schemeClr val="tx1"/>
+                      </a:solidFill>
+                    </a:ln>
+                  </pic:spPr>
+                </pic:pic>
+              </a:graphicData>
+            </a:graphic>
+          </wp:inline>
+        </w:drawing>
+      </w:r>
+    </w:p>
+    <w:p>
+      <w:pPr>
+        <w:jc w:val="center"/>
+        <w:rPr>
+          <w:lang w:val="vi-VN"/>
+        </w:rPr>
+      </w:pPr>
+      <w:bookmarkStart w:id="12" w:name="_Toc242638660"/>
+      <w:r>
+        <w:t xml:space="preserve">Hình </w:t>
+      </w:r>
+      <w:fldSimple w:instr=" STYLEREF 1 \s ">
+        <w:r>
+          <w:rPr>
+            <w:noProof/>
+          </w:rPr>
+          <w:t>3</w:t>
+        </w:r>
+      </w:fldSimple>
+      <w:r>
+        <w:t>.</w:t>
+      </w:r>
+      <w:fldSimple w:instr=" SEQ Hình \* ARABIC \s 1 ">
+        <w:r>
+          <w:rPr>
+            <w:noProof/>
+          </w:rPr>
+          <w:t>1</w:t>
+        </w:r>
+      </w:fldSimple>
+      <w:r>
+        <w:rPr>
+          <w:lang w:val="vi-VN"/>
+        </w:rPr>
+        <w:t xml:space="preserve"> </w:t>
+      </w:r>
+      <w:r>
+        <w:rPr>
+          <w:lang w:val="vi-VN"/>
+        </w:rPr>
+        <w:t>Luồng hoạt động của hệ thống</w:t>
+      </w:r>
+      <w:bookmarkEnd w:id="12"/>
+    </w:p>
+    <w:p>
+      <w:pPr>
         <w:pStyle w:val="Heading3"/>
         <w:rPr>
           <w:lang w:val="vi-VN"/>
         </w:rPr>
       </w:pPr>
+      <w:bookmarkStart w:id="13" w:name="_Toc242638467"/>
       <w:r>
         <w:rPr>
           <w:lang w:val="vi-VN"/>
         </w:rPr>
         <w:t>Môi trường triển khai</w:t>
       </w:r>
+      <w:bookmarkEnd w:id="13"/>
     </w:p>
     <w:p>
       <w:pPr>
@@ -2022,6 +6611,7 @@
         <w:pStyle w:val="NOIDUNG"/>
       </w:pPr>
       <w:r>
+        <w:lastRenderedPageBreak/>
         <w:t>Hai container được kết nối thông qua mạng nội bộ của Docker. PHP thực hiện kết nối đến MySQL dựa trên thông tin cấu hình được khai báo trong môi trường Docker.</w:t>
       </w:r>
     </w:p>
@@ -2038,9 +6628,7 @@
     </w:p>
     <w:p>
       <w:pPr>
-        <w:rPr>
-          <w:lang w:val="vi-VN"/>
-        </w:rPr>
+        <w:keepNext/>
       </w:pPr>
       <w:r>
         <w:rPr>
@@ -2063,7 +6651,7 @@
                     <pic:cNvPicPr/>
                   </pic:nvPicPr>
                   <pic:blipFill>
-                    <a:blip r:embed="rId8"/>
+                    <a:blip r:embed="rId10"/>
                     <a:stretch>
                       <a:fillRect/>
                     </a:stretch>
@@ -2091,6 +6679,38 @@
     </w:p>
     <w:p>
       <w:pPr>
+        <w:jc w:val="center"/>
+      </w:pPr>
+      <w:bookmarkStart w:id="14" w:name="_Toc242638661"/>
+      <w:r>
+        <w:t xml:space="preserve">Hình </w:t>
+      </w:r>
+      <w:fldSimple w:instr=" STYLEREF 1 \s ">
+        <w:r>
+          <w:rPr>
+            <w:noProof/>
+          </w:rPr>
+          <w:t>3</w:t>
+        </w:r>
+      </w:fldSimple>
+      <w:r>
+        <w:t>.</w:t>
+      </w:r>
+      <w:fldSimple w:instr=" SEQ Hình \* ARABIC \s 1 ">
+        <w:r>
+          <w:rPr>
+            <w:noProof/>
+          </w:rPr>
+          <w:t>2</w:t>
+        </w:r>
+      </w:fldSimple>
+      <w:r>
+        <w:t xml:space="preserve"> Mô hình triển khai hệ thống</w:t>
+      </w:r>
+      <w:bookmarkEnd w:id="14"/>
+    </w:p>
+    <w:p>
+      <w:pPr>
         <w:pStyle w:val="NOIDUNG"/>
         <w:rPr>
           <w:lang w:val="vi-VN"/>
@@ -2104,10 +6724,12 @@
       <w:pPr>
         <w:pStyle w:val="Heading2"/>
       </w:pPr>
+      <w:bookmarkStart w:id="15" w:name="_Toc242638468"/>
       <w:r>
         <w:lastRenderedPageBreak/>
         <w:t>Thiết kế dữ liệu</w:t>
       </w:r>
+      <w:bookmarkEnd w:id="15"/>
     </w:p>
     <w:p>
       <w:pPr>
@@ -2116,18 +6738,19 @@
           <w:lang w:val="vi-VN"/>
         </w:rPr>
       </w:pPr>
+      <w:bookmarkStart w:id="16" w:name="_Toc242638469"/>
       <w:r>
         <w:t>Mô hình ERD</w:t>
       </w:r>
-    </w:p>
-    <w:p>
-      <w:pPr>
-        <w:rPr>
-          <w:lang w:val="vi-VN"/>
-        </w:rPr>
-      </w:pPr>
-      <w:r>
-        <w:rPr>
+      <w:bookmarkEnd w:id="16"/>
+    </w:p>
+    <w:p>
+      <w:pPr>
+        <w:keepNext/>
+      </w:pPr>
+      <w:r>
+        <w:rPr>
+          <w:noProof/>
           <w:lang w:val="vi-VN"/>
         </w:rPr>
         <w:drawing>
@@ -2146,7 +6769,7 @@
                     <pic:cNvPicPr/>
                   </pic:nvPicPr>
                   <pic:blipFill>
-                    <a:blip r:embed="rId9"/>
+                    <a:blip r:embed="rId11"/>
                     <a:stretch>
                       <a:fillRect/>
                     </a:stretch>
@@ -2174,11 +6797,52 @@
     </w:p>
     <w:p>
       <w:pPr>
+        <w:pStyle w:val="Caption"/>
+        <w:jc w:val="center"/>
+        <w:rPr>
+          <w:lang w:val="vi-VN"/>
+        </w:rPr>
+      </w:pPr>
+      <w:bookmarkStart w:id="17" w:name="_Toc242638662"/>
+      <w:r>
+        <w:t xml:space="preserve">Hình </w:t>
+      </w:r>
+      <w:fldSimple w:instr=" STYLEREF 1 \s ">
+        <w:r>
+          <w:rPr>
+            <w:noProof/>
+          </w:rPr>
+          <w:t>3</w:t>
+        </w:r>
+      </w:fldSimple>
+      <w:r>
+        <w:t>.</w:t>
+      </w:r>
+      <w:fldSimple w:instr=" SEQ Hình \* ARABIC \s 1 ">
+        <w:r>
+          <w:rPr>
+            <w:noProof/>
+          </w:rPr>
+          <w:t>3</w:t>
+        </w:r>
+      </w:fldSimple>
+      <w:r>
+        <w:rPr>
+          <w:lang w:val="vi-VN"/>
+        </w:rPr>
+        <w:t xml:space="preserve"> Mô hình ERD</w:t>
+      </w:r>
+      <w:bookmarkEnd w:id="17"/>
+    </w:p>
+    <w:p>
+      <w:pPr>
         <w:pStyle w:val="Heading3"/>
       </w:pPr>
+      <w:bookmarkStart w:id="18" w:name="_Toc242638470"/>
       <w:r>
         <w:t>Chi tiết thực thể</w:t>
       </w:r>
+      <w:bookmarkEnd w:id="18"/>
     </w:p>
     <w:p>
       <w:pPr>
@@ -2203,6 +6867,9 @@
     <w:p>
       <w:pPr>
         <w:pStyle w:val="NOIDUNG"/>
+        <w:rPr>
+          <w:lang w:val="vi-VN"/>
+        </w:rPr>
       </w:pPr>
       <w:r>
         <w:t>Mô tả thực thể: Dùng để quản lý các loại/danh mục sản phẩm trong hệ thống. Mỗi danh mục có một mã riêng và tên danh mục. Danh mục giúp phân loại sản phẩm để thuận tiện cho việc quản lý và tìm kiếm.</w:t>
@@ -2216,6 +6883,7 @@
           <w:lang w:val="vi-VN"/>
         </w:rPr>
       </w:pPr>
+      <w:bookmarkStart w:id="19" w:name="_Toc242638678"/>
       <w:r>
         <w:t xml:space="preserve">Bảng </w:t>
       </w:r>
@@ -2242,14 +6910,9 @@
         <w:rPr>
           <w:lang w:val="vi-VN"/>
         </w:rPr>
-        <w:t xml:space="preserve"> </w:t>
-      </w:r>
-      <w:r>
-        <w:rPr>
-          <w:lang w:val="vi-VN"/>
-        </w:rPr>
-        <w:t>Thực thể Category</w:t>
-      </w:r>
+        <w:t xml:space="preserve"> Thực thể Category</w:t>
+      </w:r>
+      <w:bookmarkEnd w:id="19"/>
     </w:p>
     <w:tbl>
       <w:tblPr>
@@ -2548,6 +7211,7 @@
               <w:jc w:val="left"/>
             </w:pPr>
             <w:r>
+              <w:lastRenderedPageBreak/>
               <w:t>3</w:t>
             </w:r>
           </w:p>
@@ -2625,7 +7289,6 @@
         <w:rPr>
           <w:lang w:val="vi-VN"/>
         </w:rPr>
-        <w:lastRenderedPageBreak/>
         <w:t>Tên t</w:t>
       </w:r>
       <w:r>
@@ -2676,12 +7339,20 @@
     <w:p>
       <w:pPr>
         <w:pStyle w:val="Caption"/>
-      </w:pPr>
+        <w:keepNext/>
+        <w:rPr>
+          <w:lang w:val="vi-VN"/>
+        </w:rPr>
+      </w:pPr>
+      <w:bookmarkStart w:id="20" w:name="_Toc242638679"/>
       <w:r>
         <w:t xml:space="preserve">Bảng </w:t>
       </w:r>
       <w:fldSimple w:instr=" STYLEREF 1 \s ">
         <w:r>
+          <w:rPr>
+            <w:noProof/>
+          </w:rPr>
           <w:t>3</w:t>
         </w:r>
       </w:fldSimple>
@@ -2690,12 +7361,19 @@
       </w:r>
       <w:fldSimple w:instr=" SEQ Bảng \* ARABIC \s 1 ">
         <w:r>
+          <w:rPr>
+            <w:noProof/>
+          </w:rPr>
           <w:t>2</w:t>
         </w:r>
       </w:fldSimple>
       <w:r>
+        <w:rPr>
+          <w:lang w:val="vi-VN"/>
+        </w:rPr>
         <w:t xml:space="preserve"> Thực thể Supplier</w:t>
       </w:r>
+      <w:bookmarkEnd w:id="20"/>
     </w:p>
     <w:tbl>
       <w:tblPr>
@@ -3509,6 +8187,45 @@
         <w:t>ùng để quản lý thông tin khách hàng mua sản phẩm. Mỗi khách hàng có mã riêng, họ tên, số điện thoại, email và địa chỉ. Số điện thoại và email được thiết lập không trùng nhau.</w:t>
       </w:r>
     </w:p>
+    <w:p>
+      <w:pPr>
+        <w:pStyle w:val="Caption"/>
+        <w:keepNext/>
+        <w:rPr>
+          <w:lang w:val="vi-VN"/>
+        </w:rPr>
+      </w:pPr>
+      <w:bookmarkStart w:id="21" w:name="_Toc242638680"/>
+      <w:r>
+        <w:t xml:space="preserve">Bảng </w:t>
+      </w:r>
+      <w:fldSimple w:instr=" STYLEREF 1 \s ">
+        <w:r>
+          <w:rPr>
+            <w:noProof/>
+          </w:rPr>
+          <w:t>3</w:t>
+        </w:r>
+      </w:fldSimple>
+      <w:r>
+        <w:t>.</w:t>
+      </w:r>
+      <w:fldSimple w:instr=" SEQ Bảng \* ARABIC \s 1 ">
+        <w:r>
+          <w:rPr>
+            <w:noProof/>
+          </w:rPr>
+          <w:t>3</w:t>
+        </w:r>
+      </w:fldSimple>
+      <w:r>
+        <w:rPr>
+          <w:lang w:val="vi-VN"/>
+        </w:rPr>
+        <w:t xml:space="preserve"> Thực thể Customer</w:t>
+      </w:r>
+      <w:bookmarkEnd w:id="21"/>
+    </w:p>
     <w:tbl>
       <w:tblPr>
         <w:tblStyle w:val="myTable"/>
@@ -3650,6 +8367,7 @@
               <w:jc w:val="left"/>
             </w:pPr>
             <w:r>
+              <w:lastRenderedPageBreak/>
               <w:t>1</w:t>
             </w:r>
           </w:p>
@@ -3728,7 +8446,6 @@
               <w:jc w:val="left"/>
             </w:pPr>
             <w:r>
-              <w:lastRenderedPageBreak/>
               <w:t>2</w:t>
             </w:r>
           </w:p>
@@ -4249,6 +8966,45 @@
       <w:r>
         <w:t>ùng để quản lý thông tin nhân viên tham gia các hoạt động của hệ thống. Nhân viên có thể thực hiện lập đơn hàng và lập phiếu nhập. Trạng thái giúp xác định nhân viên đang hoạt động hay không.</w:t>
       </w:r>
+    </w:p>
+    <w:p>
+      <w:pPr>
+        <w:pStyle w:val="Caption"/>
+        <w:keepNext/>
+        <w:rPr>
+          <w:lang w:val="vi-VN"/>
+        </w:rPr>
+      </w:pPr>
+      <w:bookmarkStart w:id="22" w:name="_Toc242638681"/>
+      <w:r>
+        <w:t xml:space="preserve">Bảng </w:t>
+      </w:r>
+      <w:fldSimple w:instr=" STYLEREF 1 \s ">
+        <w:r>
+          <w:rPr>
+            <w:noProof/>
+          </w:rPr>
+          <w:t>3</w:t>
+        </w:r>
+      </w:fldSimple>
+      <w:r>
+        <w:t>.</w:t>
+      </w:r>
+      <w:fldSimple w:instr=" SEQ Bảng \* ARABIC \s 1 ">
+        <w:r>
+          <w:rPr>
+            <w:noProof/>
+          </w:rPr>
+          <w:t>4</w:t>
+        </w:r>
+      </w:fldSimple>
+      <w:r>
+        <w:rPr>
+          <w:lang w:val="vi-VN"/>
+        </w:rPr>
+        <w:t xml:space="preserve"> Thực thể Employees</w:t>
+      </w:r>
+      <w:bookmarkEnd w:id="22"/>
     </w:p>
     <w:tbl>
       <w:tblPr>
@@ -4777,6 +9533,7 @@
         <w:rPr>
           <w:lang w:val="vi-VN"/>
         </w:rPr>
+        <w:lastRenderedPageBreak/>
         <w:t>Tên t</w:t>
       </w:r>
       <w:r>
@@ -4836,12 +9593,47 @@
         <w:t>D</w:t>
       </w:r>
       <w:r>
-        <w:t xml:space="preserve">ùng để lưu trữ thông tin về các đơn vị vận chuyển tham gia vào quá trình giao hàng của hệ thống. Mỗi đơn vị vận chuyển được xác định bởi </w:t>
-      </w:r>
-      <w:r>
-        <w:lastRenderedPageBreak/>
-        <w:t>ShipperID và có các thông tin như tên đơn vị vận chuyển và số điện thoại liên hệ. Thông tin trong thực thể này được sử dụng để xác định đơn vị chịu trách nhiệm vận chuyển cho từng đơn hàng.</w:t>
-      </w:r>
+        <w:t>ùng để lưu trữ thông tin về các đơn vị vận chuyển tham gia vào quá trình giao hàng của hệ thống. Mỗi đơn vị vận chuyển được xác định bởi ShipperID và có các thông tin như tên đơn vị vận chuyển và số điện thoại liên hệ. Thông tin trong thực thể này được sử dụng để xác định đơn vị chịu trách nhiệm vận chuyển cho từng đơn hàng.</w:t>
+      </w:r>
+    </w:p>
+    <w:p>
+      <w:pPr>
+        <w:pStyle w:val="Caption"/>
+        <w:keepNext/>
+        <w:rPr>
+          <w:lang w:val="vi-VN"/>
+        </w:rPr>
+      </w:pPr>
+      <w:bookmarkStart w:id="23" w:name="_Toc242638682"/>
+      <w:r>
+        <w:t xml:space="preserve">Bảng </w:t>
+      </w:r>
+      <w:fldSimple w:instr=" STYLEREF 1 \s ">
+        <w:r>
+          <w:rPr>
+            <w:noProof/>
+          </w:rPr>
+          <w:t>3</w:t>
+        </w:r>
+      </w:fldSimple>
+      <w:r>
+        <w:t>.</w:t>
+      </w:r>
+      <w:fldSimple w:instr=" SEQ Bảng \* ARABIC \s 1 ">
+        <w:r>
+          <w:rPr>
+            <w:noProof/>
+          </w:rPr>
+          <w:t>5</w:t>
+        </w:r>
+      </w:fldSimple>
+      <w:r>
+        <w:rPr>
+          <w:lang w:val="vi-VN"/>
+        </w:rPr>
+        <w:t xml:space="preserve"> Thực thể Shippers</w:t>
+      </w:r>
+      <w:bookmarkEnd w:id="23"/>
     </w:p>
     <w:tbl>
       <w:tblPr>
@@ -5247,6 +10039,45 @@
         <w:t>à thực thể trung tâm của hệ thống, dùng để quản lý các sản phẩm được kinh doanh. Mỗi sản phẩm thuộc một loại sản phẩm và có thông tin về đơn vị tính, giá nhập, giá bán, mô tả và trạng thái. Giá sản phẩm phải là giá trị không âm và giá bán không được thấp hơn giá nhập theo ràng buộc hiện tại.</w:t>
       </w:r>
     </w:p>
+    <w:p>
+      <w:pPr>
+        <w:pStyle w:val="Caption"/>
+        <w:keepNext/>
+        <w:rPr>
+          <w:lang w:val="vi-VN"/>
+        </w:rPr>
+      </w:pPr>
+      <w:bookmarkStart w:id="24" w:name="_Toc242638683"/>
+      <w:r>
+        <w:t xml:space="preserve">Bảng </w:t>
+      </w:r>
+      <w:fldSimple w:instr=" STYLEREF 1 \s ">
+        <w:r>
+          <w:rPr>
+            <w:noProof/>
+          </w:rPr>
+          <w:t>3</w:t>
+        </w:r>
+      </w:fldSimple>
+      <w:r>
+        <w:t>.</w:t>
+      </w:r>
+      <w:fldSimple w:instr=" SEQ Bảng \* ARABIC \s 1 ">
+        <w:r>
+          <w:rPr>
+            <w:noProof/>
+          </w:rPr>
+          <w:t>6</w:t>
+        </w:r>
+      </w:fldSimple>
+      <w:r>
+        <w:rPr>
+          <w:lang w:val="vi-VN"/>
+        </w:rPr>
+        <w:t xml:space="preserve"> Thực thể Product</w:t>
+      </w:r>
+      <w:bookmarkEnd w:id="24"/>
+    </w:p>
     <w:tbl>
       <w:tblPr>
         <w:tblStyle w:val="myTable"/>
@@ -5700,6 +10531,7 @@
               <w:jc w:val="left"/>
             </w:pPr>
             <w:r>
+              <w:lastRenderedPageBreak/>
               <w:t>5</w:t>
             </w:r>
           </w:p>
@@ -5856,7 +10688,6 @@
               <w:jc w:val="left"/>
             </w:pPr>
             <w:r>
-              <w:lastRenderedPageBreak/>
               <w:t>7</w:t>
             </w:r>
           </w:p>
@@ -6227,6 +11058,45 @@
       <w:r>
         <w:t>ùng để lưu trữ thông tin hình ảnh của sản phẩm. Mỗi hình ảnh được xác định bởi ProductImageID và liên kết với một sản phẩm thông qua ProductID. Thực thể lưu tên hoặc đường dẫn hình ảnh, nội dung mô tả hình ảnh, trạng thái hình ảnh chính và thứ tự hiển thị. Một sản phẩm có thể có nhiều hình ảnh khác nhau, giúp hệ thống hiển thị sản phẩm đầy đủ và trực quan hơn.</w:t>
       </w:r>
+    </w:p>
+    <w:p>
+      <w:pPr>
+        <w:pStyle w:val="Caption"/>
+        <w:keepNext/>
+        <w:rPr>
+          <w:lang w:val="vi-VN"/>
+        </w:rPr>
+      </w:pPr>
+      <w:bookmarkStart w:id="25" w:name="_Toc242638684"/>
+      <w:r>
+        <w:t xml:space="preserve">Bảng </w:t>
+      </w:r>
+      <w:fldSimple w:instr=" STYLEREF 1 \s ">
+        <w:r>
+          <w:rPr>
+            <w:noProof/>
+          </w:rPr>
+          <w:t>3</w:t>
+        </w:r>
+      </w:fldSimple>
+      <w:r>
+        <w:t>.</w:t>
+      </w:r>
+      <w:fldSimple w:instr=" SEQ Bảng \* ARABIC \s 1 ">
+        <w:r>
+          <w:rPr>
+            <w:noProof/>
+          </w:rPr>
+          <w:t>7</w:t>
+        </w:r>
+      </w:fldSimple>
+      <w:r>
+        <w:rPr>
+          <w:lang w:val="vi-VN"/>
+        </w:rPr>
+        <w:t xml:space="preserve"> Thực thể product_images</w:t>
+      </w:r>
+      <w:bookmarkEnd w:id="25"/>
     </w:p>
     <w:tbl>
       <w:tblPr>
@@ -6603,6 +11473,7 @@
               <w:jc w:val="left"/>
             </w:pPr>
             <w:r>
+              <w:lastRenderedPageBreak/>
               <w:t>4</w:t>
             </w:r>
           </w:p>
@@ -6759,7 +11630,6 @@
               <w:jc w:val="left"/>
             </w:pPr>
             <w:r>
-              <w:lastRenderedPageBreak/>
               <w:t>6</w:t>
             </w:r>
           </w:p>
@@ -6884,6 +11754,45 @@
       <w:r>
         <w:t>ùng để lưu thông tin chung của đơn hàng bán sản phẩm cho khách hàng. Mỗi đơn hàng được lập cho một khách hàng và do một nhân viên thực hiện. Bảng lưu ngày lập, tổng tiền và trạng thái của đơn hàng.</w:t>
       </w:r>
+    </w:p>
+    <w:p>
+      <w:pPr>
+        <w:pStyle w:val="Caption"/>
+        <w:keepNext/>
+        <w:rPr>
+          <w:lang w:val="vi-VN"/>
+        </w:rPr>
+      </w:pPr>
+      <w:bookmarkStart w:id="26" w:name="_Toc242638685"/>
+      <w:r>
+        <w:t xml:space="preserve">Bảng </w:t>
+      </w:r>
+      <w:fldSimple w:instr=" STYLEREF 1 \s ">
+        <w:r>
+          <w:rPr>
+            <w:noProof/>
+          </w:rPr>
+          <w:t>3</w:t>
+        </w:r>
+      </w:fldSimple>
+      <w:r>
+        <w:t>.</w:t>
+      </w:r>
+      <w:fldSimple w:instr=" SEQ Bảng \* ARABIC \s 1 ">
+        <w:r>
+          <w:rPr>
+            <w:noProof/>
+          </w:rPr>
+          <w:t>8</w:t>
+        </w:r>
+      </w:fldSimple>
+      <w:r>
+        <w:rPr>
+          <w:lang w:val="vi-VN"/>
+        </w:rPr>
+        <w:t xml:space="preserve"> Thực thể Orders</w:t>
+      </w:r>
+      <w:bookmarkEnd w:id="26"/>
     </w:p>
     <w:tbl>
       <w:tblPr>
@@ -7445,6 +12354,46 @@
         <w:t>ùng để lưu thông tin chi tiết các sản phẩm trong từng đơn hàng. Mỗi dòng thể hiện một sản phẩm, số lượng mua, đơn giá bán và thành tiền. Một sản phẩm chỉ xuất hiện một lần trong cùng một đơn hàng.</w:t>
       </w:r>
     </w:p>
+    <w:p>
+      <w:pPr>
+        <w:pStyle w:val="Caption"/>
+        <w:keepNext/>
+        <w:rPr>
+          <w:lang w:val="vi-VN"/>
+        </w:rPr>
+      </w:pPr>
+      <w:bookmarkStart w:id="27" w:name="_Toc242638686"/>
+      <w:r>
+        <w:lastRenderedPageBreak/>
+        <w:t xml:space="preserve">Bảng </w:t>
+      </w:r>
+      <w:fldSimple w:instr=" STYLEREF 1 \s ">
+        <w:r>
+          <w:rPr>
+            <w:noProof/>
+          </w:rPr>
+          <w:t>3</w:t>
+        </w:r>
+      </w:fldSimple>
+      <w:r>
+        <w:t>.</w:t>
+      </w:r>
+      <w:fldSimple w:instr=" SEQ Bảng \* ARABIC \s 1 ">
+        <w:r>
+          <w:rPr>
+            <w:noProof/>
+          </w:rPr>
+          <w:t>9</w:t>
+        </w:r>
+      </w:fldSimple>
+      <w:r>
+        <w:rPr>
+          <w:lang w:val="vi-VN"/>
+        </w:rPr>
+        <w:t xml:space="preserve"> Thực thể OrderDetail</w:t>
+      </w:r>
+      <w:bookmarkEnd w:id="27"/>
+    </w:p>
     <w:tbl>
       <w:tblPr>
         <w:tblStyle w:val="myTable"/>
@@ -7772,26 +12721,21 @@
               <w:cnfStyle w:val="000000000000" w:firstRow="0" w:lastRow="0" w:firstColumn="0" w:lastColumn="0" w:oddVBand="0" w:evenVBand="0" w:oddHBand="0" w:evenHBand="0" w:firstRowFirstColumn="0" w:firstRowLastColumn="0" w:lastRowFirstColumn="0" w:lastRowLastColumn="0"/>
             </w:pPr>
             <w:r>
-              <w:t xml:space="preserve">Đơn giá sản phẩm tại thời </w:t>
-            </w:r>
-            <w:r>
-              <w:lastRenderedPageBreak/>
-              <w:t>điểm đặt hàng</w:t>
-            </w:r>
-          </w:p>
-        </w:tc>
-        <w:tc>
-          <w:tcPr>
-            <w:tcW w:w="0" w:type="auto"/>
-            <w:hideMark/>
-          </w:tcPr>
-          <w:p>
-            <w:pPr>
-              <w:spacing w:after="160" w:line="259" w:lineRule="auto"/>
-              <w:cnfStyle w:val="000000000000" w:firstRow="0" w:lastRow="0" w:firstColumn="0" w:lastColumn="0" w:oddVBand="0" w:evenVBand="0" w:oddHBand="0" w:evenHBand="0" w:firstRowFirstColumn="0" w:firstRowLastColumn="0" w:lastRowFirstColumn="0" w:lastRowLastColumn="0"/>
-            </w:pPr>
-            <w:r>
-              <w:lastRenderedPageBreak/>
+              <w:t>Đơn giá sản phẩm tại thời điểm đặt hàng</w:t>
+            </w:r>
+          </w:p>
+        </w:tc>
+        <w:tc>
+          <w:tcPr>
+            <w:tcW w:w="0" w:type="auto"/>
+            <w:hideMark/>
+          </w:tcPr>
+          <w:p>
+            <w:pPr>
+              <w:spacing w:after="160" w:line="259" w:lineRule="auto"/>
+              <w:cnfStyle w:val="000000000000" w:firstRow="0" w:lastRow="0" w:firstColumn="0" w:lastColumn="0" w:oddVBand="0" w:evenVBand="0" w:oddHBand="0" w:evenHBand="0" w:firstRowFirstColumn="0" w:firstRowLastColumn="0" w:lastRowFirstColumn="0" w:lastRowLastColumn="0"/>
+            </w:pPr>
+            <w:r>
               <w:t>DECIMAL(12,2)</w:t>
             </w:r>
           </w:p>
@@ -7980,9 +12924,11 @@
       <w:pPr>
         <w:pStyle w:val="Heading2"/>
       </w:pPr>
+      <w:bookmarkStart w:id="28" w:name="_Toc242638471"/>
       <w:r>
         <w:t>Thiết kế xử lý</w:t>
       </w:r>
+      <w:bookmarkEnd w:id="28"/>
     </w:p>
     <w:p>
       <w:pPr>
@@ -7991,9 +12937,11 @@
           <w:lang w:val="vi-VN"/>
         </w:rPr>
       </w:pPr>
+      <w:bookmarkStart w:id="29" w:name="_Toc242638472"/>
       <w:r>
         <w:t>Mô hình DFD mức ngữ cảnh</w:t>
       </w:r>
+      <w:bookmarkEnd w:id="29"/>
     </w:p>
     <w:p>
       <w:pPr>
@@ -8038,8 +12986,14 @@
     <w:p>
       <w:pPr>
         <w:pStyle w:val="NOIDUNG"/>
-      </w:pPr>
-      <w:r>
+        <w:rPr>
+          <w:spacing w:val="8"/>
+        </w:rPr>
+      </w:pPr>
+      <w:r>
+        <w:rPr>
+          <w:spacing w:val="8"/>
+        </w:rPr>
         <w:t>Thông tin đặt hàng: Khách hàng gửi thông tin về sản phẩm và số lượng cần đặt.</w:t>
       </w:r>
     </w:p>
@@ -8048,6 +13002,7 @@
         <w:pStyle w:val="NOIDUNG"/>
       </w:pPr>
       <w:r>
+        <w:lastRenderedPageBreak/>
         <w:t>Từ Hệ thống đến Khách hàng, hệ thống trả về các luồng dữ liệu gồm:</w:t>
       </w:r>
     </w:p>
@@ -8080,7 +13035,6 @@
         <w:pStyle w:val="NOIDUNG"/>
       </w:pPr>
       <w:r>
-        <w:lastRenderedPageBreak/>
         <w:t>Như vậy, DFD mức ngữ cảnh xác định ranh giới của hệ thống và thể hiện quá trình trao đổi dữ liệu giữa Khách hàng và Hệ thống website bán hàng trực tuyến. Các thành phần xử lý bên trong như products, customers, orders, orderdetail, shippers và cơ sở dữ liệu MySQL không được thể hiện ở mức này mà sẽ được phân tích chi tiết ở các mức DFD tiếp theo.</w:t>
       </w:r>
     </w:p>
@@ -8093,9 +13047,7 @@
     </w:p>
     <w:p>
       <w:pPr>
-        <w:rPr>
-          <w:lang w:val="vi-VN"/>
-        </w:rPr>
+        <w:keepNext/>
       </w:pPr>
       <w:r>
         <w:rPr>
@@ -8103,9 +13055,9 @@
           <w:lang w:val="vi-VN"/>
         </w:rPr>
         <w:drawing>
-          <wp:inline distT="0" distB="0" distL="0" distR="0" wp14:anchorId="0DCAA5E4" wp14:editId="19626597">
+          <wp:inline distT="0" distB="0" distL="0" distR="0" wp14:anchorId="0DCAA5E4" wp14:editId="66196896">
             <wp:extent cx="5580380" cy="2350135"/>
-            <wp:effectExtent l="0" t="0" r="1270" b="0"/>
+            <wp:effectExtent l="19050" t="19050" r="20320" b="12065"/>
             <wp:docPr id="1483397575" name="Picture 1"/>
             <wp:cNvGraphicFramePr>
               <a:graphicFrameLocks xmlns:a="http://schemas.openxmlformats.org/drawingml/2006/main" noChangeAspect="1"/>
@@ -8118,7 +13070,7 @@
                     <pic:cNvPicPr/>
                   </pic:nvPicPr>
                   <pic:blipFill>
-                    <a:blip r:embed="rId10"/>
+                    <a:blip r:embed="rId12"/>
                     <a:stretch>
                       <a:fillRect/>
                     </a:stretch>
@@ -8131,6 +13083,11 @@
                     <a:prstGeom prst="rect">
                       <a:avLst/>
                     </a:prstGeom>
+                    <a:ln>
+                      <a:solidFill>
+                        <a:schemeClr val="tx1"/>
+                      </a:solidFill>
+                    </a:ln>
                   </pic:spPr>
                 </pic:pic>
               </a:graphicData>
@@ -8141,21 +13098,844 @@
     </w:p>
     <w:p>
       <w:pPr>
+        <w:pStyle w:val="Caption"/>
+        <w:jc w:val="center"/>
+        <w:rPr>
+          <w:lang w:val="vi-VN"/>
+        </w:rPr>
+      </w:pPr>
+      <w:bookmarkStart w:id="30" w:name="_Toc242638663"/>
+      <w:r>
+        <w:t xml:space="preserve">Hình </w:t>
+      </w:r>
+      <w:fldSimple w:instr=" STYLEREF 1 \s ">
+        <w:r>
+          <w:rPr>
+            <w:noProof/>
+          </w:rPr>
+          <w:t>3</w:t>
+        </w:r>
+      </w:fldSimple>
+      <w:r>
+        <w:t>.</w:t>
+      </w:r>
+      <w:fldSimple w:instr=" SEQ Hình \* ARABIC \s 1 ">
+        <w:r>
+          <w:rPr>
+            <w:noProof/>
+          </w:rPr>
+          <w:t>4</w:t>
+        </w:r>
+      </w:fldSimple>
+      <w:r>
+        <w:rPr>
+          <w:lang w:val="vi-VN"/>
+        </w:rPr>
+        <w:t xml:space="preserve"> Mô hình DFD mức ngữ cảnh</w:t>
+      </w:r>
+      <w:bookmarkEnd w:id="30"/>
+    </w:p>
+    <w:p>
+      <w:pPr>
         <w:pStyle w:val="Heading3"/>
         <w:rPr>
           <w:lang w:val="vi-VN"/>
         </w:rPr>
       </w:pPr>
+      <w:bookmarkStart w:id="31" w:name="_Toc242638473"/>
       <w:r>
         <w:t>Mô hình DFD phân rã chức năng</w:t>
       </w:r>
-    </w:p>
-    <w:p>
-      <w:pPr>
-        <w:rPr>
-          <w:lang w:val="vi-VN"/>
-        </w:rPr>
-      </w:pPr>
+      <w:bookmarkEnd w:id="31"/>
+    </w:p>
+    <w:p>
+      <w:pPr>
+        <w:pStyle w:val="NOIDUNG"/>
+      </w:pPr>
+      <w:r>
+        <w:t>Sơ đồ phân rã chức năng thể hiện cấu trúc chức năng của hệ thống website bán hàng trực tuyến thông qua việc chia hệ thống thành các nhóm chức năng chính. Hệ thống được phân thành bốn nhóm gồm quản lý sản phẩm, quản lý giỏ hàng, xử lý đặt hàng và xử lý đơn hàng.</w:t>
+      </w:r>
+    </w:p>
+    <w:p>
+      <w:pPr>
+        <w:pStyle w:val="NOIDUNG"/>
+      </w:pPr>
+      <w:r>
+        <w:t xml:space="preserve">Chức năng quản lý sản phẩm hỗ trợ hiển thị danh sách và thông tin chi tiết của sản phẩm. Chức năng quản lý giỏ hàng cho phép khách hàng thêm sản phẩm, cập nhật số lượng, xóa sản phẩm và xem thông tin giỏ hàng. Chức năng xử lý đặt hàng tiếp nhận thông tin đặt hàng, kiểm tra sản phẩm và tồn kho, lưu thông tin khách hàng, tạo </w:t>
+      </w:r>
+      <w:r>
+        <w:lastRenderedPageBreak/>
+        <w:t>đơn hàng, lưu chi tiết đơn hàng và cập nhật số lượng tồn kho. Cuối cùng, chức năng xử lý đơn hàng hỗ trợ tra cứu và hiển thị thông tin đơn hàng cùng các chi tiết liên quan.</w:t>
+      </w:r>
+    </w:p>
+    <w:p>
+      <w:pPr>
+        <w:pStyle w:val="NOIDUNG"/>
+        <w:rPr>
+          <w:lang w:val="vi-VN"/>
+        </w:rPr>
+      </w:pPr>
+      <w:r>
+        <w:t>Sơ đồ phân rã chức năng giúp xác định phạm vi xử lý của từng nhóm chức năng, tạo cơ sở cho việc xây dựng sơ đồ luồng dữ liệu chi tiết và triển khai các thành phần của hệ thống.</w:t>
+      </w:r>
+    </w:p>
+    <w:p>
+      <w:pPr>
+        <w:keepNext/>
+      </w:pPr>
+      <w:r>
+        <w:rPr>
+          <w:lang w:val="vi-VN"/>
+        </w:rPr>
+        <w:drawing>
+          <wp:inline distT="0" distB="0" distL="0" distR="0" wp14:anchorId="25325816" wp14:editId="58417930">
+            <wp:extent cx="5580380" cy="2531745"/>
+            <wp:effectExtent l="19050" t="19050" r="20320" b="20955"/>
+            <wp:docPr id="112650066" name="Picture 1"/>
+            <wp:cNvGraphicFramePr>
+              <a:graphicFrameLocks xmlns:a="http://schemas.openxmlformats.org/drawingml/2006/main" noChangeAspect="1"/>
+            </wp:cNvGraphicFramePr>
+            <a:graphic xmlns:a="http://schemas.openxmlformats.org/drawingml/2006/main">
+              <a:graphicData uri="http://schemas.openxmlformats.org/drawingml/2006/picture">
+                <pic:pic xmlns:pic="http://schemas.openxmlformats.org/drawingml/2006/picture">
+                  <pic:nvPicPr>
+                    <pic:cNvPr id="112650066" name=""/>
+                    <pic:cNvPicPr/>
+                  </pic:nvPicPr>
+                  <pic:blipFill>
+                    <a:blip r:embed="rId13"/>
+                    <a:stretch>
+                      <a:fillRect/>
+                    </a:stretch>
+                  </pic:blipFill>
+                  <pic:spPr>
+                    <a:xfrm>
+                      <a:off x="0" y="0"/>
+                      <a:ext cx="5580380" cy="2531745"/>
+                    </a:xfrm>
+                    <a:prstGeom prst="rect">
+                      <a:avLst/>
+                    </a:prstGeom>
+                    <a:ln>
+                      <a:solidFill>
+                        <a:schemeClr val="tx1"/>
+                      </a:solidFill>
+                    </a:ln>
+                  </pic:spPr>
+                </pic:pic>
+              </a:graphicData>
+            </a:graphic>
+          </wp:inline>
+        </w:drawing>
+      </w:r>
+    </w:p>
+    <w:p>
+      <w:pPr>
+        <w:pStyle w:val="Caption"/>
+        <w:jc w:val="center"/>
+        <w:rPr>
+          <w:lang w:val="vi-VN"/>
+        </w:rPr>
+      </w:pPr>
+      <w:bookmarkStart w:id="32" w:name="_Toc242638664"/>
+      <w:r>
+        <w:t xml:space="preserve">Hình </w:t>
+      </w:r>
+      <w:fldSimple w:instr=" STYLEREF 1 \s ">
+        <w:r>
+          <w:rPr>
+            <w:noProof/>
+          </w:rPr>
+          <w:t>3</w:t>
+        </w:r>
+      </w:fldSimple>
+      <w:r>
+        <w:t>.</w:t>
+      </w:r>
+      <w:fldSimple w:instr=" SEQ Hình \* ARABIC \s 1 ">
+        <w:r>
+          <w:rPr>
+            <w:noProof/>
+          </w:rPr>
+          <w:t>5</w:t>
+        </w:r>
+      </w:fldSimple>
+      <w:r>
+        <w:rPr>
+          <w:lang w:val="vi-VN"/>
+        </w:rPr>
+        <w:t xml:space="preserve"> DFD phân rã chức năng</w:t>
+      </w:r>
+      <w:bookmarkEnd w:id="32"/>
+    </w:p>
+    <w:p>
+      <w:pPr>
+        <w:pStyle w:val="Heading4"/>
+        <w:rPr>
+          <w:lang w:val="vi-VN"/>
+        </w:rPr>
+      </w:pPr>
+      <w:r>
+        <w:rPr>
+          <w:lang w:val="vi-VN"/>
+        </w:rPr>
+        <w:t>Sơ đồ DFD mức 0</w:t>
+      </w:r>
+    </w:p>
+    <w:p>
+      <w:pPr>
+        <w:pStyle w:val="NOIDUNG"/>
+      </w:pPr>
+      <w:r>
+        <w:t>Sơ đồ DFD mức 0 mô tả các tiến trình xử lý dữ liệu chính, các kho dữ liệu và mối quan hệ trao đổi thông tin giữa khách hàng với hệ thống. Từ sơ đồ phân rã chức năng, hệ thống được biểu diễn thông qua bốn tiến trình chính: quản lý sản phẩm, quản lý giỏ hàng, xử lý đặt hàng và xử lý đơn hàng.</w:t>
+      </w:r>
+    </w:p>
+    <w:p>
+      <w:pPr>
+        <w:pStyle w:val="NOIDUNG"/>
+      </w:pPr>
+      <w:r>
+        <w:t>Trong quá trình hoạt động, tiến trình quản lý sản phẩm truy xuất thông tin từ các kho dữ liệu sản phẩm, danh mục, nhà cung cấp và hình ảnh sản phẩm. Tiến trình quản lý giỏ hàng sử dụng PHP Session để lưu trữ tạm thời thông tin sản phẩm và số lượng do khách hàng lựa chọn. Khi khách hàng tiến hành đặt hàng, tiến trình xử lý đặt hàng sử dụng dữ liệu giỏ hàng, thông tin khách hàng và dữ liệu sản phẩm để kiểm tra điều kiện đặt hàng, lưu thông tin đơn hàng, lưu chi tiết đơn hàng và cập nhật tồn kho. Tiến trình xử lý đơn hàng truy xuất thông tin từ kho đơn hàng và kho chi tiết đơn hàng để phục vụ việc tra cứu và hiển thị kết quả.</w:t>
+      </w:r>
+    </w:p>
+    <w:p>
+      <w:pPr>
+        <w:pStyle w:val="NOIDUNG"/>
+        <w:rPr>
+          <w:lang w:val="vi-VN"/>
+        </w:rPr>
+      </w:pPr>
+      <w:r>
+        <w:t xml:space="preserve">Các kho dữ liệu chính gồm sản phẩm, khách hàng, đơn hàng, chi tiết đơn hàng, danh mục, nhà cung cấp và hình ảnh sản phẩm. Việc biểu diễn các kho dữ liệu và </w:t>
+      </w:r>
+      <w:r>
+        <w:lastRenderedPageBreak/>
+        <w:t>luồng thông tin trên DFD mức 0 giúp làm rõ cách các tiến trình phối hợp với nhau trong quá trình vận hành hệ thống.</w:t>
+      </w:r>
+    </w:p>
+    <w:p>
+      <w:pPr>
+        <w:keepNext/>
+      </w:pPr>
+      <w:r>
+        <w:rPr>
+          <w:lang w:val="vi-VN"/>
+        </w:rPr>
+        <w:drawing>
+          <wp:inline distT="0" distB="0" distL="0" distR="0" wp14:anchorId="12DD0CB4" wp14:editId="1EC72FED">
+            <wp:extent cx="5580380" cy="3204845"/>
+            <wp:effectExtent l="19050" t="19050" r="20320" b="14605"/>
+            <wp:docPr id="1853341553" name="Picture 1"/>
+            <wp:cNvGraphicFramePr>
+              <a:graphicFrameLocks xmlns:a="http://schemas.openxmlformats.org/drawingml/2006/main" noChangeAspect="1"/>
+            </wp:cNvGraphicFramePr>
+            <a:graphic xmlns:a="http://schemas.openxmlformats.org/drawingml/2006/main">
+              <a:graphicData uri="http://schemas.openxmlformats.org/drawingml/2006/picture">
+                <pic:pic xmlns:pic="http://schemas.openxmlformats.org/drawingml/2006/picture">
+                  <pic:nvPicPr>
+                    <pic:cNvPr id="1853341553" name=""/>
+                    <pic:cNvPicPr/>
+                  </pic:nvPicPr>
+                  <pic:blipFill>
+                    <a:blip r:embed="rId14"/>
+                    <a:stretch>
+                      <a:fillRect/>
+                    </a:stretch>
+                  </pic:blipFill>
+                  <pic:spPr>
+                    <a:xfrm>
+                      <a:off x="0" y="0"/>
+                      <a:ext cx="5580380" cy="3204845"/>
+                    </a:xfrm>
+                    <a:prstGeom prst="rect">
+                      <a:avLst/>
+                    </a:prstGeom>
+                    <a:ln>
+                      <a:solidFill>
+                        <a:schemeClr val="tx1"/>
+                      </a:solidFill>
+                    </a:ln>
+                  </pic:spPr>
+                </pic:pic>
+              </a:graphicData>
+            </a:graphic>
+          </wp:inline>
+        </w:drawing>
+      </w:r>
+    </w:p>
+    <w:p>
+      <w:pPr>
+        <w:pStyle w:val="Caption"/>
+        <w:jc w:val="center"/>
+        <w:rPr>
+          <w:lang w:val="vi-VN"/>
+        </w:rPr>
+      </w:pPr>
+      <w:bookmarkStart w:id="33" w:name="_Toc242638665"/>
+      <w:r>
+        <w:t xml:space="preserve">Hình </w:t>
+      </w:r>
+      <w:fldSimple w:instr=" STYLEREF 1 \s ">
+        <w:r>
+          <w:rPr>
+            <w:noProof/>
+          </w:rPr>
+          <w:t>3</w:t>
+        </w:r>
+      </w:fldSimple>
+      <w:r>
+        <w:t>.</w:t>
+      </w:r>
+      <w:fldSimple w:instr=" SEQ Hình \* ARABIC \s 1 ">
+        <w:r>
+          <w:rPr>
+            <w:noProof/>
+          </w:rPr>
+          <w:t>6</w:t>
+        </w:r>
+      </w:fldSimple>
+      <w:r>
+        <w:rPr>
+          <w:lang w:val="vi-VN"/>
+        </w:rPr>
+        <w:t xml:space="preserve"> Sơ đồ DFD mức 0</w:t>
+      </w:r>
+      <w:bookmarkEnd w:id="33"/>
+    </w:p>
+    <w:p>
+      <w:pPr>
+        <w:pStyle w:val="Heading4"/>
+        <w:rPr>
+          <w:lang w:val="vi-VN"/>
+        </w:rPr>
+      </w:pPr>
+      <w:r>
+        <w:rPr>
+          <w:lang w:val="vi-VN"/>
+        </w:rPr>
+        <w:t>Sơ đồ DFD quản lý sản phẩm</w:t>
+      </w:r>
+    </w:p>
+    <w:p>
+      <w:pPr>
+        <w:pStyle w:val="NOIDUNG"/>
+      </w:pPr>
+      <w:r>
+        <w:t>Sơ đồ DFD phân rã chức năng 1.0 mô tả chi tiết quá trình cung cấp thông tin sản phẩm cho khách hàng. Chức năng này được chia thành hai tiến trình chính là hiển thị danh sách sản phẩm và xem chi tiết sản phẩm.</w:t>
+      </w:r>
+    </w:p>
+    <w:p>
+      <w:pPr>
+        <w:pStyle w:val="NOIDUNG"/>
+      </w:pPr>
+      <w:r>
+        <w:t>Tiến trình hiển thị danh sách sản phẩm tiếp nhận yêu cầu từ khách hàng, truy xuất dữ liệu sản phẩm và các thông tin liên quan để hiển thị danh sách sản phẩm trên giao diện website. Các dữ liệu được sử dụng bao gồm thông tin sản phẩm, danh mục, nhà cung cấp và hình ảnh sản phẩm.</w:t>
+      </w:r>
+    </w:p>
+    <w:p>
+      <w:pPr>
+        <w:pStyle w:val="NOIDUNG"/>
+        <w:rPr>
+          <w:lang w:val="vi-VN"/>
+        </w:rPr>
+      </w:pPr>
+      <w:r>
+        <w:t>Tiến trình xem chi tiết sản phẩm tiếp nhận yêu cầu lựa chọn một sản phẩm cụ thể, truy xuất thông tin tương ứng từ kho dữ liệu và hiển thị các thuộc tính chi tiết của sản phẩm cho khách hàng. Thông qua hai tiến trình này, hệ thống cung cấp thông tin cần thiết để khách hàng tìm hiểu và lựa chọn sản phẩm trước khi đưa vào giỏ hàng.</w:t>
+      </w:r>
+    </w:p>
+    <w:p>
+      <w:pPr>
+        <w:keepNext/>
+      </w:pPr>
+      <w:r>
+        <w:rPr>
+          <w:lang w:val="vi-VN"/>
+        </w:rPr>
+        <w:lastRenderedPageBreak/>
+        <w:drawing>
+          <wp:inline distT="0" distB="0" distL="0" distR="0" wp14:anchorId="43E8FE2F" wp14:editId="78F4A155">
+            <wp:extent cx="5580380" cy="3616960"/>
+            <wp:effectExtent l="19050" t="19050" r="20320" b="21590"/>
+            <wp:docPr id="1490175917" name="Picture 1"/>
+            <wp:cNvGraphicFramePr>
+              <a:graphicFrameLocks xmlns:a="http://schemas.openxmlformats.org/drawingml/2006/main" noChangeAspect="1"/>
+            </wp:cNvGraphicFramePr>
+            <a:graphic xmlns:a="http://schemas.openxmlformats.org/drawingml/2006/main">
+              <a:graphicData uri="http://schemas.openxmlformats.org/drawingml/2006/picture">
+                <pic:pic xmlns:pic="http://schemas.openxmlformats.org/drawingml/2006/picture">
+                  <pic:nvPicPr>
+                    <pic:cNvPr id="1490175917" name=""/>
+                    <pic:cNvPicPr/>
+                  </pic:nvPicPr>
+                  <pic:blipFill>
+                    <a:blip r:embed="rId15"/>
+                    <a:stretch>
+                      <a:fillRect/>
+                    </a:stretch>
+                  </pic:blipFill>
+                  <pic:spPr>
+                    <a:xfrm>
+                      <a:off x="0" y="0"/>
+                      <a:ext cx="5580380" cy="3616960"/>
+                    </a:xfrm>
+                    <a:prstGeom prst="rect">
+                      <a:avLst/>
+                    </a:prstGeom>
+                    <a:ln>
+                      <a:solidFill>
+                        <a:schemeClr val="tx1"/>
+                      </a:solidFill>
+                    </a:ln>
+                  </pic:spPr>
+                </pic:pic>
+              </a:graphicData>
+            </a:graphic>
+          </wp:inline>
+        </w:drawing>
+      </w:r>
+    </w:p>
+    <w:p>
+      <w:pPr>
+        <w:pStyle w:val="Caption"/>
+        <w:jc w:val="center"/>
+        <w:rPr>
+          <w:lang w:val="vi-VN"/>
+        </w:rPr>
+      </w:pPr>
+      <w:bookmarkStart w:id="34" w:name="_Toc242638666"/>
+      <w:r>
+        <w:t xml:space="preserve">Hình </w:t>
+      </w:r>
+      <w:fldSimple w:instr=" STYLEREF 1 \s ">
+        <w:r>
+          <w:rPr>
+            <w:noProof/>
+          </w:rPr>
+          <w:t>3</w:t>
+        </w:r>
+      </w:fldSimple>
+      <w:r>
+        <w:t>.</w:t>
+      </w:r>
+      <w:fldSimple w:instr=" SEQ Hình \* ARABIC \s 1 ">
+        <w:r>
+          <w:rPr>
+            <w:noProof/>
+          </w:rPr>
+          <w:t>7</w:t>
+        </w:r>
+      </w:fldSimple>
+      <w:r>
+        <w:rPr>
+          <w:lang w:val="vi-VN"/>
+        </w:rPr>
+        <w:t xml:space="preserve"> Sơ đồ DFD quản lý sản phẩm</w:t>
+      </w:r>
+      <w:bookmarkEnd w:id="34"/>
+    </w:p>
+    <w:p>
+      <w:pPr>
+        <w:pStyle w:val="Heading4"/>
+        <w:rPr>
+          <w:lang w:val="vi-VN"/>
+        </w:rPr>
+      </w:pPr>
+      <w:r>
+        <w:t>Sơ đồ DFD quản lý giỏ hàng</w:t>
+      </w:r>
+    </w:p>
+    <w:p>
+      <w:pPr>
+        <w:pStyle w:val="NOIDUNG"/>
+      </w:pPr>
+      <w:r>
+        <w:t>Sơ đồ DFD phân rã chức năng 2.0 mô tả các hoạt động quản lý sản phẩm được khách hàng lựa chọn trước khi thực hiện đặt hàng. Chức năng quản lý giỏ hàng bao gồm bốn tiến trình: thêm sản phẩm vào giỏ hàng, cập nhật số lượng, xóa sản phẩm khỏi giỏ hàng và xem giỏ hàng.</w:t>
+      </w:r>
+    </w:p>
+    <w:p>
+      <w:pPr>
+        <w:pStyle w:val="NOIDUNG"/>
+        <w:rPr>
+          <w:spacing w:val="6"/>
+        </w:rPr>
+      </w:pPr>
+      <w:r>
+        <w:rPr>
+          <w:spacing w:val="6"/>
+        </w:rPr>
+        <w:t>Khi khách hàng chọn một sản phẩm, hệ thống tiếp nhận thông tin và lưu sản phẩm vào giỏ hàng. Khách hàng có thể thay đổi số lượng sản phẩm hoặc loại bỏ sản phẩm không còn nhu cầu. Khi yêu cầu xem giỏ hàng được thực hiện, hệ thống truy xuất thông tin đã lưu để hiển thị danh sách sản phẩm, số lượng và các thông tin liên quan.</w:t>
+      </w:r>
+    </w:p>
+    <w:p>
+      <w:pPr>
+        <w:pStyle w:val="NOIDUNG"/>
+        <w:rPr>
+          <w:lang w:val="vi-VN"/>
+        </w:rPr>
+      </w:pPr>
+      <w:r>
+        <w:t>Trong phạm vi hệ thống, dữ liệu giỏ hàng được lưu trữ tạm thời bằng PHP Session thay vì lưu trong một bảng riêng của cơ sở dữ liệu. Dữ liệu này được sử dụng làm cơ sở cho bước kiểm tra và xử lý đặt hàng tiếp theo.</w:t>
+      </w:r>
+    </w:p>
+    <w:p>
+      <w:pPr>
+        <w:keepNext/>
+      </w:pPr>
+      <w:r>
+        <w:rPr>
+          <w:lang w:val="vi-VN"/>
+        </w:rPr>
+        <w:lastRenderedPageBreak/>
+        <w:drawing>
+          <wp:inline distT="0" distB="0" distL="0" distR="0" wp14:anchorId="31B15357" wp14:editId="6BD61D92">
+            <wp:extent cx="5580380" cy="3472180"/>
+            <wp:effectExtent l="19050" t="19050" r="20320" b="13970"/>
+            <wp:docPr id="1712463320" name="Picture 1"/>
+            <wp:cNvGraphicFramePr>
+              <a:graphicFrameLocks xmlns:a="http://schemas.openxmlformats.org/drawingml/2006/main" noChangeAspect="1"/>
+            </wp:cNvGraphicFramePr>
+            <a:graphic xmlns:a="http://schemas.openxmlformats.org/drawingml/2006/main">
+              <a:graphicData uri="http://schemas.openxmlformats.org/drawingml/2006/picture">
+                <pic:pic xmlns:pic="http://schemas.openxmlformats.org/drawingml/2006/picture">
+                  <pic:nvPicPr>
+                    <pic:cNvPr id="1712463320" name=""/>
+                    <pic:cNvPicPr/>
+                  </pic:nvPicPr>
+                  <pic:blipFill>
+                    <a:blip r:embed="rId16"/>
+                    <a:stretch>
+                      <a:fillRect/>
+                    </a:stretch>
+                  </pic:blipFill>
+                  <pic:spPr>
+                    <a:xfrm>
+                      <a:off x="0" y="0"/>
+                      <a:ext cx="5580380" cy="3472180"/>
+                    </a:xfrm>
+                    <a:prstGeom prst="rect">
+                      <a:avLst/>
+                    </a:prstGeom>
+                    <a:ln>
+                      <a:solidFill>
+                        <a:schemeClr val="tx1"/>
+                      </a:solidFill>
+                    </a:ln>
+                  </pic:spPr>
+                </pic:pic>
+              </a:graphicData>
+            </a:graphic>
+          </wp:inline>
+        </w:drawing>
+      </w:r>
+    </w:p>
+    <w:p>
+      <w:pPr>
+        <w:pStyle w:val="Caption"/>
+        <w:jc w:val="center"/>
+        <w:rPr>
+          <w:lang w:val="vi-VN"/>
+        </w:rPr>
+      </w:pPr>
+      <w:bookmarkStart w:id="35" w:name="_Toc242638667"/>
+      <w:r>
+        <w:t xml:space="preserve">Hình </w:t>
+      </w:r>
+      <w:fldSimple w:instr=" STYLEREF 1 \s ">
+        <w:r>
+          <w:rPr>
+            <w:noProof/>
+          </w:rPr>
+          <w:t>3</w:t>
+        </w:r>
+      </w:fldSimple>
+      <w:r>
+        <w:t>.</w:t>
+      </w:r>
+      <w:fldSimple w:instr=" SEQ Hình \* ARABIC \s 1 ">
+        <w:r>
+          <w:rPr>
+            <w:noProof/>
+          </w:rPr>
+          <w:t>8</w:t>
+        </w:r>
+      </w:fldSimple>
+      <w:r>
+        <w:rPr>
+          <w:lang w:val="vi-VN"/>
+        </w:rPr>
+        <w:t xml:space="preserve"> Sơ đồ DFD quản lý giỏ hàng</w:t>
+      </w:r>
+      <w:bookmarkEnd w:id="35"/>
+    </w:p>
+    <w:p>
+      <w:pPr>
+        <w:pStyle w:val="Heading4"/>
+        <w:rPr>
+          <w:lang w:val="vi-VN"/>
+        </w:rPr>
+      </w:pPr>
+      <w:r>
+        <w:t>Sơ đồ DFD xử lý đặt hàng</w:t>
+      </w:r>
+    </w:p>
+    <w:p>
+      <w:pPr>
+        <w:pStyle w:val="NOIDUNG"/>
+      </w:pPr>
+      <w:r>
+        <w:t>Sơ đồ DFD phân rã chức năng 3.0 mô tả quá trình xử lý thông tin từ khi khách hàng gửi yêu cầu đặt hàng đến khi hệ thống trả về kết quả. Chức năng này được chia thành bảy tiến trình liên tiếp.</w:t>
+      </w:r>
+    </w:p>
+    <w:p>
+      <w:pPr>
+        <w:pStyle w:val="NOIDUNG"/>
+      </w:pPr>
+      <w:r>
+        <w:t>Đầu tiên, hệ thống kiểm tra thông tin đặt hàng do khách hàng cung cấp. Tiếp theo, hệ thống đối chiếu các sản phẩm trong giỏ hàng với dữ liệu sản phẩm để kiểm tra tính hợp lệ và số lượng tồn kho. Sau khi các điều kiện cần thiết được đáp ứng, thông tin khách hàng được lưu vào kho dữ liệu khách hàng. Hệ thống tiếp tục tạo đơn hàng và lưu thông tin chung vào kho đơn hàng, sau đó ghi nhận từng sản phẩm, số lượng và đơn giá vào kho chi tiết đơn hàng.</w:t>
+      </w:r>
+    </w:p>
+    <w:p>
+      <w:pPr>
+        <w:pStyle w:val="NOIDUNG"/>
+      </w:pPr>
+      <w:r>
+        <w:t>Sau khi thông tin đơn hàng được lưu, hệ thống cập nhật số lượng tồn kho tương ứng trong kho dữ liệu sản phẩm. Cuối cùng, hệ thống trả kết quả xử lý và xác nhận đặt hàng cho khách hàng.</w:t>
+      </w:r>
+    </w:p>
+    <w:p>
+      <w:pPr>
+        <w:pStyle w:val="NOIDUNG"/>
+        <w:rPr>
+          <w:lang w:val="vi-VN"/>
+        </w:rPr>
+      </w:pPr>
+      <w:r>
+        <w:t xml:space="preserve">Để bảo đảm tính nhất quán của dữ liệu, quá trình đặt hàng được triển khai bằng transaction trong cơ sở dữ liệu. Các thao tác ghi dữ liệu và cập nhật tồn kho được thực hiện trong cùng một giao dịch; nếu toàn bộ thao tác thành công, hệ thống thực hiện COMMIT, ngược lại sẽ thực hiện ROLLBACK để hoàn tác các thay đổi thuộc </w:t>
+      </w:r>
+      <w:r>
+        <w:lastRenderedPageBreak/>
+        <w:t>giao dịch. Cơ chế này hạn chế tình trạng đơn hàng được ghi nhận không đầy đủ hoặc số lượng tồn kho không được cập nhật đồng bộ.</w:t>
+      </w:r>
+    </w:p>
+    <w:p>
+      <w:pPr>
+        <w:keepNext/>
+      </w:pPr>
+      <w:r>
+        <w:rPr>
+          <w:lang w:val="vi-VN"/>
+        </w:rPr>
+        <w:drawing>
+          <wp:inline distT="0" distB="0" distL="0" distR="0" wp14:anchorId="316640ED" wp14:editId="54A45FF3">
+            <wp:extent cx="5580380" cy="4688840"/>
+            <wp:effectExtent l="19050" t="19050" r="20320" b="16510"/>
+            <wp:docPr id="1824345601" name="Picture 1"/>
+            <wp:cNvGraphicFramePr>
+              <a:graphicFrameLocks xmlns:a="http://schemas.openxmlformats.org/drawingml/2006/main" noChangeAspect="1"/>
+            </wp:cNvGraphicFramePr>
+            <a:graphic xmlns:a="http://schemas.openxmlformats.org/drawingml/2006/main">
+              <a:graphicData uri="http://schemas.openxmlformats.org/drawingml/2006/picture">
+                <pic:pic xmlns:pic="http://schemas.openxmlformats.org/drawingml/2006/picture">
+                  <pic:nvPicPr>
+                    <pic:cNvPr id="1824345601" name=""/>
+                    <pic:cNvPicPr/>
+                  </pic:nvPicPr>
+                  <pic:blipFill>
+                    <a:blip r:embed="rId17"/>
+                    <a:stretch>
+                      <a:fillRect/>
+                    </a:stretch>
+                  </pic:blipFill>
+                  <pic:spPr>
+                    <a:xfrm>
+                      <a:off x="0" y="0"/>
+                      <a:ext cx="5580380" cy="4688840"/>
+                    </a:xfrm>
+                    <a:prstGeom prst="rect">
+                      <a:avLst/>
+                    </a:prstGeom>
+                    <a:ln>
+                      <a:solidFill>
+                        <a:schemeClr val="tx1"/>
+                      </a:solidFill>
+                    </a:ln>
+                  </pic:spPr>
+                </pic:pic>
+              </a:graphicData>
+            </a:graphic>
+          </wp:inline>
+        </w:drawing>
+      </w:r>
+    </w:p>
+    <w:p>
+      <w:pPr>
+        <w:pStyle w:val="Caption"/>
+        <w:jc w:val="center"/>
+        <w:rPr>
+          <w:lang w:val="vi-VN"/>
+        </w:rPr>
+      </w:pPr>
+      <w:bookmarkStart w:id="36" w:name="_Toc242638668"/>
+      <w:r>
+        <w:t xml:space="preserve">Hình </w:t>
+      </w:r>
+      <w:fldSimple w:instr=" STYLEREF 1 \s ">
+        <w:r>
+          <w:rPr>
+            <w:noProof/>
+          </w:rPr>
+          <w:t>3</w:t>
+        </w:r>
+      </w:fldSimple>
+      <w:r>
+        <w:t>.</w:t>
+      </w:r>
+      <w:fldSimple w:instr=" SEQ Hình \* ARABIC \s 1 ">
+        <w:r>
+          <w:rPr>
+            <w:noProof/>
+          </w:rPr>
+          <w:t>9</w:t>
+        </w:r>
+      </w:fldSimple>
+      <w:r>
+        <w:rPr>
+          <w:lang w:val="vi-VN"/>
+        </w:rPr>
+        <w:t xml:space="preserve"> Sơ đồ DFD xử lý đặt hàng</w:t>
+      </w:r>
+      <w:bookmarkEnd w:id="36"/>
+    </w:p>
+    <w:p>
+      <w:pPr>
+        <w:pStyle w:val="Heading4"/>
+        <w:rPr>
+          <w:lang w:val="vi-VN"/>
+        </w:rPr>
+      </w:pPr>
+      <w:r>
+        <w:t>Sơ đồ DFD xử lý đơn hàng</w:t>
+      </w:r>
+    </w:p>
+    <w:p>
+      <w:pPr>
+        <w:pStyle w:val="NOIDUNG"/>
+      </w:pPr>
+      <w:r>
+        <w:t>Sơ đồ DFD phân rã chức năng 4.0 mô tả quá trình tra cứu và hiển thị thông tin đơn hàng. Chức năng này bao gồm ba tiến trình chính: tra cứu đơn hàng, xem chi tiết đơn hàng và hiển thị kết quả đơn hàng.</w:t>
+      </w:r>
+    </w:p>
+    <w:p>
+      <w:pPr>
+        <w:pStyle w:val="NOIDUNG"/>
+      </w:pPr>
+      <w:r>
+        <w:t>Ở tiến trình tra cứu đơn hàng, hệ thống tiếp nhận yêu cầu từ khách hàng và truy xuất thông tin đơn hàng được lưu trong kho dữ liệu đơn hàng. Khi khách hàng yêu cầu xem chi tiết, hệ thống tiếp tục lấy dữ liệu tương ứng từ kho chi tiết đơn hàng để xác định các sản phẩm, số lượng và đơn giá của từng sản phẩm trong đơn hàng. Cuối cùng, hệ thống tổng hợp và hiển thị thông tin phù hợp cho khách hàng.</w:t>
+      </w:r>
+    </w:p>
+    <w:p>
+      <w:pPr>
+        <w:pStyle w:val="NOIDUNG"/>
+        <w:rPr>
+          <w:lang w:val="vi-VN"/>
+        </w:rPr>
+      </w:pPr>
+      <w:r>
+        <w:t xml:space="preserve">Chức năng này giúp khách hàng tra cứu thông tin đơn hàng đã được lưu trong hệ thống. Việc xử lý dữ liệu thông qua kho đơn hàng và kho chi tiết đơn hàng bảo </w:t>
+      </w:r>
+      <w:r>
+        <w:lastRenderedPageBreak/>
+        <w:t>đảm thông tin chung và thông tin từng sản phẩm được liên kết với nhau trong quá trình hiển thị.</w:t>
+      </w:r>
+    </w:p>
+    <w:p>
+      <w:pPr>
+        <w:keepNext/>
+      </w:pPr>
+      <w:r>
+        <w:rPr>
+          <w:lang w:val="vi-VN"/>
+        </w:rPr>
+        <w:drawing>
+          <wp:inline distT="0" distB="0" distL="0" distR="0" wp14:anchorId="56E228F8" wp14:editId="08615E17">
+            <wp:extent cx="5082980" cy="2362405"/>
+            <wp:effectExtent l="19050" t="19050" r="22860" b="19050"/>
+            <wp:docPr id="1194956769" name="Picture 1"/>
+            <wp:cNvGraphicFramePr>
+              <a:graphicFrameLocks xmlns:a="http://schemas.openxmlformats.org/drawingml/2006/main" noChangeAspect="1"/>
+            </wp:cNvGraphicFramePr>
+            <a:graphic xmlns:a="http://schemas.openxmlformats.org/drawingml/2006/main">
+              <a:graphicData uri="http://schemas.openxmlformats.org/drawingml/2006/picture">
+                <pic:pic xmlns:pic="http://schemas.openxmlformats.org/drawingml/2006/picture">
+                  <pic:nvPicPr>
+                    <pic:cNvPr id="1194956769" name=""/>
+                    <pic:cNvPicPr/>
+                  </pic:nvPicPr>
+                  <pic:blipFill>
+                    <a:blip r:embed="rId18"/>
+                    <a:stretch>
+                      <a:fillRect/>
+                    </a:stretch>
+                  </pic:blipFill>
+                  <pic:spPr>
+                    <a:xfrm>
+                      <a:off x="0" y="0"/>
+                      <a:ext cx="5082980" cy="2362405"/>
+                    </a:xfrm>
+                    <a:prstGeom prst="rect">
+                      <a:avLst/>
+                    </a:prstGeom>
+                    <a:ln>
+                      <a:solidFill>
+                        <a:schemeClr val="tx1"/>
+                      </a:solidFill>
+                    </a:ln>
+                  </pic:spPr>
+                </pic:pic>
+              </a:graphicData>
+            </a:graphic>
+          </wp:inline>
+        </w:drawing>
+      </w:r>
+    </w:p>
+    <w:p>
+      <w:pPr>
+        <w:pStyle w:val="Caption"/>
+        <w:jc w:val="center"/>
+        <w:rPr>
+          <w:lang w:val="vi-VN"/>
+        </w:rPr>
+      </w:pPr>
+      <w:bookmarkStart w:id="37" w:name="_Toc242638669"/>
+      <w:r>
+        <w:t xml:space="preserve">Hình </w:t>
+      </w:r>
+      <w:fldSimple w:instr=" STYLEREF 1 \s ">
+        <w:r>
+          <w:rPr>
+            <w:noProof/>
+          </w:rPr>
+          <w:t>3</w:t>
+        </w:r>
+      </w:fldSimple>
+      <w:r>
+        <w:t>.</w:t>
+      </w:r>
+      <w:fldSimple w:instr=" SEQ Hình \* ARABIC \s 1 ">
+        <w:r>
+          <w:rPr>
+            <w:noProof/>
+          </w:rPr>
+          <w:t>10</w:t>
+        </w:r>
+      </w:fldSimple>
+      <w:r>
+        <w:rPr>
+          <w:lang w:val="vi-VN"/>
+        </w:rPr>
+        <w:t xml:space="preserve"> Sơ đồ DFD xử lý đơn hàng</w:t>
+      </w:r>
+      <w:bookmarkEnd w:id="37"/>
     </w:p>
     <w:p>
       <w:pPr>
@@ -8164,9 +13944,11 @@
           <w:lang w:val="vi-VN"/>
         </w:rPr>
       </w:pPr>
+      <w:bookmarkStart w:id="38" w:name="_Toc242638474"/>
       <w:r>
         <w:t>Thiết kế giao diện</w:t>
       </w:r>
+      <w:bookmarkEnd w:id="38"/>
     </w:p>
     <w:p>
       <w:pPr>
@@ -8175,35 +13957,912 @@
           <w:lang w:val="vi-VN"/>
         </w:rPr>
       </w:pPr>
+      <w:bookmarkStart w:id="39" w:name="_Toc242638475"/>
       <w:r>
         <w:rPr>
           <w:lang w:val="vi-VN"/>
         </w:rPr>
         <w:t>Sơ đồ website</w:t>
       </w:r>
-    </w:p>
-    <w:p>
-      <w:pPr>
-        <w:rPr>
-          <w:lang w:val="vi-VN"/>
-        </w:rPr>
-      </w:pPr>
+      <w:bookmarkEnd w:id="39"/>
+    </w:p>
+    <w:p>
+      <w:pPr>
+        <w:keepNext/>
+      </w:pPr>
+      <w:r>
+        <w:rPr>
+          <w:lang w:val="vi-VN"/>
+        </w:rPr>
+        <w:drawing>
+          <wp:inline distT="0" distB="0" distL="0" distR="0" wp14:anchorId="7BD99B57" wp14:editId="36E711FD">
+            <wp:extent cx="5580380" cy="1702435"/>
+            <wp:effectExtent l="19050" t="19050" r="20320" b="12065"/>
+            <wp:docPr id="138217995" name="Picture 1"/>
+            <wp:cNvGraphicFramePr>
+              <a:graphicFrameLocks xmlns:a="http://schemas.openxmlformats.org/drawingml/2006/main" noChangeAspect="1"/>
+            </wp:cNvGraphicFramePr>
+            <a:graphic xmlns:a="http://schemas.openxmlformats.org/drawingml/2006/main">
+              <a:graphicData uri="http://schemas.openxmlformats.org/drawingml/2006/picture">
+                <pic:pic xmlns:pic="http://schemas.openxmlformats.org/drawingml/2006/picture">
+                  <pic:nvPicPr>
+                    <pic:cNvPr id="138217995" name=""/>
+                    <pic:cNvPicPr/>
+                  </pic:nvPicPr>
+                  <pic:blipFill>
+                    <a:blip r:embed="rId19"/>
+                    <a:stretch>
+                      <a:fillRect/>
+                    </a:stretch>
+                  </pic:blipFill>
+                  <pic:spPr>
+                    <a:xfrm>
+                      <a:off x="0" y="0"/>
+                      <a:ext cx="5580380" cy="1702435"/>
+                    </a:xfrm>
+                    <a:prstGeom prst="rect">
+                      <a:avLst/>
+                    </a:prstGeom>
+                    <a:ln>
+                      <a:solidFill>
+                        <a:schemeClr val="tx1"/>
+                      </a:solidFill>
+                    </a:ln>
+                  </pic:spPr>
+                </pic:pic>
+              </a:graphicData>
+            </a:graphic>
+          </wp:inline>
+        </w:drawing>
+      </w:r>
+    </w:p>
+    <w:p>
+      <w:pPr>
+        <w:pStyle w:val="Caption"/>
+        <w:jc w:val="center"/>
+        <w:rPr>
+          <w:lang w:val="vi-VN"/>
+        </w:rPr>
+      </w:pPr>
+      <w:bookmarkStart w:id="40" w:name="_Toc242638670"/>
+      <w:r>
+        <w:t xml:space="preserve">Hình </w:t>
+      </w:r>
+      <w:fldSimple w:instr=" STYLEREF 1 \s ">
+        <w:r>
+          <w:rPr>
+            <w:noProof/>
+          </w:rPr>
+          <w:t>3</w:t>
+        </w:r>
+      </w:fldSimple>
+      <w:r>
+        <w:t>.</w:t>
+      </w:r>
+      <w:fldSimple w:instr=" SEQ Hình \* ARABIC \s 1 ">
+        <w:r>
+          <w:rPr>
+            <w:noProof/>
+          </w:rPr>
+          <w:t>11</w:t>
+        </w:r>
+      </w:fldSimple>
+      <w:r>
+        <w:rPr>
+          <w:lang w:val="vi-VN"/>
+        </w:rPr>
+        <w:t xml:space="preserve"> Sơ đồ website</w:t>
+      </w:r>
+      <w:bookmarkEnd w:id="40"/>
+    </w:p>
+    <w:p>
+      <w:pPr>
+        <w:pStyle w:val="Heading3"/>
+        <w:rPr>
+          <w:lang w:val="vi-VN"/>
+        </w:rPr>
+      </w:pPr>
+      <w:bookmarkStart w:id="41" w:name="_Toc242638476"/>
+      <w:r>
+        <w:t>Phác thảo giao diện</w:t>
+      </w:r>
+      <w:bookmarkEnd w:id="41"/>
+    </w:p>
+    <w:p>
+      <w:pPr>
+        <w:pStyle w:val="Heading4"/>
+        <w:rPr>
+          <w:lang w:val="vi-VN"/>
+        </w:rPr>
+      </w:pPr>
+      <w:r>
+        <w:rPr>
+          <w:lang w:val="vi-VN"/>
+        </w:rPr>
+        <w:t>Giao diện trang chủ</w:t>
+      </w:r>
+    </w:p>
+    <w:p>
+      <w:pPr>
+        <w:pStyle w:val="NOIDUNG"/>
+        <w:rPr>
+          <w:spacing w:val="4"/>
+          <w:lang w:val="vi-VN"/>
+        </w:rPr>
+      </w:pPr>
+      <w:r>
+        <w:rPr>
+          <w:spacing w:val="4"/>
+        </w:rPr>
+        <w:t>Giao diện trang chủ là nơi khách hàng bắt đầu sử dụng website. Giao diện gồm thanh tìm kiếm, thanh điều hướng, danh mục sản phẩm và banner quảng cáo. Phía dưới banner là danh sách sản phẩm nổi bật, hiển thị hình ảnh, tên, giá bán và nút thêm vào giỏ hàng. Giao diện giúp khách hàng dễ dàng tìm kiếm và lựa chọn sản phẩm phù hợp.</w:t>
+      </w:r>
+    </w:p>
+    <w:p>
+      <w:pPr>
+        <w:keepNext/>
+      </w:pPr>
+      <w:r>
+        <w:rPr>
+          <w:lang w:val="vi-VN"/>
+        </w:rPr>
+        <w:lastRenderedPageBreak/>
+        <w:drawing>
+          <wp:inline distT="0" distB="0" distL="0" distR="0" wp14:anchorId="6B93AC38" wp14:editId="0CBA5987">
+            <wp:extent cx="5580380" cy="3137535"/>
+            <wp:effectExtent l="19050" t="19050" r="20320" b="24765"/>
+            <wp:docPr id="249854109" name="Picture 1"/>
+            <wp:cNvGraphicFramePr>
+              <a:graphicFrameLocks xmlns:a="http://schemas.openxmlformats.org/drawingml/2006/main" noChangeAspect="1"/>
+            </wp:cNvGraphicFramePr>
+            <a:graphic xmlns:a="http://schemas.openxmlformats.org/drawingml/2006/main">
+              <a:graphicData uri="http://schemas.openxmlformats.org/drawingml/2006/picture">
+                <pic:pic xmlns:pic="http://schemas.openxmlformats.org/drawingml/2006/picture">
+                  <pic:nvPicPr>
+                    <pic:cNvPr id="249854109" name=""/>
+                    <pic:cNvPicPr/>
+                  </pic:nvPicPr>
+                  <pic:blipFill>
+                    <a:blip r:embed="rId20"/>
+                    <a:stretch>
+                      <a:fillRect/>
+                    </a:stretch>
+                  </pic:blipFill>
+                  <pic:spPr>
+                    <a:xfrm>
+                      <a:off x="0" y="0"/>
+                      <a:ext cx="5580380" cy="3137535"/>
+                    </a:xfrm>
+                    <a:prstGeom prst="rect">
+                      <a:avLst/>
+                    </a:prstGeom>
+                    <a:ln>
+                      <a:solidFill>
+                        <a:schemeClr val="tx1"/>
+                      </a:solidFill>
+                    </a:ln>
+                  </pic:spPr>
+                </pic:pic>
+              </a:graphicData>
+            </a:graphic>
+          </wp:inline>
+        </w:drawing>
+      </w:r>
+    </w:p>
+    <w:p>
+      <w:pPr>
+        <w:pStyle w:val="Caption"/>
+        <w:jc w:val="center"/>
+        <w:rPr>
+          <w:lang w:val="vi-VN"/>
+        </w:rPr>
+      </w:pPr>
+      <w:bookmarkStart w:id="42" w:name="_Toc242638671"/>
+      <w:r>
+        <w:t xml:space="preserve">Hình </w:t>
+      </w:r>
+      <w:fldSimple w:instr=" STYLEREF 1 \s ">
+        <w:r>
+          <w:rPr>
+            <w:noProof/>
+          </w:rPr>
+          <w:t>3</w:t>
+        </w:r>
+      </w:fldSimple>
+      <w:r>
+        <w:t>.</w:t>
+      </w:r>
+      <w:fldSimple w:instr=" SEQ Hình \* ARABIC \s 1 ">
+        <w:r>
+          <w:rPr>
+            <w:noProof/>
+          </w:rPr>
+          <w:t>12</w:t>
+        </w:r>
+      </w:fldSimple>
+      <w:r>
+        <w:rPr>
+          <w:lang w:val="vi-VN"/>
+        </w:rPr>
+        <w:t xml:space="preserve"> Giao diện trang chủ</w:t>
+      </w:r>
+      <w:bookmarkEnd w:id="42"/>
+    </w:p>
+    <w:p>
+      <w:pPr>
+        <w:pStyle w:val="Heading4"/>
+      </w:pPr>
+      <w:r>
+        <w:t>Giao diện danh sách sản phẩm</w:t>
+      </w:r>
+    </w:p>
+    <w:p>
+      <w:pPr>
+        <w:pStyle w:val="NOIDUNG"/>
+        <w:rPr>
+          <w:lang w:val="vi-VN"/>
+        </w:rPr>
+      </w:pPr>
+      <w:r>
+        <w:t>Giao diện danh sách sản phẩm hiển thị toàn bộ sản phẩm hiện có trên website. Khách hàng có thể tìm kiếm sản phẩm theo tên và lựa chọn danh mục để thu hẹp kết quả. Mỗi sản phẩm được trình bày với hình ảnh, tên, giá bán và nút xem chi tiết hoặc thêm vào giỏ hàng. Giao diện giúp khách hàng thuận tiện duyệt, so sánh và lựa chọn sản phẩm theo nhu cầu.</w:t>
+      </w:r>
+    </w:p>
+    <w:p>
+      <w:pPr>
+        <w:keepNext/>
+      </w:pPr>
+      <w:r>
+        <w:rPr>
+          <w:lang w:val="vi-VN"/>
+        </w:rPr>
+        <w:drawing>
+          <wp:inline distT="0" distB="0" distL="0" distR="0" wp14:anchorId="2F9AC439" wp14:editId="6954767D">
+            <wp:extent cx="5580380" cy="3140710"/>
+            <wp:effectExtent l="19050" t="19050" r="20320" b="21590"/>
+            <wp:docPr id="1286832472" name="Picture 1"/>
+            <wp:cNvGraphicFramePr>
+              <a:graphicFrameLocks xmlns:a="http://schemas.openxmlformats.org/drawingml/2006/main" noChangeAspect="1"/>
+            </wp:cNvGraphicFramePr>
+            <a:graphic xmlns:a="http://schemas.openxmlformats.org/drawingml/2006/main">
+              <a:graphicData uri="http://schemas.openxmlformats.org/drawingml/2006/picture">
+                <pic:pic xmlns:pic="http://schemas.openxmlformats.org/drawingml/2006/picture">
+                  <pic:nvPicPr>
+                    <pic:cNvPr id="1286832472" name=""/>
+                    <pic:cNvPicPr/>
+                  </pic:nvPicPr>
+                  <pic:blipFill>
+                    <a:blip r:embed="rId21"/>
+                    <a:stretch>
+                      <a:fillRect/>
+                    </a:stretch>
+                  </pic:blipFill>
+                  <pic:spPr>
+                    <a:xfrm>
+                      <a:off x="0" y="0"/>
+                      <a:ext cx="5580380" cy="3140710"/>
+                    </a:xfrm>
+                    <a:prstGeom prst="rect">
+                      <a:avLst/>
+                    </a:prstGeom>
+                    <a:ln>
+                      <a:solidFill>
+                        <a:schemeClr val="tx1"/>
+                      </a:solidFill>
+                    </a:ln>
+                  </pic:spPr>
+                </pic:pic>
+              </a:graphicData>
+            </a:graphic>
+          </wp:inline>
+        </w:drawing>
+      </w:r>
+    </w:p>
+    <w:p>
+      <w:pPr>
+        <w:pStyle w:val="Caption"/>
+        <w:jc w:val="center"/>
+        <w:rPr>
+          <w:lang w:val="vi-VN"/>
+        </w:rPr>
+      </w:pPr>
+      <w:bookmarkStart w:id="43" w:name="_Toc242638672"/>
+      <w:r>
+        <w:t xml:space="preserve">Hình </w:t>
+      </w:r>
+      <w:fldSimple w:instr=" STYLEREF 1 \s ">
+        <w:r>
+          <w:rPr>
+            <w:noProof/>
+          </w:rPr>
+          <w:t>3</w:t>
+        </w:r>
+      </w:fldSimple>
+      <w:r>
+        <w:t>.</w:t>
+      </w:r>
+      <w:fldSimple w:instr=" SEQ Hình \* ARABIC \s 1 ">
+        <w:r>
+          <w:rPr>
+            <w:noProof/>
+          </w:rPr>
+          <w:t>13</w:t>
+        </w:r>
+      </w:fldSimple>
+      <w:r>
+        <w:rPr>
+          <w:lang w:val="vi-VN"/>
+        </w:rPr>
+        <w:t xml:space="preserve"> Giao diện danh sách sản phẩm</w:t>
+      </w:r>
+      <w:bookmarkEnd w:id="43"/>
+    </w:p>
+    <w:p>
+      <w:pPr>
+        <w:pStyle w:val="Heading4"/>
+      </w:pPr>
+      <w:r>
+        <w:lastRenderedPageBreak/>
+        <w:t>Giao diện chi tiết sản phẩm</w:t>
+      </w:r>
+    </w:p>
+    <w:p>
+      <w:pPr>
+        <w:pStyle w:val="NOIDUNG"/>
+        <w:rPr>
+          <w:lang w:val="vi-VN"/>
+        </w:rPr>
+      </w:pPr>
+      <w:r>
+        <w:t>Giao diện chi tiết sản phẩm hiển thị hình ảnh, tên, giá bán, mô tả và thông số kỹ thuật của sản phẩm. Khách hàng có thể xem các hình ảnh khác nhau và tham khảo thông tin trước khi mua. Giao diện còn hỗ trợ điều chỉnh số lượng sản phẩm. Hai chức năng chính là thêm vào giỏ hàng và mua ngay giúp khách hàng thuận tiện thực hiện giao dịch.</w:t>
+      </w:r>
+    </w:p>
+    <w:p>
+      <w:pPr>
+        <w:keepNext/>
+      </w:pPr>
+      <w:r>
+        <w:rPr>
+          <w:lang w:val="vi-VN"/>
+        </w:rPr>
+        <w:drawing>
+          <wp:inline distT="0" distB="0" distL="0" distR="0" wp14:anchorId="286DABEA" wp14:editId="5D78F679">
+            <wp:extent cx="5580380" cy="3137535"/>
+            <wp:effectExtent l="19050" t="19050" r="20320" b="24765"/>
+            <wp:docPr id="2079179858" name="Picture 1"/>
+            <wp:cNvGraphicFramePr>
+              <a:graphicFrameLocks xmlns:a="http://schemas.openxmlformats.org/drawingml/2006/main" noChangeAspect="1"/>
+            </wp:cNvGraphicFramePr>
+            <a:graphic xmlns:a="http://schemas.openxmlformats.org/drawingml/2006/main">
+              <a:graphicData uri="http://schemas.openxmlformats.org/drawingml/2006/picture">
+                <pic:pic xmlns:pic="http://schemas.openxmlformats.org/drawingml/2006/picture">
+                  <pic:nvPicPr>
+                    <pic:cNvPr id="2079179858" name=""/>
+                    <pic:cNvPicPr/>
+                  </pic:nvPicPr>
+                  <pic:blipFill>
+                    <a:blip r:embed="rId22"/>
+                    <a:stretch>
+                      <a:fillRect/>
+                    </a:stretch>
+                  </pic:blipFill>
+                  <pic:spPr>
+                    <a:xfrm>
+                      <a:off x="0" y="0"/>
+                      <a:ext cx="5580380" cy="3137535"/>
+                    </a:xfrm>
+                    <a:prstGeom prst="rect">
+                      <a:avLst/>
+                    </a:prstGeom>
+                    <a:ln>
+                      <a:solidFill>
+                        <a:schemeClr val="tx1"/>
+                      </a:solidFill>
+                    </a:ln>
+                  </pic:spPr>
+                </pic:pic>
+              </a:graphicData>
+            </a:graphic>
+          </wp:inline>
+        </w:drawing>
+      </w:r>
+    </w:p>
+    <w:p>
+      <w:pPr>
+        <w:pStyle w:val="Caption"/>
+        <w:jc w:val="center"/>
+        <w:rPr>
+          <w:lang w:val="vi-VN"/>
+        </w:rPr>
+      </w:pPr>
+      <w:bookmarkStart w:id="44" w:name="_Toc242638673"/>
+      <w:r>
+        <w:t xml:space="preserve">Hình </w:t>
+      </w:r>
+      <w:fldSimple w:instr=" STYLEREF 1 \s ">
+        <w:r>
+          <w:rPr>
+            <w:noProof/>
+          </w:rPr>
+          <w:t>3</w:t>
+        </w:r>
+      </w:fldSimple>
+      <w:r>
+        <w:t>.</w:t>
+      </w:r>
+      <w:fldSimple w:instr=" SEQ Hình \* ARABIC \s 1 ">
+        <w:r>
+          <w:rPr>
+            <w:noProof/>
+          </w:rPr>
+          <w:t>14</w:t>
+        </w:r>
+      </w:fldSimple>
+      <w:r>
+        <w:rPr>
+          <w:lang w:val="vi-VN"/>
+        </w:rPr>
+        <w:t xml:space="preserve"> Giao diện trang chi tiết sản phẩm</w:t>
+      </w:r>
+      <w:bookmarkEnd w:id="44"/>
+    </w:p>
+    <w:p>
+      <w:pPr>
+        <w:pStyle w:val="Heading4"/>
+      </w:pPr>
+      <w:r>
+        <w:t>Giao diện giỏ hàng</w:t>
+      </w:r>
+    </w:p>
+    <w:p>
+      <w:pPr>
+        <w:pStyle w:val="NOIDUNG"/>
+        <w:rPr>
+          <w:lang w:val="vi-VN"/>
+        </w:rPr>
+      </w:pPr>
+      <w:r>
+        <w:t>Giao diện giỏ hàng hiển thị danh sách các sản phẩm khách hàng đã chọn, bao gồm hình ảnh, đơn giá, số lượng và thành tiền. Khách hàng có thể tăng, giảm số lượng hoặc xóa sản phẩm khỏi giỏ hàng. Hệ thống hiển thị tổng tiền tạm tính để khách hàng kiểm tra. Nút tiếp tục mua sắm và thanh toán hỗ trợ chuyển sang các bước tiếp theo.</w:t>
+      </w:r>
+    </w:p>
+    <w:p>
+      <w:pPr>
+        <w:keepNext/>
+      </w:pPr>
+      <w:r>
+        <w:rPr>
+          <w:lang w:val="vi-VN"/>
+        </w:rPr>
+        <w:lastRenderedPageBreak/>
+        <w:drawing>
+          <wp:inline distT="0" distB="0" distL="0" distR="0" wp14:anchorId="5A3355D0" wp14:editId="5CBF256F">
+            <wp:extent cx="5580380" cy="3140710"/>
+            <wp:effectExtent l="19050" t="19050" r="20320" b="21590"/>
+            <wp:docPr id="757557493" name="Picture 1"/>
+            <wp:cNvGraphicFramePr>
+              <a:graphicFrameLocks xmlns:a="http://schemas.openxmlformats.org/drawingml/2006/main" noChangeAspect="1"/>
+            </wp:cNvGraphicFramePr>
+            <a:graphic xmlns:a="http://schemas.openxmlformats.org/drawingml/2006/main">
+              <a:graphicData uri="http://schemas.openxmlformats.org/drawingml/2006/picture">
+                <pic:pic xmlns:pic="http://schemas.openxmlformats.org/drawingml/2006/picture">
+                  <pic:nvPicPr>
+                    <pic:cNvPr id="757557493" name=""/>
+                    <pic:cNvPicPr/>
+                  </pic:nvPicPr>
+                  <pic:blipFill>
+                    <a:blip r:embed="rId23"/>
+                    <a:stretch>
+                      <a:fillRect/>
+                    </a:stretch>
+                  </pic:blipFill>
+                  <pic:spPr>
+                    <a:xfrm>
+                      <a:off x="0" y="0"/>
+                      <a:ext cx="5580380" cy="3140710"/>
+                    </a:xfrm>
+                    <a:prstGeom prst="rect">
+                      <a:avLst/>
+                    </a:prstGeom>
+                    <a:ln>
+                      <a:solidFill>
+                        <a:schemeClr val="tx1"/>
+                      </a:solidFill>
+                    </a:ln>
+                  </pic:spPr>
+                </pic:pic>
+              </a:graphicData>
+            </a:graphic>
+          </wp:inline>
+        </w:drawing>
+      </w:r>
+    </w:p>
+    <w:p>
+      <w:pPr>
+        <w:pStyle w:val="Caption"/>
+        <w:jc w:val="center"/>
+        <w:rPr>
+          <w:lang w:val="vi-VN"/>
+        </w:rPr>
+      </w:pPr>
+      <w:bookmarkStart w:id="45" w:name="_Toc242638674"/>
+      <w:r>
+        <w:t xml:space="preserve">Hình </w:t>
+      </w:r>
+      <w:fldSimple w:instr=" STYLEREF 1 \s ">
+        <w:r>
+          <w:rPr>
+            <w:noProof/>
+          </w:rPr>
+          <w:t>3</w:t>
+        </w:r>
+      </w:fldSimple>
+      <w:r>
+        <w:t>.</w:t>
+      </w:r>
+      <w:fldSimple w:instr=" SEQ Hình \* ARABIC \s 1 ">
+        <w:r>
+          <w:rPr>
+            <w:noProof/>
+          </w:rPr>
+          <w:t>15</w:t>
+        </w:r>
+      </w:fldSimple>
+      <w:r>
+        <w:rPr>
+          <w:lang w:val="vi-VN"/>
+        </w:rPr>
+        <w:t xml:space="preserve"> Giao diện trang giỏ hàng</w:t>
+      </w:r>
+      <w:bookmarkEnd w:id="45"/>
+    </w:p>
+    <w:p>
+      <w:pPr>
+        <w:pStyle w:val="Heading4"/>
+      </w:pPr>
+      <w:r>
+        <w:t>Giao diện thanh toán và đặt hàng</w:t>
+      </w:r>
+    </w:p>
+    <w:p>
+      <w:pPr>
+        <w:pStyle w:val="NOIDUNG"/>
+        <w:rPr>
+          <w:lang w:val="vi-VN"/>
+        </w:rPr>
+      </w:pPr>
+      <w:r>
+        <w:t>Giao diện thanh toán cho phép khách hàng nhập thông tin giao hàng như họ tên, số điện thoại và địa chỉ. Khách hàng có thể lựa chọn phương thức thanh toán theo thiết kế hệ thống. Khu vực tóm tắt đơn hàng hiển thị sản phẩm, số lượng, phí vận chuyển và tổng tiền cần thanh toán. Sau khi kiểm tra thông tin, khách hàng nhấn nút Đặt hàng để gửi yêu cầu đến hệ thống.</w:t>
+      </w:r>
+    </w:p>
+    <w:p>
+      <w:pPr>
+        <w:keepNext/>
+      </w:pPr>
+      <w:r>
+        <w:rPr>
+          <w:lang w:val="vi-VN"/>
+        </w:rPr>
+        <w:drawing>
+          <wp:inline distT="0" distB="0" distL="0" distR="0" wp14:anchorId="1A01D43F" wp14:editId="44E1919D">
+            <wp:extent cx="5580380" cy="3140710"/>
+            <wp:effectExtent l="19050" t="19050" r="20320" b="21590"/>
+            <wp:docPr id="1637210955" name="Picture 1"/>
+            <wp:cNvGraphicFramePr>
+              <a:graphicFrameLocks xmlns:a="http://schemas.openxmlformats.org/drawingml/2006/main" noChangeAspect="1"/>
+            </wp:cNvGraphicFramePr>
+            <a:graphic xmlns:a="http://schemas.openxmlformats.org/drawingml/2006/main">
+              <a:graphicData uri="http://schemas.openxmlformats.org/drawingml/2006/picture">
+                <pic:pic xmlns:pic="http://schemas.openxmlformats.org/drawingml/2006/picture">
+                  <pic:nvPicPr>
+                    <pic:cNvPr id="1637210955" name=""/>
+                    <pic:cNvPicPr/>
+                  </pic:nvPicPr>
+                  <pic:blipFill>
+                    <a:blip r:embed="rId24"/>
+                    <a:stretch>
+                      <a:fillRect/>
+                    </a:stretch>
+                  </pic:blipFill>
+                  <pic:spPr>
+                    <a:xfrm>
+                      <a:off x="0" y="0"/>
+                      <a:ext cx="5580380" cy="3140710"/>
+                    </a:xfrm>
+                    <a:prstGeom prst="rect">
+                      <a:avLst/>
+                    </a:prstGeom>
+                    <a:ln>
+                      <a:solidFill>
+                        <a:schemeClr val="tx1"/>
+                      </a:solidFill>
+                    </a:ln>
+                  </pic:spPr>
+                </pic:pic>
+              </a:graphicData>
+            </a:graphic>
+          </wp:inline>
+        </w:drawing>
+      </w:r>
+    </w:p>
+    <w:p>
+      <w:pPr>
+        <w:pStyle w:val="Caption"/>
+        <w:jc w:val="center"/>
+        <w:rPr>
+          <w:lang w:val="vi-VN"/>
+        </w:rPr>
+      </w:pPr>
+      <w:bookmarkStart w:id="46" w:name="_Toc242638675"/>
+      <w:r>
+        <w:t xml:space="preserve">Hình </w:t>
+      </w:r>
+      <w:fldSimple w:instr=" STYLEREF 1 \s ">
+        <w:r>
+          <w:rPr>
+            <w:noProof/>
+          </w:rPr>
+          <w:t>3</w:t>
+        </w:r>
+      </w:fldSimple>
+      <w:r>
+        <w:t>.</w:t>
+      </w:r>
+      <w:fldSimple w:instr=" SEQ Hình \* ARABIC \s 1 ">
+        <w:r>
+          <w:rPr>
+            <w:noProof/>
+          </w:rPr>
+          <w:t>16</w:t>
+        </w:r>
+      </w:fldSimple>
+      <w:r>
+        <w:rPr>
+          <w:lang w:val="vi-VN"/>
+        </w:rPr>
+        <w:t xml:space="preserve"> Giao diện thanh toán và đặt hàng</w:t>
+      </w:r>
+      <w:bookmarkEnd w:id="46"/>
+    </w:p>
+    <w:p>
+      <w:pPr>
+        <w:pStyle w:val="Heading4"/>
+      </w:pPr>
+      <w:r>
+        <w:lastRenderedPageBreak/>
+        <w:t>Giao diện xác nhận đơn hàng</w:t>
+      </w:r>
+    </w:p>
+    <w:p>
+      <w:pPr>
+        <w:pStyle w:val="NOIDUNG"/>
+        <w:rPr>
+          <w:lang w:val="vi-VN"/>
+        </w:rPr>
+      </w:pPr>
+      <w:r>
+        <w:t>Giao diện xác nhận được hiển thị sau khi đặt hàng thành công. Nội dung chính gồm thông báo xác nhận, mã đơn hàng, ngày đặt hàng, tổng tiền và phương thức thanh toán. Các thông tin này giúp khách hàng lưu lại kết quả giao dịch để thuận tiện tra cứu. Giao diện còn cung cấp chức năng xem đơn hàng và tiếp tục mua sắm.</w:t>
+      </w:r>
+    </w:p>
+    <w:p>
+      <w:pPr>
+        <w:keepNext/>
+      </w:pPr>
+      <w:r>
+        <w:rPr>
+          <w:lang w:val="vi-VN"/>
+        </w:rPr>
+        <w:drawing>
+          <wp:inline distT="0" distB="0" distL="0" distR="0" wp14:anchorId="2035BBAB" wp14:editId="6AD07DDE">
+            <wp:extent cx="5580380" cy="3140710"/>
+            <wp:effectExtent l="19050" t="19050" r="20320" b="21590"/>
+            <wp:docPr id="86684480" name="Picture 1"/>
+            <wp:cNvGraphicFramePr>
+              <a:graphicFrameLocks xmlns:a="http://schemas.openxmlformats.org/drawingml/2006/main" noChangeAspect="1"/>
+            </wp:cNvGraphicFramePr>
+            <a:graphic xmlns:a="http://schemas.openxmlformats.org/drawingml/2006/main">
+              <a:graphicData uri="http://schemas.openxmlformats.org/drawingml/2006/picture">
+                <pic:pic xmlns:pic="http://schemas.openxmlformats.org/drawingml/2006/picture">
+                  <pic:nvPicPr>
+                    <pic:cNvPr id="86684480" name=""/>
+                    <pic:cNvPicPr/>
+                  </pic:nvPicPr>
+                  <pic:blipFill>
+                    <a:blip r:embed="rId25"/>
+                    <a:stretch>
+                      <a:fillRect/>
+                    </a:stretch>
+                  </pic:blipFill>
+                  <pic:spPr>
+                    <a:xfrm>
+                      <a:off x="0" y="0"/>
+                      <a:ext cx="5580380" cy="3140710"/>
+                    </a:xfrm>
+                    <a:prstGeom prst="rect">
+                      <a:avLst/>
+                    </a:prstGeom>
+                    <a:ln>
+                      <a:solidFill>
+                        <a:schemeClr val="tx1"/>
+                      </a:solidFill>
+                    </a:ln>
+                  </pic:spPr>
+                </pic:pic>
+              </a:graphicData>
+            </a:graphic>
+          </wp:inline>
+        </w:drawing>
+      </w:r>
+    </w:p>
+    <w:p>
+      <w:pPr>
+        <w:pStyle w:val="Caption"/>
+        <w:jc w:val="center"/>
+        <w:rPr>
+          <w:lang w:val="vi-VN"/>
+        </w:rPr>
+      </w:pPr>
+      <w:bookmarkStart w:id="47" w:name="_Toc242638676"/>
+      <w:r>
+        <w:t xml:space="preserve">Hình </w:t>
+      </w:r>
+      <w:fldSimple w:instr=" STYLEREF 1 \s ">
+        <w:r>
+          <w:rPr>
+            <w:noProof/>
+          </w:rPr>
+          <w:t>3</w:t>
+        </w:r>
+      </w:fldSimple>
+      <w:r>
+        <w:t>.</w:t>
+      </w:r>
+      <w:fldSimple w:instr=" SEQ Hình \* ARABIC \s 1 ">
+        <w:r>
+          <w:rPr>
+            <w:noProof/>
+          </w:rPr>
+          <w:t>17</w:t>
+        </w:r>
+      </w:fldSimple>
+      <w:r>
+        <w:rPr>
+          <w:lang w:val="vi-VN"/>
+        </w:rPr>
+        <w:t xml:space="preserve"> Giao diện xác nhận đơn hàng</w:t>
+      </w:r>
+      <w:bookmarkEnd w:id="47"/>
+    </w:p>
+    <w:p>
+      <w:pPr>
+        <w:pStyle w:val="Heading4"/>
+      </w:pPr>
+      <w:r>
+        <w:t>Giao diện lịch sử đơn hàng</w:t>
+      </w:r>
+    </w:p>
+    <w:p>
+      <w:pPr>
+        <w:pStyle w:val="NOIDUNG"/>
+      </w:pPr>
+      <w:r>
+        <w:t>Giao diện lịch sử đơn hàng cho phép khách hàng xem lại các đơn hàng đã đặt. Danh sách được trình bày dưới dạng bảng, gồm mã đơn hàng, ngày đặt, tổng tiền, trạng thái và nút xem chi tiết. Các trạng thái giúp khách hàng theo dõi tình hình xử lý đơn hàng. Ngoài ra, giao diện có thanh menu tài khoản và chức năng phân trang để thuận tiện tra cứu.</w:t>
+      </w:r>
+    </w:p>
+    <w:p>
+      <w:pPr>
+        <w:keepNext/>
+      </w:pPr>
+      <w:r>
+        <w:rPr>
+          <w:lang w:val="vi-VN"/>
+        </w:rPr>
+        <w:lastRenderedPageBreak/>
+        <w:drawing>
+          <wp:inline distT="0" distB="0" distL="0" distR="0" wp14:anchorId="0DE89291" wp14:editId="4130868B">
+            <wp:extent cx="5580380" cy="3140710"/>
+            <wp:effectExtent l="19050" t="19050" r="20320" b="21590"/>
+            <wp:docPr id="1382546944" name="Picture 1"/>
+            <wp:cNvGraphicFramePr>
+              <a:graphicFrameLocks xmlns:a="http://schemas.openxmlformats.org/drawingml/2006/main" noChangeAspect="1"/>
+            </wp:cNvGraphicFramePr>
+            <a:graphic xmlns:a="http://schemas.openxmlformats.org/drawingml/2006/main">
+              <a:graphicData uri="http://schemas.openxmlformats.org/drawingml/2006/picture">
+                <pic:pic xmlns:pic="http://schemas.openxmlformats.org/drawingml/2006/picture">
+                  <pic:nvPicPr>
+                    <pic:cNvPr id="1382546944" name=""/>
+                    <pic:cNvPicPr/>
+                  </pic:nvPicPr>
+                  <pic:blipFill>
+                    <a:blip r:embed="rId26"/>
+                    <a:stretch>
+                      <a:fillRect/>
+                    </a:stretch>
+                  </pic:blipFill>
+                  <pic:spPr>
+                    <a:xfrm>
+                      <a:off x="0" y="0"/>
+                      <a:ext cx="5580380" cy="3140710"/>
+                    </a:xfrm>
+                    <a:prstGeom prst="rect">
+                      <a:avLst/>
+                    </a:prstGeom>
+                    <a:ln>
+                      <a:solidFill>
+                        <a:schemeClr val="tx1"/>
+                      </a:solidFill>
+                    </a:ln>
+                  </pic:spPr>
+                </pic:pic>
+              </a:graphicData>
+            </a:graphic>
+          </wp:inline>
+        </w:drawing>
+      </w:r>
+    </w:p>
+    <w:p>
+      <w:pPr>
+        <w:pStyle w:val="Caption"/>
+        <w:jc w:val="center"/>
+        <w:rPr>
+          <w:lang w:val="vi-VN"/>
+        </w:rPr>
+      </w:pPr>
+      <w:bookmarkStart w:id="48" w:name="_Toc242638677"/>
+      <w:r>
+        <w:t xml:space="preserve">Hình </w:t>
+      </w:r>
+      <w:fldSimple w:instr=" STYLEREF 1 \s ">
+        <w:r>
+          <w:rPr>
+            <w:noProof/>
+          </w:rPr>
+          <w:t>3</w:t>
+        </w:r>
+      </w:fldSimple>
+      <w:r>
+        <w:t>.</w:t>
+      </w:r>
+      <w:fldSimple w:instr=" SEQ Hình \* ARABIC \s 1 ">
+        <w:r>
+          <w:rPr>
+            <w:noProof/>
+          </w:rPr>
+          <w:t>18</w:t>
+        </w:r>
+      </w:fldSimple>
+      <w:r>
+        <w:rPr>
+          <w:lang w:val="vi-VN"/>
+        </w:rPr>
+        <w:t xml:space="preserve"> Giao diện lịch sử đơn hàng</w:t>
+      </w:r>
+      <w:bookmarkEnd w:id="48"/>
     </w:p>
     <w:p>
       <w:pPr>
         <w:pStyle w:val="Heading2"/>
-      </w:pPr>
-      <w:r>
-        <w:t>Phác thảo giao diện</w:t>
-      </w:r>
-    </w:p>
-    <w:p>
-      <w:pPr>
-        <w:pStyle w:val="Heading2"/>
-      </w:pPr>
+        <w:rPr>
+          <w:lang w:val="vi-VN"/>
+        </w:rPr>
+      </w:pPr>
+      <w:bookmarkStart w:id="49" w:name="_Toc242638477"/>
       <w:r>
         <w:t>Kết chương</w:t>
       </w:r>
+      <w:bookmarkEnd w:id="49"/>
+    </w:p>
+    <w:p>
+      <w:pPr>
+        <w:pStyle w:val="NOIDUNG"/>
+      </w:pPr>
+      <w:r>
+        <w:t>Chương này đã đạt được kết quả phân tích và thiết kế hệ thống website bán hàng trực tuyến thông qua việc xác định các chức năng chính, mô tả luồng dữ liệu giữa người dùng với hệ thống, xây dựng sơ đồ cấu trúc website và xác định các kho dữ liệu cần thiết. Kết quả phân tích đã làm rõ mối quan hệ giữa các chức năng quản lý sản phẩm, quản lý giỏ hàng, xử lý đặt hàng và xử lý đơn hàng, đồng thời xác định trình tự tương tác của khách hàng từ khi tìm kiếm sản phẩm đến khi hoàn tất đặt hàng. Bên cạnh đó, các giao diện chính được phác thảo nhằm cụ thể hóa yêu cầu chức năng và định hướng bố cục sử dụng. Những kết quả này tạo cơ sở cho việc thiết kế cơ sở dữ liệu và triển khai các chức năng của website bằng PHP, MySQL và Docker ở giai đoạn tiếp theo.</w:t>
+      </w:r>
+    </w:p>
+    <w:p>
+      <w:pPr>
+        <w:rPr>
+          <w:lang w:val="vi-VN"/>
+        </w:rPr>
+      </w:pPr>
     </w:p>
     <w:p>
       <w:pPr>
@@ -8224,10 +14883,18 @@
         <w:pStyle w:val="Heading1"/>
         <w:ind w:left="431" w:hanging="431"/>
       </w:pPr>
+      <w:bookmarkStart w:id="50" w:name="_Toc242638478"/>
       <w:r>
         <w:lastRenderedPageBreak/>
-        <w:t>Tiêu đề chương 4</w:t>
-      </w:r>
+        <w:t>KẾT</w:t>
+      </w:r>
+      <w:r>
+        <w:rPr>
+          <w:lang w:val="vi-VN"/>
+        </w:rPr>
+        <w:t xml:space="preserve"> QUẢ NGHIÊN CỨU</w:t>
+      </w:r>
+      <w:bookmarkEnd w:id="50"/>
     </w:p>
     <w:p>
       <w:pPr>
@@ -8248,10 +14915,18 @@
         <w:pStyle w:val="Heading1"/>
         <w:ind w:left="431" w:hanging="431"/>
       </w:pPr>
+      <w:bookmarkStart w:id="51" w:name="_Toc242638479"/>
       <w:r>
         <w:lastRenderedPageBreak/>
-        <w:t>Tiêu đề chương 5</w:t>
-      </w:r>
+        <w:t>KẾT</w:t>
+      </w:r>
+      <w:r>
+        <w:rPr>
+          <w:lang w:val="vi-VN"/>
+        </w:rPr>
+        <w:t xml:space="preserve"> LUẬN VÀ HƯỚNG PHÁT TRIỂN</w:t>
+      </w:r>
+      <w:bookmarkEnd w:id="51"/>
     </w:p>
     <w:p>
       <w:r>
@@ -9714,7 +16389,6 @@
     <w:next w:val="Normal"/>
     <w:autoRedefine/>
     <w:uiPriority w:val="39"/>
-    <w:semiHidden/>
     <w:unhideWhenUsed/>
     <w:rsid w:val="00E32A37"/>
     <w:pPr>
@@ -9991,6 +16665,78 @@
       <w:sz w:val="20"/>
       <w:szCs w:val="20"/>
     </w:rPr>
+  </w:style>
+  <w:style w:type="paragraph" w:styleId="TOCHeading">
+    <w:name w:val="TOC Heading"/>
+    <w:basedOn w:val="Heading1"/>
+    <w:next w:val="Normal"/>
+    <w:uiPriority w:val="39"/>
+    <w:unhideWhenUsed/>
+    <w:qFormat/>
+    <w:rsid w:val="00095775"/>
+    <w:pPr>
+      <w:numPr>
+        <w:numId w:val="0"/>
+      </w:numPr>
+      <w:spacing w:before="240" w:after="0" w:line="259" w:lineRule="auto"/>
+      <w:jc w:val="left"/>
+      <w:outlineLvl w:val="9"/>
+    </w:pPr>
+    <w:rPr>
+      <w:rFonts w:asciiTheme="majorHAnsi" w:hAnsiTheme="majorHAnsi"/>
+      <w:b w:val="0"/>
+      <w:caps w:val="0"/>
+      <w:color w:val="2E74B5" w:themeColor="accent1" w:themeShade="BF"/>
+      <w:sz w:val="32"/>
+    </w:rPr>
+  </w:style>
+  <w:style w:type="paragraph" w:styleId="TOC2">
+    <w:name w:val="toc 2"/>
+    <w:basedOn w:val="Normal"/>
+    <w:next w:val="Normal"/>
+    <w:autoRedefine/>
+    <w:uiPriority w:val="39"/>
+    <w:unhideWhenUsed/>
+    <w:rsid w:val="00095775"/>
+    <w:pPr>
+      <w:spacing w:after="100"/>
+      <w:ind w:left="280"/>
+    </w:pPr>
+  </w:style>
+  <w:style w:type="paragraph" w:styleId="TOC3">
+    <w:name w:val="toc 3"/>
+    <w:basedOn w:val="Normal"/>
+    <w:next w:val="Normal"/>
+    <w:autoRedefine/>
+    <w:uiPriority w:val="39"/>
+    <w:unhideWhenUsed/>
+    <w:rsid w:val="00095775"/>
+    <w:pPr>
+      <w:spacing w:after="100"/>
+      <w:ind w:left="560"/>
+    </w:pPr>
+  </w:style>
+  <w:style w:type="character" w:styleId="Hyperlink">
+    <w:name w:val="Hyperlink"/>
+    <w:basedOn w:val="DefaultParagraphFont"/>
+    <w:uiPriority w:val="99"/>
+    <w:unhideWhenUsed/>
+    <w:rsid w:val="00095775"/>
+    <w:rPr>
+      <w:color w:val="0563C1" w:themeColor="hyperlink"/>
+      <w:u w:val="single"/>
+    </w:rPr>
+  </w:style>
+  <w:style w:type="paragraph" w:styleId="TableofFigures">
+    <w:name w:val="table of figures"/>
+    <w:basedOn w:val="Normal"/>
+    <w:next w:val="Normal"/>
+    <w:uiPriority w:val="99"/>
+    <w:unhideWhenUsed/>
+    <w:rsid w:val="00270745"/>
+    <w:pPr>
+      <w:spacing w:after="0"/>
+    </w:pPr>
   </w:style>
 </w:styles>
 </file>
@@ -10254,4 +17000,16 @@
     </a:ext>
   </a:extLst>
 </a:theme>
+</file>
+
+<file path=customXml/item1.xml><?xml version="1.0" encoding="utf-8"?>
+<b:Sources xmlns:b="http://schemas.openxmlformats.org/officeDocument/2006/bibliography" xmlns="http://schemas.openxmlformats.org/officeDocument/2006/bibliography" SelectedStyle="\IEEE2006OfficeOnline.xsl" StyleName="IEEE" Version="2006"/>
+</file>
+
+<file path=customXml/itemProps1.xml><?xml version="1.0" encoding="utf-8"?>
+<ds:datastoreItem xmlns:ds="http://schemas.openxmlformats.org/officeDocument/2006/customXml" ds:itemID="{5FDD2605-3E78-4E19-B80F-79B24EC3CE02}">
+  <ds:schemaRefs>
+    <ds:schemaRef ds:uri="http://schemas.openxmlformats.org/officeDocument/2006/bibliography"/>
+  </ds:schemaRefs>
+</ds:datastoreItem>
 </file>